--- a/public/module-spec+.docx
+++ b/public/module-spec+.docx
@@ -14,7 +14,6 @@
       <w:pPr>
         <w:spacing w:before="360" w:after="240"/>
         <w:rPr>
-          <w:rFonts w:cs="Arial"/>
           <w:b/>
         </w:rPr>
       </w:pPr>
@@ -60,7 +59,7 @@
         </w:rPr>
         <w:t xml:space="preserve"> (below) and </w:t>
       </w:r>
-      <w:hyperlink r:id="rId12" w:history="1">
+      <w:hyperlink r:id="rId13" w:history="1">
         <w:r>
           <w:rPr>
             <w:rStyle w:val="Hyperlink"/>
@@ -115,6 +114,188 @@
         <w:t>lacement form must also be completed.</w:t>
       </w:r>
     </w:p>
+    <w:p>
+      <w:pPr>
+        <w:rPr>
+          <w:rFonts w:cs="Arial"/>
+        </w:rPr>
+      </w:pPr>
+      <w:r>
+        <w:rPr>
+          <w:rFonts w:cs="Arial"/>
+        </w:rPr>
+        <w:t>The final column in the below form indicates why the different items of information are required</w:t>
+      </w:r>
+      <w:r>
+        <w:rPr>
+          <w:rFonts w:cs="Arial"/>
+        </w:rPr>
+        <w:t xml:space="preserve"> and how it is used</w:t>
+      </w:r>
+      <w:r>
+        <w:rPr>
+          <w:rFonts w:cs="Arial"/>
+        </w:rPr>
+        <w:t>, using the following codes:</w:t>
+      </w:r>
+    </w:p>
+    <w:p>
+      <w:pPr>
+        <w:numPr>
+          <w:ilvl w:val="0"/>
+          <w:numId w:val="39"/>
+        </w:numPr>
+        <w:ind w:left="714" w:hanging="357"/>
+        <w:rPr>
+          <w:rFonts w:cs="Arial"/>
+        </w:rPr>
+      </w:pPr>
+      <w:r>
+        <w:rPr>
+          <w:rFonts w:cs="Arial"/>
+          <w:b/>
+        </w:rPr>
+        <w:t>O</w:t>
+      </w:r>
+      <w:r>
+        <w:rPr>
+          <w:rFonts w:cs="Arial"/>
+        </w:rPr>
+        <w:t xml:space="preserve">: </w:t>
+      </w:r>
+      <w:r>
+        <w:rPr>
+          <w:rFonts w:cs="Arial"/>
+          <w:b/>
+        </w:rPr>
+        <w:t>O</w:t>
+      </w:r>
+      <w:r>
+        <w:rPr>
+          <w:rFonts w:cs="Arial"/>
+        </w:rPr>
+        <w:t>perational information.</w:t>
+      </w:r>
+    </w:p>
+    <w:p>
+      <w:pPr>
+        <w:numPr>
+          <w:ilvl w:val="0"/>
+          <w:numId w:val="39"/>
+        </w:numPr>
+        <w:ind w:left="714" w:hanging="357"/>
+        <w:rPr>
+          <w:rFonts w:cs="Arial"/>
+        </w:rPr>
+      </w:pPr>
+      <w:r>
+        <w:rPr>
+          <w:rFonts w:cs="Arial"/>
+          <w:b/>
+        </w:rPr>
+        <w:t>P</w:t>
+      </w:r>
+      <w:r>
+        <w:rPr>
+          <w:rFonts w:cs="Arial"/>
+        </w:rPr>
+        <w:t xml:space="preserve">: </w:t>
+      </w:r>
+      <w:r>
+        <w:rPr>
+          <w:rFonts w:cs="Arial"/>
+          <w:b/>
+        </w:rPr>
+        <w:t>P</w:t>
+      </w:r>
+      <w:r>
+        <w:rPr>
+          <w:rFonts w:cs="Arial"/>
+        </w:rPr>
+        <w:t>ublished information about the module</w:t>
+      </w:r>
+      <w:r>
+        <w:rPr>
+          <w:rFonts w:cs="Arial"/>
+        </w:rPr>
+        <w:t xml:space="preserve"> that is</w:t>
+      </w:r>
+      <w:r>
+        <w:rPr>
+          <w:rFonts w:cs="Arial"/>
+        </w:rPr>
+        <w:t xml:space="preserve"> subject to CMA</w:t>
+      </w:r>
+      <w:r>
+        <w:rPr>
+          <w:rFonts w:cs="Arial"/>
+        </w:rPr>
+        <w:t xml:space="preserve"> considerations</w:t>
+      </w:r>
+      <w:r>
+        <w:rPr>
+          <w:rFonts w:cs="Arial"/>
+        </w:rPr>
+        <w:t>.</w:t>
+      </w:r>
+    </w:p>
+    <w:p>
+      <w:pPr>
+        <w:numPr>
+          <w:ilvl w:val="0"/>
+          <w:numId w:val="39"/>
+        </w:numPr>
+        <w:spacing w:after="240"/>
+        <w:ind w:left="714" w:hanging="357"/>
+        <w:rPr>
+          <w:rFonts w:cs="Arial"/>
+        </w:rPr>
+      </w:pPr>
+      <w:r>
+        <w:rPr>
+          <w:rFonts w:cs="Arial"/>
+          <w:b/>
+        </w:rPr>
+        <w:t>Q</w:t>
+      </w:r>
+      <w:r>
+        <w:rPr>
+          <w:rFonts w:cs="Arial"/>
+        </w:rPr>
+        <w:t xml:space="preserve">: </w:t>
+      </w:r>
+      <w:r>
+        <w:rPr>
+          <w:rFonts w:cs="Arial"/>
+        </w:rPr>
+        <w:t xml:space="preserve">Information related to </w:t>
+      </w:r>
+      <w:r>
+        <w:rPr>
+          <w:rFonts w:cs="Arial"/>
+          <w:b/>
+        </w:rPr>
+        <w:t>Q</w:t>
+      </w:r>
+      <w:r>
+        <w:rPr>
+          <w:rFonts w:cs="Arial"/>
+        </w:rPr>
+        <w:t>uality assurance processes and considerations</w:t>
+      </w:r>
+      <w:r>
+        <w:rPr>
+          <w:rFonts w:cs="Arial"/>
+        </w:rPr>
+        <w:t>, including alignment with institutional policies</w:t>
+      </w:r>
+      <w:r>
+        <w:rPr>
+          <w:rFonts w:cs="Arial"/>
+        </w:rPr>
+        <w:t>.</w:t>
+      </w:r>
+    </w:p>
     <w:tbl>
       <w:tblPr>
         <w:tblW w:w="10773" w:type="dxa"/>
@@ -137,7 +318,8 @@
       <w:tblGrid>
         <w:gridCol w:w="704"/>
         <w:gridCol w:w="3404"/>
-        <w:gridCol w:w="6665"/>
+        <w:gridCol w:w="5957"/>
+        <w:gridCol w:w="708"/>
       </w:tblGrid>
       <w:tr>
         <w:tc>
@@ -164,10 +346,15 @@
               <w:t>Is this a module proposal or modification?</w:t>
             </w:r>
           </w:p>
-        </w:tc>
-        <w:tc>
-          <w:tcPr>
-            <w:tcW w:w="6665" w:type="dxa"/>
+          <w:p>
+            <w:pPr>
+              <w:jc w:val="center"/>
+            </w:pPr>
+          </w:p>
+        </w:tc>
+        <w:tc>
+          <w:tcPr>
+            <w:tcW w:w="5957" w:type="dxa"/>
           </w:tcPr>
           <w:sdt>
             <w:sdtPr>
@@ -177,7 +364,7 @@
               </w:rPr>
               <w:id w:val="-236941280"/>
               <w:placeholder>
-                <w:docPart w:val="5B25C3DD45144A40B1D6997A99C210F2"/>
+                <w:docPart w:val="5E26CDD7227C4CEB828541471B24FF6A"/>
               </w:placeholder>
               <w:showingPlcHdr/>
               <w:dropDownList>
@@ -259,7 +446,7 @@
               </w:rPr>
               <w:t xml:space="preserve"> module. Additionally, once a new module is approved, please note that a </w:t>
             </w:r>
-            <w:hyperlink r:id="rId13" w:history="1">
+            <w:hyperlink r:id="rId14" w:history="1">
               <w:r>
                 <w:rPr>
                   <w:rStyle w:val="Hyperlink"/>
@@ -288,6 +475,26 @@
             </w:r>
           </w:p>
         </w:tc>
+        <w:tc>
+          <w:tcPr>
+            <w:tcW w:w="708" w:type="dxa"/>
+          </w:tcPr>
+          <w:p>
+            <w:pPr>
+              <w:rPr>
+                <w:color w:val="2B579A"/>
+                <w:shd w:val="clear" w:color="auto" w:fill="E6E6E6"/>
+              </w:rPr>
+            </w:pPr>
+            <w:r>
+              <w:rPr>
+                <w:b/>
+                <w:bCs/>
+              </w:rPr>
+              <w:t>O</w:t>
+            </w:r>
+          </w:p>
+        </w:tc>
       </w:tr>
       <w:tr>
         <w:tc>
@@ -320,7 +527,7 @@
         </w:tc>
         <w:tc>
           <w:tcPr>
-            <w:tcW w:w="6665" w:type="dxa"/>
+            <w:tcW w:w="5957" w:type="dxa"/>
           </w:tcPr>
           <w:p>
             <w:r>
@@ -333,6 +540,25 @@
                 <w:b/>
               </w:rPr>
             </w:pPr>
+          </w:p>
+        </w:tc>
+        <w:tc>
+          <w:tcPr>
+            <w:tcW w:w="708" w:type="dxa"/>
+          </w:tcPr>
+          <w:p>
+            <w:pPr>
+              <w:rPr>
+                <w:shd w:val="clear" w:color="auto" w:fill="E6E6E6"/>
+              </w:rPr>
+            </w:pPr>
+            <w:r>
+              <w:rPr>
+                <w:b/>
+                <w:bCs/>
+              </w:rPr>
+              <w:t>O</w:t>
+            </w:r>
           </w:p>
         </w:tc>
       </w:tr>
@@ -367,7 +593,7 @@
         </w:tc>
         <w:tc>
           <w:tcPr>
-            <w:tcW w:w="6665" w:type="dxa"/>
+            <w:tcW w:w="5957" w:type="dxa"/>
           </w:tcPr>
           <w:p>
             <w:pPr>
@@ -377,6 +603,26 @@
             </w:pPr>
             <w:r>
               <w:t>{dept}</w:t>
+            </w:r>
+          </w:p>
+        </w:tc>
+        <w:tc>
+          <w:tcPr>
+            <w:tcW w:w="708" w:type="dxa"/>
+          </w:tcPr>
+          <w:p>
+            <w:pPr>
+              <w:rPr>
+                <w:color w:val="2B579A"/>
+                <w:shd w:val="clear" w:color="auto" w:fill="E6E6E6"/>
+              </w:rPr>
+            </w:pPr>
+            <w:r>
+              <w:rPr>
+                <w:b/>
+                <w:bCs/>
+              </w:rPr>
+              <w:t>O</w:t>
             </w:r>
           </w:p>
         </w:tc>
@@ -412,7 +658,7 @@
         </w:tc>
         <w:tc>
           <w:tcPr>
-            <w:tcW w:w="6665" w:type="dxa"/>
+            <w:tcW w:w="5957" w:type="dxa"/>
           </w:tcPr>
           <w:p>
             <w:pPr>
@@ -422,6 +668,25 @@
             </w:pPr>
             <w:r>
               <w:t>{title} ({code})</w:t>
+            </w:r>
+          </w:p>
+        </w:tc>
+        <w:tc>
+          <w:tcPr>
+            <w:tcW w:w="708" w:type="dxa"/>
+          </w:tcPr>
+          <w:p>
+            <w:pPr>
+              <w:rPr>
+                <w:b/>
+              </w:rPr>
+            </w:pPr>
+            <w:r>
+              <w:rPr>
+                <w:b/>
+                <w:bCs/>
+              </w:rPr>
+              <w:t>O P Q</w:t>
             </w:r>
           </w:p>
         </w:tc>
@@ -463,14 +728,40 @@
         </w:tc>
         <w:tc>
           <w:tcPr>
-            <w:tcW w:w="6665" w:type="dxa"/>
-          </w:tcPr>
-          <w:p>
-            <w:pPr>
-              <w:rPr>
-                <w:b/>
-              </w:rPr>
-            </w:pPr>
+            <w:tcW w:w="5957" w:type="dxa"/>
+          </w:tcPr>
+          <w:p>
+            <w:pPr>
+              <w:rPr>
+                <w:b/>
+              </w:rPr>
+            </w:pPr>
+          </w:p>
+        </w:tc>
+        <w:tc>
+          <w:tcPr>
+            <w:tcW w:w="708" w:type="dxa"/>
+          </w:tcPr>
+          <w:p>
+            <w:pPr>
+              <w:rPr>
+                <w:b/>
+              </w:rPr>
+            </w:pPr>
+            <w:r>
+              <w:rPr>
+                <w:b/>
+                <w:bCs/>
+              </w:rPr>
+              <w:t>O</w:t>
+            </w:r>
+            <w:r>
+              <w:rPr>
+                <w:b/>
+                <w:bCs/>
+              </w:rPr>
+              <w:t xml:space="preserve"> Q</w:t>
+            </w:r>
           </w:p>
         </w:tc>
       </w:tr>
@@ -494,15 +785,10 @@
         <w:tc>
           <w:tcPr>
             <w:tcW w:w="10069" w:type="dxa"/>
-            <w:gridSpan w:val="2"/>
+            <w:gridSpan w:val="3"/>
             <w:shd w:val="clear" w:color="auto" w:fill="D9D9D9" w:themeFill="background1" w:themeFillShade="D9"/>
           </w:tcPr>
           <w:p>
-            <w:pPr>
-              <w:rPr>
-                <w:b/>
-              </w:rPr>
-            </w:pPr>
             <w:r>
               <w:t>Rationale</w:t>
             </w:r>
@@ -529,12 +815,13 @@
         <w:tc>
           <w:tcPr>
             <w:tcW w:w="10069" w:type="dxa"/>
-            <w:gridSpan w:val="2"/>
-          </w:tcPr>
-          <w:p>
-            <w:pPr>
-              <w:rPr>
-                <w:b/>
+            <w:gridSpan w:val="3"/>
+          </w:tcPr>
+          <w:p>
+            <w:pPr>
+              <w:rPr>
+                <w:b/>
+                <w:bCs/>
               </w:rPr>
             </w:pPr>
             <w:r>
@@ -571,7 +858,7 @@
         </w:tc>
         <w:tc>
           <w:tcPr>
-            <w:tcW w:w="10069" w:type="dxa"/>
+            <w:tcW w:w="9361" w:type="dxa"/>
             <w:gridSpan w:val="2"/>
           </w:tcPr>
           <w:p/>
@@ -581,6 +868,26 @@
                 <w:b/>
               </w:rPr>
             </w:pPr>
+          </w:p>
+        </w:tc>
+        <w:tc>
+          <w:tcPr>
+            <w:tcW w:w="708" w:type="dxa"/>
+          </w:tcPr>
+          <w:p>
+            <w:pPr>
+              <w:rPr>
+                <w:b/>
+                <w:bCs/>
+              </w:rPr>
+            </w:pPr>
+            <w:r>
+              <w:rPr>
+                <w:b/>
+                <w:bCs/>
+              </w:rPr>
+              <w:t>Q</w:t>
+            </w:r>
           </w:p>
         </w:tc>
       </w:tr>
@@ -618,14 +925,34 @@
         </w:tc>
         <w:tc>
           <w:tcPr>
-            <w:tcW w:w="6665" w:type="dxa"/>
-          </w:tcPr>
-          <w:p>
-            <w:pPr>
-              <w:rPr>
-                <w:b/>
-              </w:rPr>
-            </w:pPr>
+            <w:tcW w:w="5957" w:type="dxa"/>
+          </w:tcPr>
+          <w:p>
+            <w:pPr>
+              <w:rPr>
+                <w:b/>
+              </w:rPr>
+            </w:pPr>
+          </w:p>
+        </w:tc>
+        <w:tc>
+          <w:tcPr>
+            <w:tcW w:w="708" w:type="dxa"/>
+          </w:tcPr>
+          <w:p>
+            <w:pPr>
+              <w:rPr>
+                <w:b/>
+                <w:bCs/>
+              </w:rPr>
+            </w:pPr>
+            <w:r>
+              <w:rPr>
+                <w:b/>
+                <w:bCs/>
+              </w:rPr>
+              <w:t>O Q</w:t>
+            </w:r>
           </w:p>
         </w:tc>
       </w:tr>
@@ -669,7 +996,7 @@
         </w:tc>
         <w:tc>
           <w:tcPr>
-            <w:tcW w:w="6665" w:type="dxa"/>
+            <w:tcW w:w="5957" w:type="dxa"/>
           </w:tcPr>
           <w:sdt>
             <w:sdtPr>
@@ -679,7 +1006,7 @@
               </w:rPr>
               <w:id w:val="-1601478484"/>
               <w:placeholder>
-                <w:docPart w:val="206575E9FFE148158E5DB7FB274565B9"/>
+                <w:docPart w:val="CFC986CD3F2548C4B7EA2618B9C6CF8F"/>
               </w:placeholder>
               <w:showingPlcHdr/>
               <w:dropDownList>
@@ -714,6 +1041,28 @@
             </w:pPr>
           </w:p>
         </w:tc>
+        <w:tc>
+          <w:tcPr>
+            <w:tcW w:w="708" w:type="dxa"/>
+          </w:tcPr>
+          <w:p>
+            <w:pPr>
+              <w:rPr>
+                <w:b/>
+                <w:bCs/>
+                <w:color w:val="2B579A"/>
+                <w:shd w:val="clear" w:color="auto" w:fill="E6E6E6"/>
+              </w:rPr>
+            </w:pPr>
+            <w:r>
+              <w:rPr>
+                <w:b/>
+                <w:bCs/>
+              </w:rPr>
+              <w:t>O Q</w:t>
+            </w:r>
+          </w:p>
+        </w:tc>
       </w:tr>
       <w:tr>
         <w:trPr>
@@ -746,7 +1095,7 @@
         </w:tc>
         <w:tc>
           <w:tcPr>
-            <w:tcW w:w="6665" w:type="dxa"/>
+            <w:tcW w:w="5957" w:type="dxa"/>
           </w:tcPr>
           <w:p/>
           <w:p/>
@@ -758,6 +1107,26 @@
             </w:pPr>
           </w:p>
         </w:tc>
+        <w:tc>
+          <w:tcPr>
+            <w:tcW w:w="708" w:type="dxa"/>
+          </w:tcPr>
+          <w:p>
+            <w:pPr>
+              <w:rPr>
+                <w:b/>
+                <w:bCs/>
+              </w:rPr>
+            </w:pPr>
+            <w:r>
+              <w:rPr>
+                <w:b/>
+                <w:bCs/>
+              </w:rPr>
+              <w:t>O Q</w:t>
+            </w:r>
+          </w:p>
+        </w:tc>
       </w:tr>
       <w:tr>
         <w:tc>
@@ -790,12 +1159,13 @@
         <w:tc>
           <w:tcPr>
             <w:tcW w:w="6665" w:type="dxa"/>
+            <w:gridSpan w:val="2"/>
             <w:shd w:val="clear" w:color="auto" w:fill="D9D9D9" w:themeFill="background1" w:themeFillShade="D9"/>
           </w:tcPr>
           <w:p>
             <w:pPr>
               <w:rPr>
-                <w:bCs/>
+                <w:b/>
               </w:rPr>
             </w:pPr>
             <w:r>
@@ -841,14 +1211,34 @@
         </w:tc>
         <w:tc>
           <w:tcPr>
-            <w:tcW w:w="6665" w:type="dxa"/>
-          </w:tcPr>
-          <w:p>
-            <w:pPr>
-              <w:rPr>
-                <w:b/>
-              </w:rPr>
-            </w:pPr>
+            <w:tcW w:w="5957" w:type="dxa"/>
+          </w:tcPr>
+          <w:p>
+            <w:pPr>
+              <w:rPr>
+                <w:b/>
+              </w:rPr>
+            </w:pPr>
+          </w:p>
+        </w:tc>
+        <w:tc>
+          <w:tcPr>
+            <w:tcW w:w="708" w:type="dxa"/>
+          </w:tcPr>
+          <w:p>
+            <w:pPr>
+              <w:rPr>
+                <w:b/>
+                <w:bCs/>
+              </w:rPr>
+            </w:pPr>
+            <w:r>
+              <w:rPr>
+                <w:b/>
+                <w:bCs/>
+              </w:rPr>
+              <w:t>Q</w:t>
+            </w:r>
           </w:p>
         </w:tc>
       </w:tr>
@@ -886,14 +1276,34 @@
         </w:tc>
         <w:tc>
           <w:tcPr>
-            <w:tcW w:w="6665" w:type="dxa"/>
-          </w:tcPr>
-          <w:p>
-            <w:pPr>
-              <w:rPr>
-                <w:b/>
-              </w:rPr>
-            </w:pPr>
+            <w:tcW w:w="5957" w:type="dxa"/>
+          </w:tcPr>
+          <w:p>
+            <w:pPr>
+              <w:rPr>
+                <w:b/>
+              </w:rPr>
+            </w:pPr>
+          </w:p>
+        </w:tc>
+        <w:tc>
+          <w:tcPr>
+            <w:tcW w:w="708" w:type="dxa"/>
+          </w:tcPr>
+          <w:p>
+            <w:pPr>
+              <w:rPr>
+                <w:b/>
+                <w:bCs/>
+              </w:rPr>
+            </w:pPr>
+            <w:r>
+              <w:rPr>
+                <w:b/>
+                <w:bCs/>
+              </w:rPr>
+              <w:t>Q</w:t>
+            </w:r>
           </w:p>
         </w:tc>
       </w:tr>
@@ -928,14 +1338,34 @@
         </w:tc>
         <w:tc>
           <w:tcPr>
-            <w:tcW w:w="6665" w:type="dxa"/>
-          </w:tcPr>
-          <w:p>
-            <w:pPr>
-              <w:rPr>
-                <w:b/>
-              </w:rPr>
-            </w:pPr>
+            <w:tcW w:w="5957" w:type="dxa"/>
+          </w:tcPr>
+          <w:p>
+            <w:pPr>
+              <w:rPr>
+                <w:b/>
+              </w:rPr>
+            </w:pPr>
+          </w:p>
+        </w:tc>
+        <w:tc>
+          <w:tcPr>
+            <w:tcW w:w="708" w:type="dxa"/>
+          </w:tcPr>
+          <w:p>
+            <w:pPr>
+              <w:rPr>
+                <w:b/>
+                <w:bCs/>
+              </w:rPr>
+            </w:pPr>
+            <w:r>
+              <w:rPr>
+                <w:b/>
+                <w:bCs/>
+              </w:rPr>
+              <w:t>Q</w:t>
+            </w:r>
           </w:p>
         </w:tc>
       </w:tr>
@@ -973,14 +1403,34 @@
         </w:tc>
         <w:tc>
           <w:tcPr>
-            <w:tcW w:w="6665" w:type="dxa"/>
-          </w:tcPr>
-          <w:p>
-            <w:pPr>
-              <w:rPr>
-                <w:b/>
-              </w:rPr>
-            </w:pPr>
+            <w:tcW w:w="5957" w:type="dxa"/>
+          </w:tcPr>
+          <w:p>
+            <w:pPr>
+              <w:rPr>
+                <w:b/>
+              </w:rPr>
+            </w:pPr>
+          </w:p>
+        </w:tc>
+        <w:tc>
+          <w:tcPr>
+            <w:tcW w:w="708" w:type="dxa"/>
+          </w:tcPr>
+          <w:p>
+            <w:pPr>
+              <w:rPr>
+                <w:b/>
+                <w:bCs/>
+              </w:rPr>
+            </w:pPr>
+            <w:r>
+              <w:rPr>
+                <w:b/>
+                <w:bCs/>
+              </w:rPr>
+              <w:t>Q</w:t>
+            </w:r>
           </w:p>
         </w:tc>
       </w:tr>
@@ -1027,7 +1477,7 @@
         </w:tc>
         <w:tc>
           <w:tcPr>
-            <w:tcW w:w="6665" w:type="dxa"/>
+            <w:tcW w:w="5957" w:type="dxa"/>
           </w:tcPr>
           <w:sdt>
             <w:sdtPr>
@@ -1037,7 +1487,7 @@
               </w:rPr>
               <w:id w:val="-1510754939"/>
               <w:placeholder>
-                <w:docPart w:val="BC346B85C48540F188FEF2AB090B3052"/>
+                <w:docPart w:val="32476C6C62964958B2A3FF694CAD0701"/>
               </w:placeholder>
               <w:showingPlcHdr/>
               <w:dropDownList>
@@ -1089,7 +1539,7 @@
               </w:rPr>
               <w:t xml:space="preserve">If ‘No’, please state rationale here and </w:t>
             </w:r>
-            <w:hyperlink r:id="rId14" w:history="1">
+            <w:hyperlink r:id="rId15" w:history="1">
               <w:r>
                 <w:rPr>
                   <w:rStyle w:val="Hyperlink"/>
@@ -1116,6 +1566,28 @@
             </w:r>
           </w:p>
         </w:tc>
+        <w:tc>
+          <w:tcPr>
+            <w:tcW w:w="708" w:type="dxa"/>
+          </w:tcPr>
+          <w:p>
+            <w:pPr>
+              <w:rPr>
+                <w:b/>
+                <w:bCs/>
+                <w:color w:val="2B579A"/>
+                <w:shd w:val="clear" w:color="auto" w:fill="E6E6E6"/>
+              </w:rPr>
+            </w:pPr>
+            <w:r>
+              <w:rPr>
+                <w:b/>
+                <w:bCs/>
+              </w:rPr>
+              <w:t>O</w:t>
+            </w:r>
+          </w:p>
+        </w:tc>
       </w:tr>
       <w:tr>
         <w:tc>
@@ -1217,12 +1689,19 @@
               <w:rPr>
                 <w:rFonts w:cs="Arial"/>
               </w:rPr>
-              <w:t xml:space="preserve"> and future considerations, including details of the consultation </w:t>
+              <w:t xml:space="preserve"> and future </w:t>
             </w:r>
             <w:r>
               <w:rPr>
                 <w:rFonts w:cs="Arial"/>
               </w:rPr>
+              <w:lastRenderedPageBreak/>
+              <w:t xml:space="preserve">considerations, including details of the consultation </w:t>
+            </w:r>
+            <w:r>
+              <w:rPr>
+                <w:rFonts w:cs="Arial"/>
+              </w:rPr>
               <w:t xml:space="preserve">with </w:t>
             </w:r>
             <w:r>
@@ -1235,14 +1714,34 @@
         </w:tc>
         <w:tc>
           <w:tcPr>
-            <w:tcW w:w="6665" w:type="dxa"/>
-          </w:tcPr>
-          <w:p>
-            <w:pPr>
-              <w:rPr>
-                <w:b/>
-              </w:rPr>
-            </w:pPr>
+            <w:tcW w:w="5957" w:type="dxa"/>
+          </w:tcPr>
+          <w:p>
+            <w:pPr>
+              <w:rPr>
+                <w:b/>
+              </w:rPr>
+            </w:pPr>
+          </w:p>
+        </w:tc>
+        <w:tc>
+          <w:tcPr>
+            <w:tcW w:w="708" w:type="dxa"/>
+          </w:tcPr>
+          <w:p>
+            <w:pPr>
+              <w:rPr>
+                <w:b/>
+                <w:bCs/>
+              </w:rPr>
+            </w:pPr>
+            <w:r>
+              <w:rPr>
+                <w:b/>
+                <w:bCs/>
+              </w:rPr>
+              <w:t>O</w:t>
+            </w:r>
           </w:p>
         </w:tc>
       </w:tr>
@@ -1261,13 +1760,14 @@
         <w:tc>
           <w:tcPr>
             <w:tcW w:w="10069" w:type="dxa"/>
-            <w:gridSpan w:val="2"/>
+            <w:gridSpan w:val="3"/>
             <w:shd w:val="clear" w:color="auto" w:fill="D9D9D9" w:themeFill="background1" w:themeFillShade="D9"/>
           </w:tcPr>
           <w:p>
             <w:pPr>
               <w:rPr>
                 <w:b/>
+                <w:bCs/>
               </w:rPr>
             </w:pPr>
             <w:r>
@@ -1305,6 +1805,7 @@
         <w:tc>
           <w:tcPr>
             <w:tcW w:w="6665" w:type="dxa"/>
+            <w:gridSpan w:val="2"/>
           </w:tcPr>
           <w:p>
             <w:r>
@@ -1321,7 +1822,7 @@
                 </w:rPr>
                 <w:id w:val="1396163032"/>
                 <w:placeholder>
-                  <w:docPart w:val="152F501F6983427697A4C7AF8B16EB0C"/>
+                  <w:docPart w:val="3B097AED1B374918AD8FAFFAF0169BC3"/>
                 </w:placeholder>
                 <w:showingPlcHdr/>
                 <w:date>
@@ -1349,8 +1850,12 @@
             </w:sdt>
           </w:p>
           <w:p>
-            <w:r>
-              <w:lastRenderedPageBreak/>
+            <w:pPr>
+              <w:rPr>
+                <w:b/>
+              </w:rPr>
+            </w:pPr>
+            <w:r>
               <w:t>Approv</w:t>
             </w:r>
             <w:r>
@@ -1394,6 +1899,7 @@
         <w:tc>
           <w:tcPr>
             <w:tcW w:w="6665" w:type="dxa"/>
+            <w:gridSpan w:val="2"/>
           </w:tcPr>
           <w:p>
             <w:r>
@@ -1410,7 +1916,7 @@
                 </w:rPr>
                 <w:id w:val="-43055345"/>
                 <w:placeholder>
-                  <w:docPart w:val="152F501F6983427697A4C7AF8B16EB0C"/>
+                  <w:docPart w:val="52AF4D14B660493ABF606283DE72A86C"/>
                 </w:placeholder>
                 <w:showingPlcHdr/>
                 <w:date>
@@ -1438,6 +1944,11 @@
             </w:sdt>
           </w:p>
           <w:p>
+            <w:pPr>
+              <w:rPr>
+                <w:b/>
+              </w:rPr>
+            </w:pPr>
             <w:r>
               <w:t>Approv</w:t>
             </w:r>
@@ -1531,7 +2042,7 @@
     </w:p>
     <w:tbl>
       <w:tblPr>
-        <w:tblW w:w="10737" w:type="dxa"/>
+        <w:tblW w:w="10768" w:type="dxa"/>
         <w:tblBorders>
           <w:top w:val="single" w:sz="4" w:space="0" w:color="999999"/>
           <w:left w:val="single" w:sz="4" w:space="0" w:color="999999"/>
@@ -1554,7 +2065,8 @@
         <w:gridCol w:w="2903"/>
         <w:gridCol w:w="664"/>
         <w:gridCol w:w="2495"/>
-        <w:gridCol w:w="3989"/>
+        <w:gridCol w:w="3312"/>
+        <w:gridCol w:w="708"/>
       </w:tblGrid>
       <w:tr>
         <w:tc>
@@ -1589,7 +2101,7 @@
         </w:tc>
         <w:tc>
           <w:tcPr>
-            <w:tcW w:w="6484" w:type="dxa"/>
+            <w:tcW w:w="5807" w:type="dxa"/>
             <w:gridSpan w:val="2"/>
           </w:tcPr>
           <w:p>
@@ -1601,6 +2113,27 @@
             <w:pPr>
               <w:ind w:right="-57"/>
             </w:pPr>
+          </w:p>
+        </w:tc>
+        <w:tc>
+          <w:tcPr>
+            <w:tcW w:w="708" w:type="dxa"/>
+          </w:tcPr>
+          <w:p>
+            <w:pPr>
+              <w:rPr>
+                <w:b/>
+                <w:bCs/>
+                <w:shd w:val="clear" w:color="auto" w:fill="E6E6E6"/>
+              </w:rPr>
+            </w:pPr>
+            <w:r>
+              <w:rPr>
+                <w:b/>
+                <w:bCs/>
+              </w:rPr>
+              <w:t>O</w:t>
+            </w:r>
           </w:p>
         </w:tc>
       </w:tr>
@@ -1637,12 +2170,34 @@
         </w:tc>
         <w:tc>
           <w:tcPr>
-            <w:tcW w:w="6484" w:type="dxa"/>
+            <w:tcW w:w="5807" w:type="dxa"/>
             <w:gridSpan w:val="2"/>
           </w:tcPr>
           <w:p>
             <w:r>
               <w:t>{dept}</w:t>
+            </w:r>
+          </w:p>
+        </w:tc>
+        <w:tc>
+          <w:tcPr>
+            <w:tcW w:w="708" w:type="dxa"/>
+          </w:tcPr>
+          <w:p>
+            <w:pPr>
+              <w:rPr>
+                <w:b/>
+                <w:bCs/>
+                <w:color w:val="2B579A"/>
+                <w:shd w:val="clear" w:color="auto" w:fill="E6E6E6"/>
+              </w:rPr>
+            </w:pPr>
+            <w:r>
+              <w:rPr>
+                <w:b/>
+                <w:bCs/>
+              </w:rPr>
+              <w:t>O</w:t>
             </w:r>
           </w:p>
         </w:tc>
@@ -1680,7 +2235,7 @@
         </w:tc>
         <w:tc>
           <w:tcPr>
-            <w:tcW w:w="6484" w:type="dxa"/>
+            <w:tcW w:w="5807" w:type="dxa"/>
             <w:gridSpan w:val="2"/>
           </w:tcPr>
           <w:sdt>
@@ -1691,7 +2246,7 @@
               </w:rPr>
               <w:id w:val="-99962911"/>
               <w:placeholder>
-                <w:docPart w:val="2E7E35BAACE2491EB914CB2AC906518D"/>
+                <w:docPart w:val="F98798588A2F4D4BB2DDD9348D4151C2"/>
               </w:placeholder>
               <w:showingPlcHdr/>
               <w:dropDownList>
@@ -1730,21 +2285,50 @@
               <w:rPr>
                 <w:i/>
               </w:rPr>
-              <w:t xml:space="preserve">‘yes’ please </w:t>
-            </w:r>
-            <w:proofErr w:type="gramStart"/>
+              <w:t>‘</w:t>
+            </w:r>
+            <w:proofErr w:type="spellStart"/>
             <w:r>
               <w:rPr>
                 <w:i/>
               </w:rPr>
-              <w:t>state</w:t>
-            </w:r>
-            <w:proofErr w:type="gramEnd"/>
+              <w:t>yes’</w:t>
+            </w:r>
+            <w:proofErr w:type="spellEnd"/>
             <w:r>
               <w:rPr>
                 <w:i/>
               </w:rPr>
-              <w:t xml:space="preserve"> the organisation’s name:</w:t>
+              <w:t xml:space="preserve"> please state the organisation’s name:</w:t>
+            </w:r>
+          </w:p>
+        </w:tc>
+        <w:tc>
+          <w:tcPr>
+            <w:tcW w:w="708" w:type="dxa"/>
+          </w:tcPr>
+          <w:p>
+            <w:pPr>
+              <w:rPr>
+                <w:b/>
+                <w:bCs/>
+                <w:color w:val="2B579A"/>
+                <w:shd w:val="clear" w:color="auto" w:fill="E6E6E6"/>
+              </w:rPr>
+            </w:pPr>
+            <w:r>
+              <w:rPr>
+                <w:b/>
+                <w:bCs/>
+              </w:rPr>
+              <w:t>O</w:t>
+            </w:r>
+            <w:r>
+              <w:rPr>
+                <w:b/>
+                <w:bCs/>
+              </w:rPr>
+              <w:t xml:space="preserve"> Q</w:t>
             </w:r>
           </w:p>
         </w:tc>
@@ -1782,7 +2366,7 @@
         </w:tc>
         <w:tc>
           <w:tcPr>
-            <w:tcW w:w="6484" w:type="dxa"/>
+            <w:tcW w:w="5807" w:type="dxa"/>
             <w:gridSpan w:val="2"/>
           </w:tcPr>
           <w:sdt>
@@ -1793,7 +2377,7 @@
               </w:rPr>
               <w:id w:val="-580681292"/>
               <w:placeholder>
-                <w:docPart w:val="75E6191745CB416EB9F4F49AB778782F"/>
+                <w:docPart w:val="713F7A29C8AF4047B538B594F47BDB2B"/>
               </w:placeholder>
               <w:showingPlcHdr/>
               <w:dropDownList>
@@ -1831,7 +2415,43 @@
               <w:rPr>
                 <w:i/>
               </w:rPr>
-              <w:t>If ‘yes’ state which Schools they are and what the split will be, e.g. Mathematics 50%, Chemistry 50%:</w:t>
+              <w:t>If ‘</w:t>
+            </w:r>
+            <w:proofErr w:type="spellStart"/>
+            <w:r>
+              <w:rPr>
+                <w:i/>
+              </w:rPr>
+              <w:t>yes’</w:t>
+            </w:r>
+            <w:proofErr w:type="spellEnd"/>
+            <w:r>
+              <w:rPr>
+                <w:i/>
+              </w:rPr>
+              <w:t xml:space="preserve"> state which Schools they are and what the split will be, e.g. Mathematics 50%, Chemistry 50%:</w:t>
+            </w:r>
+          </w:p>
+        </w:tc>
+        <w:tc>
+          <w:tcPr>
+            <w:tcW w:w="708" w:type="dxa"/>
+          </w:tcPr>
+          <w:p>
+            <w:pPr>
+              <w:rPr>
+                <w:b/>
+                <w:bCs/>
+                <w:color w:val="2B579A"/>
+                <w:shd w:val="clear" w:color="auto" w:fill="E6E6E6"/>
+              </w:rPr>
+            </w:pPr>
+            <w:r>
+              <w:rPr>
+                <w:b/>
+                <w:bCs/>
+              </w:rPr>
+              <w:t>O</w:t>
             </w:r>
           </w:p>
         </w:tc>
@@ -1869,7 +2489,7 @@
         </w:tc>
         <w:tc>
           <w:tcPr>
-            <w:tcW w:w="6484" w:type="dxa"/>
+            <w:tcW w:w="5807" w:type="dxa"/>
             <w:gridSpan w:val="2"/>
           </w:tcPr>
           <w:p>
@@ -1878,6 +2498,26 @@
                 <w:b/>
               </w:rPr>
             </w:pPr>
+          </w:p>
+        </w:tc>
+        <w:tc>
+          <w:tcPr>
+            <w:tcW w:w="708" w:type="dxa"/>
+          </w:tcPr>
+          <w:p>
+            <w:pPr>
+              <w:rPr>
+                <w:b/>
+                <w:bCs/>
+              </w:rPr>
+            </w:pPr>
+            <w:r>
+              <w:rPr>
+                <w:b/>
+                <w:bCs/>
+              </w:rPr>
+              <w:t>Q</w:t>
+            </w:r>
           </w:p>
         </w:tc>
       </w:tr>
@@ -1917,12 +2557,32 @@
         </w:tc>
         <w:tc>
           <w:tcPr>
-            <w:tcW w:w="6484" w:type="dxa"/>
+            <w:tcW w:w="5807" w:type="dxa"/>
             <w:gridSpan w:val="2"/>
           </w:tcPr>
           <w:p>
             <w:r>
               <w:t>{title}</w:t>
+            </w:r>
+          </w:p>
+        </w:tc>
+        <w:tc>
+          <w:tcPr>
+            <w:tcW w:w="708" w:type="dxa"/>
+          </w:tcPr>
+          <w:p>
+            <w:pPr>
+              <w:rPr>
+                <w:b/>
+                <w:bCs/>
+              </w:rPr>
+            </w:pPr>
+            <w:r>
+              <w:rPr>
+                <w:b/>
+                <w:bCs/>
+              </w:rPr>
+              <w:t>O P Q</w:t>
             </w:r>
           </w:p>
         </w:tc>
@@ -1966,7 +2626,7 @@
         </w:tc>
         <w:tc>
           <w:tcPr>
-            <w:tcW w:w="6484" w:type="dxa"/>
+            <w:tcW w:w="5807" w:type="dxa"/>
             <w:gridSpan w:val="2"/>
           </w:tcPr>
           <w:p>
@@ -2008,6 +2668,26 @@
             <w:proofErr w:type="spellEnd"/>
             <w:r>
               <w:t>}</w:t>
+            </w:r>
+          </w:p>
+        </w:tc>
+        <w:tc>
+          <w:tcPr>
+            <w:tcW w:w="708" w:type="dxa"/>
+          </w:tcPr>
+          <w:p>
+            <w:pPr>
+              <w:rPr>
+                <w:b/>
+                <w:bCs/>
+              </w:rPr>
+            </w:pPr>
+            <w:r>
+              <w:rPr>
+                <w:b/>
+                <w:bCs/>
+              </w:rPr>
+              <w:t>O</w:t>
             </w:r>
           </w:p>
         </w:tc>
@@ -2045,12 +2725,34 @@
         </w:tc>
         <w:tc>
           <w:tcPr>
-            <w:tcW w:w="6484" w:type="dxa"/>
+            <w:tcW w:w="5807" w:type="dxa"/>
             <w:gridSpan w:val="2"/>
           </w:tcPr>
           <w:p>
             <w:r>
               <w:t>{level}</w:t>
+            </w:r>
+          </w:p>
+        </w:tc>
+        <w:tc>
+          <w:tcPr>
+            <w:tcW w:w="708" w:type="dxa"/>
+          </w:tcPr>
+          <w:p>
+            <w:pPr>
+              <w:rPr>
+                <w:b/>
+                <w:bCs/>
+                <w:color w:val="2B579A"/>
+                <w:shd w:val="clear" w:color="auto" w:fill="E6E6E6"/>
+              </w:rPr>
+            </w:pPr>
+            <w:r>
+              <w:rPr>
+                <w:b/>
+                <w:bCs/>
+              </w:rPr>
+              <w:t>O P Q</w:t>
             </w:r>
           </w:p>
         </w:tc>
@@ -2088,12 +2790,32 @@
         </w:tc>
         <w:tc>
           <w:tcPr>
-            <w:tcW w:w="6484" w:type="dxa"/>
+            <w:tcW w:w="5807" w:type="dxa"/>
             <w:gridSpan w:val="2"/>
           </w:tcPr>
           <w:p>
             <w:r>
               <w:t>{credits}</w:t>
+            </w:r>
+          </w:p>
+        </w:tc>
+        <w:tc>
+          <w:tcPr>
+            <w:tcW w:w="708" w:type="dxa"/>
+          </w:tcPr>
+          <w:p>
+            <w:pPr>
+              <w:rPr>
+                <w:b/>
+                <w:bCs/>
+              </w:rPr>
+            </w:pPr>
+            <w:r>
+              <w:rPr>
+                <w:b/>
+                <w:bCs/>
+              </w:rPr>
+              <w:t>O P Q</w:t>
             </w:r>
           </w:p>
         </w:tc>
@@ -2137,7 +2859,7 @@
         </w:tc>
         <w:tc>
           <w:tcPr>
-            <w:tcW w:w="6484" w:type="dxa"/>
+            <w:tcW w:w="5807" w:type="dxa"/>
             <w:gridSpan w:val="2"/>
           </w:tcPr>
           <w:p>
@@ -2147,6 +2869,26 @@
                 <w:bCs/>
               </w:rPr>
             </w:pPr>
+          </w:p>
+        </w:tc>
+        <w:tc>
+          <w:tcPr>
+            <w:tcW w:w="708" w:type="dxa"/>
+          </w:tcPr>
+          <w:p>
+            <w:pPr>
+              <w:rPr>
+                <w:b/>
+                <w:bCs/>
+              </w:rPr>
+            </w:pPr>
+            <w:r>
+              <w:rPr>
+                <w:b/>
+                <w:bCs/>
+              </w:rPr>
+              <w:t>O</w:t>
+            </w:r>
           </w:p>
         </w:tc>
       </w:tr>
@@ -2182,7 +2924,7 @@
         </w:tc>
         <w:tc>
           <w:tcPr>
-            <w:tcW w:w="6484" w:type="dxa"/>
+            <w:tcW w:w="5807" w:type="dxa"/>
             <w:gridSpan w:val="2"/>
           </w:tcPr>
           <w:p>
@@ -2212,6 +2954,28 @@
                 <w:iCs/>
               </w:rPr>
               <w:t xml:space="preserve"> please state how frequently and when they will be delivered.</w:t>
+            </w:r>
+          </w:p>
+        </w:tc>
+        <w:tc>
+          <w:tcPr>
+            <w:tcW w:w="708" w:type="dxa"/>
+          </w:tcPr>
+          <w:p>
+            <w:pPr>
+              <w:rPr>
+                <w:b/>
+                <w:bCs/>
+                <w:color w:val="2B579A"/>
+                <w:shd w:val="clear" w:color="auto" w:fill="E6E6E6"/>
+              </w:rPr>
+            </w:pPr>
+            <w:r>
+              <w:rPr>
+                <w:b/>
+                <w:bCs/>
+              </w:rPr>
+              <w:t>O</w:t>
             </w:r>
           </w:p>
         </w:tc>
@@ -2248,7 +3012,7 @@
         </w:tc>
         <w:tc>
           <w:tcPr>
-            <w:tcW w:w="6484" w:type="dxa"/>
+            <w:tcW w:w="5807" w:type="dxa"/>
             <w:gridSpan w:val="2"/>
           </w:tcPr>
           <w:p>
@@ -2351,7 +3115,6 @@
           <w:p/>
           <w:p>
             <w:r>
-              <w:lastRenderedPageBreak/>
               <w:t>Confirmation that module registrations (or numbers attending teaching events for this module) are expected to meet or exceed the relevant College’s agreed threshold:</w:t>
             </w:r>
             <w:r>
@@ -2370,7 +3133,7 @@
                 </w:rPr>
                 <w:id w:val="1207065505"/>
                 <w:placeholder>
-                  <w:docPart w:val="4339E79F67BB4CBDACB13039D7165C16"/>
+                  <w:docPart w:val="B3B0C35C77954E77A13E07A679E3C7AE"/>
                 </w:placeholder>
                 <w:showingPlcHdr/>
                 <w:dropDownList>
@@ -2396,6 +3159,27 @@
             </w:sdt>
           </w:p>
         </w:tc>
+        <w:tc>
+          <w:tcPr>
+            <w:tcW w:w="708" w:type="dxa"/>
+          </w:tcPr>
+          <w:p>
+            <w:pPr>
+              <w:rPr>
+                <w:b/>
+                <w:bCs/>
+              </w:rPr>
+            </w:pPr>
+            <w:r>
+              <w:rPr>
+                <w:b/>
+                <w:bCs/>
+              </w:rPr>
+              <w:lastRenderedPageBreak/>
+              <w:t>O</w:t>
+            </w:r>
+          </w:p>
+        </w:tc>
       </w:tr>
       <w:tr>
         <w:tc>
@@ -2412,7 +3196,6 @@
               <w:rPr>
                 <w:rFonts w:cs="Arial"/>
               </w:rPr>
-              <w:lastRenderedPageBreak/>
               <w:t>13.1</w:t>
             </w:r>
           </w:p>
@@ -2459,7 +3242,7 @@
         </w:tc>
         <w:tc>
           <w:tcPr>
-            <w:tcW w:w="6484" w:type="dxa"/>
+            <w:tcW w:w="5807" w:type="dxa"/>
             <w:gridSpan w:val="2"/>
           </w:tcPr>
           <w:p>
@@ -2483,6 +3266,26 @@
             <w:proofErr w:type="spellEnd"/>
             <w:r>
               <w:t>}</w:t>
+            </w:r>
+          </w:p>
+        </w:tc>
+        <w:tc>
+          <w:tcPr>
+            <w:tcW w:w="708" w:type="dxa"/>
+          </w:tcPr>
+          <w:p>
+            <w:pPr>
+              <w:rPr>
+                <w:b/>
+                <w:bCs/>
+              </w:rPr>
+            </w:pPr>
+            <w:r>
+              <w:rPr>
+                <w:b/>
+                <w:bCs/>
+              </w:rPr>
+              <w:t>O</w:t>
             </w:r>
           </w:p>
         </w:tc>
@@ -2538,7 +3341,7 @@
         </w:tc>
         <w:tc>
           <w:tcPr>
-            <w:tcW w:w="6484" w:type="dxa"/>
+            <w:tcW w:w="5807" w:type="dxa"/>
             <w:gridSpan w:val="2"/>
           </w:tcPr>
           <w:p>
@@ -2547,6 +3350,26 @@
                 <w:b/>
               </w:rPr>
             </w:pPr>
+          </w:p>
+        </w:tc>
+        <w:tc>
+          <w:tcPr>
+            <w:tcW w:w="708" w:type="dxa"/>
+          </w:tcPr>
+          <w:p>
+            <w:pPr>
+              <w:rPr>
+                <w:b/>
+                <w:bCs/>
+              </w:rPr>
+            </w:pPr>
+            <w:r>
+              <w:rPr>
+                <w:b/>
+                <w:bCs/>
+              </w:rPr>
+              <w:t>O</w:t>
+            </w:r>
           </w:p>
         </w:tc>
       </w:tr>
@@ -2588,7 +3411,7 @@
         </w:tc>
         <w:tc>
           <w:tcPr>
-            <w:tcW w:w="6484" w:type="dxa"/>
+            <w:tcW w:w="5807" w:type="dxa"/>
             <w:gridSpan w:val="2"/>
           </w:tcPr>
           <w:p>
@@ -2612,6 +3435,26 @@
             <w:proofErr w:type="spellEnd"/>
             <w:r>
               <w:t>}</w:t>
+            </w:r>
+          </w:p>
+        </w:tc>
+        <w:tc>
+          <w:tcPr>
+            <w:tcW w:w="708" w:type="dxa"/>
+          </w:tcPr>
+          <w:p>
+            <w:pPr>
+              <w:rPr>
+                <w:b/>
+                <w:bCs/>
+              </w:rPr>
+            </w:pPr>
+            <w:r>
+              <w:rPr>
+                <w:b/>
+                <w:bCs/>
+              </w:rPr>
+              <w:t>O</w:t>
             </w:r>
           </w:p>
         </w:tc>
@@ -2648,7 +3491,7 @@
         </w:tc>
         <w:tc>
           <w:tcPr>
-            <w:tcW w:w="6484" w:type="dxa"/>
+            <w:tcW w:w="5807" w:type="dxa"/>
             <w:gridSpan w:val="2"/>
           </w:tcPr>
           <w:p>
@@ -2663,6 +3506,26 @@
                 <w:i/>
               </w:rPr>
               <w:t>If ‘other’ please state here:</w:t>
+            </w:r>
+          </w:p>
+        </w:tc>
+        <w:tc>
+          <w:tcPr>
+            <w:tcW w:w="708" w:type="dxa"/>
+          </w:tcPr>
+          <w:p>
+            <w:pPr>
+              <w:rPr>
+                <w:b/>
+                <w:bCs/>
+              </w:rPr>
+            </w:pPr>
+            <w:r>
+              <w:rPr>
+                <w:b/>
+                <w:bCs/>
+              </w:rPr>
+              <w:t>O P Q</w:t>
             </w:r>
           </w:p>
         </w:tc>
@@ -2733,13 +3596,36 @@
         </w:tc>
         <w:tc>
           <w:tcPr>
-            <w:tcW w:w="6484" w:type="dxa"/>
+            <w:tcW w:w="5807" w:type="dxa"/>
             <w:gridSpan w:val="2"/>
             <w:tcBorders>
               <w:bottom w:val="single" w:sz="4" w:space="0" w:color="999999"/>
             </w:tcBorders>
           </w:tcPr>
           <w:p/>
+        </w:tc>
+        <w:tc>
+          <w:tcPr>
+            <w:tcW w:w="708" w:type="dxa"/>
+            <w:tcBorders>
+              <w:bottom w:val="single" w:sz="4" w:space="0" w:color="999999"/>
+            </w:tcBorders>
+          </w:tcPr>
+          <w:p>
+            <w:pPr>
+              <w:rPr>
+                <w:b/>
+                <w:bCs/>
+              </w:rPr>
+            </w:pPr>
+            <w:r>
+              <w:rPr>
+                <w:b/>
+                <w:bCs/>
+              </w:rPr>
+              <w:t>Q</w:t>
+            </w:r>
+          </w:p>
         </w:tc>
       </w:tr>
       <w:tr>
@@ -2784,7 +3670,7 @@
               </w:rPr>
               <w:t xml:space="preserve">Please briefly outline how this module embeds Education for Sustainability or the United Nations Sustainable Development Goals (SDGs; </w:t>
             </w:r>
-            <w:hyperlink r:id="rId15">
+            <w:hyperlink r:id="rId16">
               <w:r>
                 <w:rPr>
                   <w:rStyle w:val="Hyperlink"/>
@@ -2802,7 +3688,7 @@
         </w:tc>
         <w:tc>
           <w:tcPr>
-            <w:tcW w:w="6484" w:type="dxa"/>
+            <w:tcW w:w="5807" w:type="dxa"/>
             <w:gridSpan w:val="2"/>
             <w:tcBorders>
               <w:bottom w:val="single" w:sz="4" w:space="0" w:color="999999"/>
@@ -2814,6 +3700,29 @@
                 <w:b/>
               </w:rPr>
             </w:pPr>
+          </w:p>
+        </w:tc>
+        <w:tc>
+          <w:tcPr>
+            <w:tcW w:w="708" w:type="dxa"/>
+            <w:tcBorders>
+              <w:bottom w:val="single" w:sz="4" w:space="0" w:color="999999"/>
+            </w:tcBorders>
+          </w:tcPr>
+          <w:p>
+            <w:pPr>
+              <w:rPr>
+                <w:b/>
+                <w:bCs/>
+              </w:rPr>
+            </w:pPr>
+            <w:r>
+              <w:rPr>
+                <w:b/>
+                <w:bCs/>
+              </w:rPr>
+              <w:t>Q</w:t>
+            </w:r>
           </w:p>
         </w:tc>
       </w:tr>
@@ -2863,7 +3772,7 @@
         </w:tc>
         <w:tc>
           <w:tcPr>
-            <w:tcW w:w="6484" w:type="dxa"/>
+            <w:tcW w:w="5807" w:type="dxa"/>
             <w:gridSpan w:val="2"/>
             <w:tcBorders>
               <w:bottom w:val="single" w:sz="4" w:space="0" w:color="999999"/>
@@ -2875,6 +3784,29 @@
                 <w:b/>
               </w:rPr>
             </w:pPr>
+          </w:p>
+        </w:tc>
+        <w:tc>
+          <w:tcPr>
+            <w:tcW w:w="708" w:type="dxa"/>
+            <w:tcBorders>
+              <w:bottom w:val="single" w:sz="4" w:space="0" w:color="999999"/>
+            </w:tcBorders>
+          </w:tcPr>
+          <w:p>
+            <w:pPr>
+              <w:rPr>
+                <w:b/>
+                <w:bCs/>
+              </w:rPr>
+            </w:pPr>
+            <w:r>
+              <w:rPr>
+                <w:b/>
+                <w:bCs/>
+              </w:rPr>
+              <w:t>Q</w:t>
+            </w:r>
           </w:p>
         </w:tc>
       </w:tr>
@@ -2904,20 +3836,41 @@
           </w:tcPr>
           <w:p>
             <w:r>
-              <w:t xml:space="preserve">Total student effort for the module (this should equal the total no. of hours in 19.1-12, otherwise the </w:t>
+              <w:t xml:space="preserve">Total student effort for the module (this should equal the total no. of </w:t>
             </w:r>
             <w:r>
               <w:lastRenderedPageBreak/>
-              <w:t xml:space="preserve">missing hours will be added to ‘guided independent study’). NB Every 10 credits should equate to 100 hours of student effort, which includes guided independent study. Hover over each section for a definition. </w:t>
-            </w:r>
-          </w:p>
-        </w:tc>
-        <w:tc>
-          <w:tcPr>
-            <w:tcW w:w="6484" w:type="dxa"/>
+              <w:t xml:space="preserve">hours in 19.1-12, otherwise the missing hours will be added to ‘guided independent study’). NB Every 10 credits should equate to 100 hours of student effort, which includes guided independent study. Hover over each section for a definition. </w:t>
+            </w:r>
+          </w:p>
+        </w:tc>
+        <w:tc>
+          <w:tcPr>
+            <w:tcW w:w="5807" w:type="dxa"/>
             <w:gridSpan w:val="2"/>
           </w:tcPr>
           <w:p/>
+        </w:tc>
+        <w:tc>
+          <w:tcPr>
+            <w:tcW w:w="708" w:type="dxa"/>
+            <w:vMerge w:val="restart"/>
+          </w:tcPr>
+          <w:p>
+            <w:pPr>
+              <w:rPr>
+                <w:b/>
+                <w:bCs/>
+              </w:rPr>
+            </w:pPr>
+            <w:r>
+              <w:rPr>
+                <w:b/>
+                <w:bCs/>
+              </w:rPr>
+              <w:t>O P Q</w:t>
+            </w:r>
+          </w:p>
         </w:tc>
       </w:tr>
       <w:tr>
@@ -2959,13 +3912,27 @@
         </w:tc>
         <w:tc>
           <w:tcPr>
-            <w:tcW w:w="6484" w:type="dxa"/>
+            <w:tcW w:w="5807" w:type="dxa"/>
             <w:gridSpan w:val="2"/>
           </w:tcPr>
           <w:p>
             <w:r>
               <w:t>{lecture}</w:t>
             </w:r>
+          </w:p>
+        </w:tc>
+        <w:tc>
+          <w:tcPr>
+            <w:tcW w:w="708" w:type="dxa"/>
+            <w:vMerge/>
+          </w:tcPr>
+          <w:p>
+            <w:pPr>
+              <w:rPr>
+                <w:b/>
+                <w:bCs/>
+              </w:rPr>
+            </w:pPr>
           </w:p>
         </w:tc>
       </w:tr>
@@ -3006,6 +3973,7 @@
             <w:r>
               <w:rPr>
                 <w:color w:val="auto"/>
+                <w:shd w:val="clear" w:color="auto" w:fill="E6E6E6"/>
               </w:rPr>
               <w:instrText>HYPERLINK  \l "Seminar" \o "Generally smaller than lectures, seminars give students the opportunity to engage in discussion of a particular topic and/or to explore it in more detail than in a lecture. Includes tutor-, peer-, and student-led classes. Can take place virtually."</w:instrText>
             </w:r>
@@ -3046,13 +4014,27 @@
         </w:tc>
         <w:tc>
           <w:tcPr>
-            <w:tcW w:w="6484" w:type="dxa"/>
+            <w:tcW w:w="5807" w:type="dxa"/>
             <w:gridSpan w:val="2"/>
           </w:tcPr>
           <w:p>
             <w:r>
               <w:t>{seminar}</w:t>
             </w:r>
+          </w:p>
+        </w:tc>
+        <w:tc>
+          <w:tcPr>
+            <w:tcW w:w="708" w:type="dxa"/>
+            <w:vMerge/>
+          </w:tcPr>
+          <w:p>
+            <w:pPr>
+              <w:rPr>
+                <w:b/>
+                <w:bCs/>
+              </w:rPr>
+            </w:pPr>
           </w:p>
         </w:tc>
       </w:tr>
@@ -3128,13 +4110,27 @@
         </w:tc>
         <w:tc>
           <w:tcPr>
-            <w:tcW w:w="6484" w:type="dxa"/>
+            <w:tcW w:w="5807" w:type="dxa"/>
             <w:gridSpan w:val="2"/>
           </w:tcPr>
           <w:p>
             <w:r>
               <w:t>{tutorial}</w:t>
             </w:r>
+          </w:p>
+        </w:tc>
+        <w:tc>
+          <w:tcPr>
+            <w:tcW w:w="708" w:type="dxa"/>
+            <w:vMerge/>
+          </w:tcPr>
+          <w:p>
+            <w:pPr>
+              <w:rPr>
+                <w:b/>
+                <w:bCs/>
+              </w:rPr>
+            </w:pPr>
           </w:p>
         </w:tc>
       </w:tr>
@@ -3210,13 +4206,27 @@
         </w:tc>
         <w:tc>
           <w:tcPr>
-            <w:tcW w:w="6484" w:type="dxa"/>
+            <w:tcW w:w="5807" w:type="dxa"/>
             <w:gridSpan w:val="2"/>
           </w:tcPr>
           <w:p>
             <w:r>
               <w:t>{project}</w:t>
             </w:r>
+          </w:p>
+        </w:tc>
+        <w:tc>
+          <w:tcPr>
+            <w:tcW w:w="708" w:type="dxa"/>
+            <w:vMerge/>
+          </w:tcPr>
+          <w:p>
+            <w:pPr>
+              <w:rPr>
+                <w:b/>
+                <w:bCs/>
+              </w:rPr>
+            </w:pPr>
           </w:p>
         </w:tc>
       </w:tr>
@@ -3292,13 +4302,27 @@
         </w:tc>
         <w:tc>
           <w:tcPr>
-            <w:tcW w:w="6484" w:type="dxa"/>
+            <w:tcW w:w="5807" w:type="dxa"/>
             <w:gridSpan w:val="2"/>
           </w:tcPr>
           <w:p>
             <w:r>
               <w:t>{demo}</w:t>
             </w:r>
+          </w:p>
+        </w:tc>
+        <w:tc>
+          <w:tcPr>
+            <w:tcW w:w="708" w:type="dxa"/>
+            <w:vMerge/>
+          </w:tcPr>
+          <w:p>
+            <w:pPr>
+              <w:rPr>
+                <w:b/>
+                <w:bCs/>
+              </w:rPr>
+            </w:pPr>
           </w:p>
         </w:tc>
       </w:tr>
@@ -3374,13 +4398,27 @@
         </w:tc>
         <w:tc>
           <w:tcPr>
-            <w:tcW w:w="6484" w:type="dxa"/>
+            <w:tcW w:w="5807" w:type="dxa"/>
             <w:gridSpan w:val="2"/>
           </w:tcPr>
           <w:p>
             <w:r>
               <w:t>{practical}</w:t>
             </w:r>
+          </w:p>
+        </w:tc>
+        <w:tc>
+          <w:tcPr>
+            <w:tcW w:w="708" w:type="dxa"/>
+            <w:vMerge/>
+          </w:tcPr>
+          <w:p>
+            <w:pPr>
+              <w:rPr>
+                <w:b/>
+                <w:bCs/>
+              </w:rPr>
+            </w:pPr>
           </w:p>
         </w:tc>
       </w:tr>
@@ -3472,13 +4510,27 @@
         </w:tc>
         <w:tc>
           <w:tcPr>
-            <w:tcW w:w="6484" w:type="dxa"/>
+            <w:tcW w:w="5807" w:type="dxa"/>
             <w:gridSpan w:val="2"/>
           </w:tcPr>
           <w:p>
             <w:r>
               <w:t>{workshop}</w:t>
             </w:r>
+          </w:p>
+        </w:tc>
+        <w:tc>
+          <w:tcPr>
+            <w:tcW w:w="708" w:type="dxa"/>
+            <w:vMerge/>
+          </w:tcPr>
+          <w:p>
+            <w:pPr>
+              <w:rPr>
+                <w:b/>
+                <w:bCs/>
+              </w:rPr>
+            </w:pPr>
           </w:p>
         </w:tc>
       </w:tr>
@@ -3554,13 +4606,27 @@
         </w:tc>
         <w:tc>
           <w:tcPr>
-            <w:tcW w:w="6484" w:type="dxa"/>
+            <w:tcW w:w="5807" w:type="dxa"/>
             <w:gridSpan w:val="2"/>
           </w:tcPr>
           <w:p>
             <w:r>
               <w:t>{fieldwork}</w:t>
             </w:r>
+          </w:p>
+        </w:tc>
+        <w:tc>
+          <w:tcPr>
+            <w:tcW w:w="708" w:type="dxa"/>
+            <w:vMerge/>
+          </w:tcPr>
+          <w:p>
+            <w:pPr>
+              <w:rPr>
+                <w:b/>
+                <w:bCs/>
+              </w:rPr>
+            </w:pPr>
           </w:p>
         </w:tc>
       </w:tr>
@@ -3603,13 +4669,27 @@
         </w:tc>
         <w:tc>
           <w:tcPr>
-            <w:tcW w:w="6484" w:type="dxa"/>
+            <w:tcW w:w="5807" w:type="dxa"/>
             <w:gridSpan w:val="2"/>
           </w:tcPr>
           <w:p>
             <w:r>
               <w:t>{visits}</w:t>
             </w:r>
+          </w:p>
+        </w:tc>
+        <w:tc>
+          <w:tcPr>
+            <w:tcW w:w="708" w:type="dxa"/>
+            <w:vMerge/>
+          </w:tcPr>
+          <w:p>
+            <w:pPr>
+              <w:rPr>
+                <w:b/>
+                <w:bCs/>
+              </w:rPr>
+            </w:pPr>
           </w:p>
         </w:tc>
       </w:tr>
@@ -3632,8 +4712,8 @@
             </w:pPr>
           </w:p>
         </w:tc>
-        <w:bookmarkStart w:id="9" w:name="Workbased"/>
-        <w:bookmarkStart w:id="10" w:name="External"/>
+        <w:bookmarkStart w:id="9" w:name="External"/>
+        <w:bookmarkStart w:id="10" w:name="Workbased"/>
         <w:tc>
           <w:tcPr>
             <w:tcW w:w="3567" w:type="dxa"/>
@@ -3687,13 +4767,27 @@
         </w:tc>
         <w:tc>
           <w:tcPr>
-            <w:tcW w:w="6484" w:type="dxa"/>
+            <w:tcW w:w="5807" w:type="dxa"/>
             <w:gridSpan w:val="2"/>
           </w:tcPr>
           <w:p>
             <w:r>
               <w:t>{work}</w:t>
             </w:r>
+          </w:p>
+        </w:tc>
+        <w:tc>
+          <w:tcPr>
+            <w:tcW w:w="708" w:type="dxa"/>
+            <w:vMerge/>
+          </w:tcPr>
+          <w:p>
+            <w:pPr>
+              <w:rPr>
+                <w:b/>
+                <w:bCs/>
+              </w:rPr>
+            </w:pPr>
           </w:p>
         </w:tc>
       </w:tr>
@@ -3774,13 +4868,27 @@
         </w:tc>
         <w:tc>
           <w:tcPr>
-            <w:tcW w:w="6484" w:type="dxa"/>
+            <w:tcW w:w="5807" w:type="dxa"/>
             <w:gridSpan w:val="2"/>
           </w:tcPr>
           <w:p>
             <w:r>
               <w:t>{independent}</w:t>
             </w:r>
+          </w:p>
+        </w:tc>
+        <w:tc>
+          <w:tcPr>
+            <w:tcW w:w="708" w:type="dxa"/>
+            <w:vMerge/>
+          </w:tcPr>
+          <w:p>
+            <w:pPr>
+              <w:rPr>
+                <w:b/>
+                <w:bCs/>
+              </w:rPr>
+            </w:pPr>
           </w:p>
         </w:tc>
       </w:tr>
@@ -3820,13 +4928,27 @@
         </w:tc>
         <w:tc>
           <w:tcPr>
-            <w:tcW w:w="6484" w:type="dxa"/>
+            <w:tcW w:w="5807" w:type="dxa"/>
             <w:gridSpan w:val="2"/>
           </w:tcPr>
           <w:p>
             <w:r>
               <w:t>{abroad}</w:t>
             </w:r>
+          </w:p>
+        </w:tc>
+        <w:tc>
+          <w:tcPr>
+            <w:tcW w:w="708" w:type="dxa"/>
+            <w:vMerge/>
+          </w:tcPr>
+          <w:p>
+            <w:pPr>
+              <w:rPr>
+                <w:b/>
+                <w:bCs/>
+              </w:rPr>
+            </w:pPr>
           </w:p>
         </w:tc>
       </w:tr>
@@ -3856,8 +4978,8 @@
         </w:tc>
         <w:tc>
           <w:tcPr>
-            <w:tcW w:w="10051" w:type="dxa"/>
-            <w:gridSpan w:val="4"/>
+            <w:tcW w:w="10082" w:type="dxa"/>
+            <w:gridSpan w:val="5"/>
             <w:tcBorders>
               <w:bottom w:val="single" w:sz="4" w:space="0" w:color="999999"/>
             </w:tcBorders>
@@ -3867,6 +4989,7 @@
             <w:pPr>
               <w:rPr>
                 <w:b/>
+                <w:bCs/>
               </w:rPr>
             </w:pPr>
             <w:r>
@@ -3987,7 +5110,8 @@
         </w:tc>
         <w:tc>
           <w:tcPr>
-            <w:tcW w:w="3989" w:type="dxa"/>
+            <w:tcW w:w="4020" w:type="dxa"/>
+            <w:gridSpan w:val="2"/>
             <w:tcBorders>
               <w:bottom w:val="single" w:sz="4" w:space="0" w:color="999999"/>
             </w:tcBorders>
@@ -3995,10 +5119,7 @@
           </w:tcPr>
           <w:p>
             <w:r>
-              <w:t>Not recommended</w:t>
-            </w:r>
-            <w:r>
-              <w:t>:</w:t>
+              <w:t>Not recommended:</w:t>
             </w:r>
           </w:p>
           <w:p>
@@ -4017,7 +5138,13 @@
               <w:rPr>
                 <w:rFonts w:ascii="Arial" w:hAnsi="Arial" w:cs="Arial"/>
               </w:rPr>
-              <w:t>Inclusion of excessive detail regarding the material to be covered in the module. This creates less flexibility to update that material each year.</w:t>
+              <w:t xml:space="preserve">Inclusion of excessive detail regarding the material to be covered in the </w:t>
+            </w:r>
+            <w:r>
+              <w:rPr>
+                <w:rFonts w:ascii="Arial" w:hAnsi="Arial" w:cs="Arial"/>
+              </w:rPr>
+              <w:t>module. This creates less flexibility to update that material each year.</w:t>
             </w:r>
           </w:p>
           <w:p>
@@ -4029,6 +5156,7 @@
               </w:numPr>
               <w:ind w:left="317" w:hanging="283"/>
               <w:rPr>
+                <w:rFonts w:ascii="Arial" w:hAnsi="Arial"/>
                 <w:b/>
               </w:rPr>
             </w:pPr>
@@ -4049,6 +5177,7 @@
               <w:ind w:left="317" w:hanging="283"/>
               <w:rPr>
                 <w:b/>
+                <w:bCs/>
               </w:rPr>
             </w:pPr>
             <w:r>
@@ -4066,7 +5195,7 @@
         </w:trPr>
         <w:tc>
           <w:tcPr>
-            <w:tcW w:w="10737" w:type="dxa"/>
+            <w:tcW w:w="10060" w:type="dxa"/>
             <w:gridSpan w:val="5"/>
             <w:tcBorders>
               <w:bottom w:val="single" w:sz="4" w:space="0" w:color="999999"/>
@@ -4133,6 +5262,29 @@
                 <w:bCs/>
               </w:rPr>
               <w:t>}</w:t>
+            </w:r>
+          </w:p>
+        </w:tc>
+        <w:tc>
+          <w:tcPr>
+            <w:tcW w:w="708" w:type="dxa"/>
+            <w:tcBorders>
+              <w:bottom w:val="single" w:sz="4" w:space="0" w:color="999999"/>
+            </w:tcBorders>
+          </w:tcPr>
+          <w:p>
+            <w:pPr>
+              <w:rPr>
+                <w:b/>
+                <w:bCs/>
+              </w:rPr>
+            </w:pPr>
+            <w:r>
+              <w:rPr>
+                <w:b/>
+                <w:bCs/>
+              </w:rPr>
+              <w:t>P Q</w:t>
             </w:r>
           </w:p>
         </w:tc>
@@ -4159,8 +5311,8 @@
         </w:tc>
         <w:tc>
           <w:tcPr>
-            <w:tcW w:w="10051" w:type="dxa"/>
-            <w:gridSpan w:val="4"/>
+            <w:tcW w:w="10082" w:type="dxa"/>
+            <w:gridSpan w:val="5"/>
             <w:shd w:val="clear" w:color="auto" w:fill="D9D9D9" w:themeFill="background1" w:themeFillShade="D9"/>
           </w:tcPr>
           <w:p>
@@ -4172,42 +5324,18 @@
             <w:r>
               <w:t xml:space="preserve">Module outcomes: each line should contain a different learning outcome (add or remove rows as necessary). All learning outcomes must be assessed by means of a summative assessment – failure to achieve all stated learning outcomes results in a student’s failure of the module. Guidance related to ‘levelness’ can be found in the OfS guidance related to </w:t>
             </w:r>
-            <w:hyperlink r:id="rId16" w:history="1">
+            <w:hyperlink r:id="rId17" w:history="1">
               <w:r>
                 <w:rPr>
                   <w:rStyle w:val="Hyperlink"/>
                 </w:rPr>
-                <w:t>S</w:t>
-              </w:r>
-              <w:r>
-                <w:rPr>
-                  <w:rStyle w:val="Hyperlink"/>
-                </w:rPr>
-                <w:t xml:space="preserve">ector-recognised </w:t>
-              </w:r>
-              <w:r>
-                <w:rPr>
-                  <w:rStyle w:val="Hyperlink"/>
-                </w:rPr>
-                <w:t>S</w:t>
-              </w:r>
-              <w:r>
-                <w:rPr>
-                  <w:rStyle w:val="Hyperlink"/>
-                </w:rPr>
-                <w:t>tandard</w:t>
-              </w:r>
-              <w:r>
-                <w:rPr>
-                  <w:rStyle w:val="Hyperlink"/>
-                </w:rPr>
-                <w:t>s (PDF – 201KB)</w:t>
+                <w:t>Sector-recognised Standards (PDF – 201KB)</w:t>
               </w:r>
             </w:hyperlink>
             <w:r>
               <w:t xml:space="preserve"> and the QAA </w:t>
             </w:r>
-            <w:hyperlink r:id="rId17">
+            <w:hyperlink r:id="rId18">
               <w:r>
                 <w:rPr>
                   <w:color w:val="0000FF"/>
@@ -4228,7 +5356,7 @@
               </w:rPr>
               <w:t xml:space="preserve">Schools are also encouraged to refer to the </w:t>
             </w:r>
-            <w:hyperlink r:id="rId18" w:history="1">
+            <w:hyperlink r:id="rId19" w:history="1">
               <w:r>
                 <w:rPr>
                   <w:rStyle w:val="Hyperlink"/>
@@ -4237,6 +5365,17 @@
               </w:r>
             </w:hyperlink>
             <w:r>
+              <w:t xml:space="preserve"> and </w:t>
+            </w:r>
+            <w:hyperlink r:id="rId20" w:anchor="using-bloom-s-taxonomy-in-learning-outcomes" w:history="1">
+              <w:r>
+                <w:rPr>
+                  <w:rStyle w:val="Hyperlink"/>
+                </w:rPr>
+                <w:t>guidance on Bloom’s Taxonomy</w:t>
+              </w:r>
+            </w:hyperlink>
+            <w:r>
               <w:rPr>
                 <w:color w:val="auto"/>
               </w:rPr>
@@ -4245,6 +5384,11 @@
           </w:p>
           <w:p/>
           <w:p>
+            <w:pPr>
+              <w:rPr>
+                <w:b/>
+              </w:rPr>
+            </w:pPr>
             <w:r>
               <w:t>By the end of the module students should be able to:</w:t>
             </w:r>
@@ -4258,42 +5402,48 @@
           </w:tcPr>
           <w:p>
             <w:pPr>
-              <w:rPr>
-                <w:rFonts w:cs="Arial"/>
+              <w:pStyle w:val="ListParagraph"/>
+              <w:numPr>
+                <w:ilvl w:val="0"/>
+                <w:numId w:val="11"/>
+              </w:numPr>
+              <w:ind w:left="357" w:hanging="357"/>
+              <w:rPr>
+                <w:rFonts w:ascii="Arial" w:hAnsi="Arial" w:cs="Arial"/>
               </w:rPr>
             </w:pPr>
             <w:r>
               <w:rPr>
                 <w:bCs/>
               </w:rPr>
-              <w:t>{#outcomes}</w:t>
+              <w:t>{#</w:t>
+            </w:r>
+            <w:r>
+              <w:rPr>
+                <w:bCs/>
+              </w:rPr>
+              <w:lastRenderedPageBreak/>
+              <w:t>outcomes}</w:t>
             </w:r>
             <w:proofErr w:type="gramStart"/>
             <w:r>
               <w:rPr>
                 <w:bCs/>
               </w:rPr>
-              <w:t>21.</w:t>
-            </w:r>
+              <w:t>21.{</w:t>
+            </w:r>
+            <w:proofErr w:type="gramEnd"/>
             <w:r>
               <w:rPr>
                 <w:bCs/>
               </w:rPr>
-              <w:lastRenderedPageBreak/>
-              <w:t>{</w:t>
-            </w:r>
-            <w:proofErr w:type="gramEnd"/>
-            <w:r>
-              <w:rPr>
-                <w:bCs/>
-              </w:rPr>
               <w:t>sequence}</w:t>
             </w:r>
           </w:p>
         </w:tc>
         <w:tc>
           <w:tcPr>
-            <w:tcW w:w="10051" w:type="dxa"/>
+            <w:tcW w:w="9374" w:type="dxa"/>
             <w:gridSpan w:val="4"/>
           </w:tcPr>
           <w:p>
@@ -4303,6 +5453,26 @@
               </w:rPr>
               <w:lastRenderedPageBreak/>
               <w:t>{outcome}{/outcomes}</w:t>
+            </w:r>
+          </w:p>
+        </w:tc>
+        <w:tc>
+          <w:tcPr>
+            <w:tcW w:w="708" w:type="dxa"/>
+          </w:tcPr>
+          <w:p>
+            <w:pPr>
+              <w:rPr>
+                <w:b/>
+                <w:bCs/>
+              </w:rPr>
+            </w:pPr>
+            <w:r>
+              <w:rPr>
+                <w:b/>
+                <w:bCs/>
+              </w:rPr>
+              <w:t>P Q</w:t>
             </w:r>
           </w:p>
         </w:tc>
@@ -4338,7 +5508,7 @@
         </w:tc>
         <w:tc>
           <w:tcPr>
-            <w:tcW w:w="7148" w:type="dxa"/>
+            <w:tcW w:w="6471" w:type="dxa"/>
             <w:gridSpan w:val="3"/>
           </w:tcPr>
           <w:p>
@@ -4347,6 +5517,26 @@
                 <w:b/>
               </w:rPr>
             </w:pPr>
+          </w:p>
+        </w:tc>
+        <w:tc>
+          <w:tcPr>
+            <w:tcW w:w="708" w:type="dxa"/>
+          </w:tcPr>
+          <w:p>
+            <w:pPr>
+              <w:rPr>
+                <w:b/>
+                <w:bCs/>
+              </w:rPr>
+            </w:pPr>
+            <w:r>
+              <w:rPr>
+                <w:b/>
+                <w:bCs/>
+              </w:rPr>
+              <w:t>Q</w:t>
+            </w:r>
           </w:p>
         </w:tc>
       </w:tr>
@@ -4392,7 +5582,7 @@
         </w:tc>
         <w:tc>
           <w:tcPr>
-            <w:tcW w:w="7148" w:type="dxa"/>
+            <w:tcW w:w="6471" w:type="dxa"/>
             <w:gridSpan w:val="3"/>
           </w:tcPr>
           <w:p>
@@ -4426,6 +5616,27 @@
                 <w:b/>
               </w:rPr>
             </w:pPr>
+          </w:p>
+        </w:tc>
+        <w:tc>
+          <w:tcPr>
+            <w:tcW w:w="708" w:type="dxa"/>
+            <w:vMerge w:val="restart"/>
+          </w:tcPr>
+          <w:p>
+            <w:pPr>
+              <w:rPr>
+                <w:b/>
+                <w:bCs/>
+              </w:rPr>
+            </w:pPr>
+            <w:r>
+              <w:rPr>
+                <w:b/>
+                <w:bCs/>
+              </w:rPr>
+              <w:t>Q</w:t>
+            </w:r>
           </w:p>
         </w:tc>
       </w:tr>
@@ -4461,7 +5672,7 @@
         </w:tc>
         <w:tc>
           <w:tcPr>
-            <w:tcW w:w="7148" w:type="dxa"/>
+            <w:tcW w:w="6471" w:type="dxa"/>
             <w:gridSpan w:val="3"/>
           </w:tcPr>
           <w:p>
@@ -4498,6 +5709,20 @@
             <w:r>
               <w:t xml:space="preserve"> </w:t>
             </w:r>
+          </w:p>
+        </w:tc>
+        <w:tc>
+          <w:tcPr>
+            <w:tcW w:w="708" w:type="dxa"/>
+            <w:vMerge/>
+          </w:tcPr>
+          <w:p>
+            <w:pPr>
+              <w:rPr>
+                <w:b/>
+                <w:bCs/>
+              </w:rPr>
+            </w:pPr>
           </w:p>
         </w:tc>
       </w:tr>
@@ -4527,7 +5752,7 @@
         </w:tc>
         <w:tc>
           <w:tcPr>
-            <w:tcW w:w="7148" w:type="dxa"/>
+            <w:tcW w:w="6471" w:type="dxa"/>
             <w:gridSpan w:val="3"/>
           </w:tcPr>
           <w:p>
@@ -4561,15 +5786,122 @@
             <w:pPr>
               <w:rPr>
                 <w:b/>
+              </w:rPr>
+            </w:pPr>
+          </w:p>
+        </w:tc>
+        <w:tc>
+          <w:tcPr>
+            <w:tcW w:w="708" w:type="dxa"/>
+            <w:vMerge/>
+          </w:tcPr>
+          <w:p>
+            <w:pPr>
+              <w:rPr>
+                <w:b/>
+                <w:bCs/>
               </w:rPr>
             </w:pPr>
           </w:p>
         </w:tc>
       </w:tr>
       <w:tr>
+        <w:trPr>
+          <w:trHeight w:val="757"/>
+        </w:trPr>
         <w:tc>
           <w:tcPr>
             <w:tcW w:w="686" w:type="dxa"/>
+          </w:tcPr>
+          <w:p>
+            <w:pPr>
+              <w:rPr>
+                <w:rFonts w:cs="Arial"/>
+              </w:rPr>
+            </w:pPr>
+            <w:r>
+              <w:rPr>
+                <w:rFonts w:cs="Arial"/>
+              </w:rPr>
+              <w:t>24</w:t>
+            </w:r>
+          </w:p>
+        </w:tc>
+        <w:tc>
+          <w:tcPr>
+            <w:tcW w:w="2903" w:type="dxa"/>
+          </w:tcPr>
+          <w:p>
+            <w:r>
+              <w:t>List all summative assessment components under Type A, Type B, or Type C of the GAI Classification Framework,</w:t>
+            </w:r>
+            <w:r>
+              <w:rPr>
+                <w:rStyle w:val="FootnoteReference"/>
+              </w:rPr>
+              <w:footnoteReference w:id="15"/>
+            </w:r>
+            <w:r>
+              <w:t xml:space="preserve"> </w:t>
+            </w:r>
+            <w:r>
+              <w:lastRenderedPageBreak/>
+              <w:t xml:space="preserve">including weighting, e.g. Type A 2hr written unseen examination (50%), Type C </w:t>
+            </w:r>
+            <w:proofErr w:type="gramStart"/>
+            <w:r>
+              <w:t>1500 word</w:t>
+            </w:r>
+            <w:proofErr w:type="gramEnd"/>
+            <w:r>
+              <w:t xml:space="preserve"> essay (50%).</w:t>
+            </w:r>
+          </w:p>
+        </w:tc>
+        <w:tc>
+          <w:tcPr>
+            <w:tcW w:w="6471" w:type="dxa"/>
+            <w:gridSpan w:val="3"/>
+          </w:tcPr>
+          <w:p>
+            <w:r>
+              <w:lastRenderedPageBreak/>
+              <w:t>{#</w:t>
+            </w:r>
+            <w:proofErr w:type="gramStart"/>
+            <w:r>
+              <w:t>summative}{.}</w:t>
+            </w:r>
+            <w:proofErr w:type="gramEnd"/>
+          </w:p>
+          <w:p>
+            <w:r>
+              <w:t>{/summative}</w:t>
+            </w:r>
+          </w:p>
+        </w:tc>
+        <w:tc>
+          <w:tcPr>
+            <w:tcW w:w="708" w:type="dxa"/>
+          </w:tcPr>
+          <w:p>
+            <w:pPr>
+              <w:rPr>
+                <w:b/>
+                <w:bCs/>
+              </w:rPr>
+            </w:pPr>
+          </w:p>
+        </w:tc>
+      </w:tr>
+      <w:tr>
+        <w:trPr>
+          <w:trHeight w:val="631"/>
+        </w:trPr>
+        <w:tc>
+          <w:tcPr>
+            <w:tcW w:w="686" w:type="dxa"/>
+            <w:vMerge w:val="restart"/>
           </w:tcPr>
           <w:p>
             <w:pPr>
@@ -4588,40 +5920,145 @@
         <w:tc>
           <w:tcPr>
             <w:tcW w:w="2903" w:type="dxa"/>
-          </w:tcPr>
-          <w:p>
-            <w:r>
-              <w:t xml:space="preserve">Additional information on the method(s) of summative assessment and weighting, e.g. 2hr written unseen examination (50%), </w:t>
-            </w:r>
-            <w:proofErr w:type="gramStart"/>
-            <w:r>
-              <w:t>1500 word</w:t>
-            </w:r>
-            <w:proofErr w:type="gramEnd"/>
-            <w:r>
-              <w:t xml:space="preserve"> essay (50%)</w:t>
-            </w:r>
-          </w:p>
-        </w:tc>
-        <w:tc>
-          <w:tcPr>
-            <w:tcW w:w="7148" w:type="dxa"/>
+            <w:vMerge w:val="restart"/>
+          </w:tcPr>
+          <w:p/>
+        </w:tc>
+        <w:tc>
+          <w:tcPr>
+            <w:tcW w:w="6471" w:type="dxa"/>
             <w:gridSpan w:val="3"/>
           </w:tcPr>
           <w:p>
             <w:r>
-              <w:t>{#</w:t>
-            </w:r>
-            <w:proofErr w:type="gramStart"/>
-            <w:r>
-              <w:t>summative}{.}</w:t>
-            </w:r>
-            <w:proofErr w:type="gramEnd"/>
-          </w:p>
-          <w:p>
-            <w:r>
-              <w:t>{/summative}</w:t>
-            </w:r>
+              <w:t>Type A:</w:t>
+            </w:r>
+          </w:p>
+          <w:p/>
+          <w:p/>
+        </w:tc>
+        <w:tc>
+          <w:tcPr>
+            <w:tcW w:w="708" w:type="dxa"/>
+            <w:vMerge w:val="restart"/>
+          </w:tcPr>
+          <w:p>
+            <w:pPr>
+              <w:rPr>
+                <w:b/>
+                <w:bCs/>
+              </w:rPr>
+            </w:pPr>
+            <w:r>
+              <w:rPr>
+                <w:b/>
+                <w:bCs/>
+              </w:rPr>
+              <w:t>O P Q</w:t>
+            </w:r>
+          </w:p>
+        </w:tc>
+      </w:tr>
+      <w:tr>
+        <w:trPr>
+          <w:trHeight w:val="629"/>
+        </w:trPr>
+        <w:tc>
+          <w:tcPr>
+            <w:tcW w:w="686" w:type="dxa"/>
+            <w:vMerge/>
+          </w:tcPr>
+          <w:p>
+            <w:pPr>
+              <w:ind w:left="284"/>
+              <w:rPr>
+                <w:rFonts w:cs="Arial"/>
+              </w:rPr>
+            </w:pPr>
+          </w:p>
+        </w:tc>
+        <w:tc>
+          <w:tcPr>
+            <w:tcW w:w="2903" w:type="dxa"/>
+            <w:vMerge/>
+          </w:tcPr>
+          <w:p/>
+        </w:tc>
+        <w:tc>
+          <w:tcPr>
+            <w:tcW w:w="6471" w:type="dxa"/>
+            <w:gridSpan w:val="3"/>
+          </w:tcPr>
+          <w:p>
+            <w:r>
+              <w:t>Type B:</w:t>
+            </w:r>
+          </w:p>
+        </w:tc>
+        <w:tc>
+          <w:tcPr>
+            <w:tcW w:w="708" w:type="dxa"/>
+            <w:vMerge/>
+          </w:tcPr>
+          <w:p>
+            <w:pPr>
+              <w:rPr>
+                <w:b/>
+                <w:bCs/>
+              </w:rPr>
+            </w:pPr>
+          </w:p>
+        </w:tc>
+      </w:tr>
+      <w:tr>
+        <w:trPr>
+          <w:trHeight w:val="629"/>
+        </w:trPr>
+        <w:tc>
+          <w:tcPr>
+            <w:tcW w:w="686" w:type="dxa"/>
+            <w:vMerge/>
+          </w:tcPr>
+          <w:p>
+            <w:pPr>
+              <w:pStyle w:val="ListParagraph"/>
+              <w:ind w:left="357"/>
+              <w:rPr>
+                <w:rFonts w:cs="Arial"/>
+              </w:rPr>
+            </w:pPr>
+          </w:p>
+        </w:tc>
+        <w:tc>
+          <w:tcPr>
+            <w:tcW w:w="2903" w:type="dxa"/>
+            <w:vMerge/>
+          </w:tcPr>
+          <w:p/>
+        </w:tc>
+        <w:tc>
+          <w:tcPr>
+            <w:tcW w:w="6471" w:type="dxa"/>
+            <w:gridSpan w:val="3"/>
+          </w:tcPr>
+          <w:p>
+            <w:r>
+              <w:t>Type C:</w:t>
+            </w:r>
+          </w:p>
+        </w:tc>
+        <w:tc>
+          <w:tcPr>
+            <w:tcW w:w="708" w:type="dxa"/>
+            <w:vMerge/>
+          </w:tcPr>
+          <w:p>
+            <w:pPr>
+              <w:rPr>
+                <w:b/>
+                <w:bCs/>
+              </w:rPr>
+            </w:pPr>
           </w:p>
         </w:tc>
       </w:tr>
@@ -4660,7 +6097,7 @@
         </w:tc>
         <w:tc>
           <w:tcPr>
-            <w:tcW w:w="7148" w:type="dxa"/>
+            <w:tcW w:w="6471" w:type="dxa"/>
             <w:gridSpan w:val="3"/>
           </w:tcPr>
           <w:p>
@@ -4740,7 +6177,7 @@
               </w:rPr>
               <w:id w:val="-367448047"/>
               <w:placeholder>
-                <w:docPart w:val="CF93ED1AED7E4BED914B2E0509F608FE"/>
+                <w:docPart w:val="53AB538984BE418E89376AA49D38E195"/>
               </w:placeholder>
               <w:showingPlcHdr/>
               <w:dropDownList>
@@ -4751,7 +6188,6 @@
                 <w:listItem w:displayText="3 hours" w:value="3 hours"/>
               </w:dropDownList>
             </w:sdtPr>
-            <w:sdtEndPr/>
             <w:sdtContent>
               <w:p>
                 <w:pPr>
@@ -4805,7 +6241,7 @@
               </w:rPr>
               <w:id w:val="1981425562"/>
               <w:placeholder>
-                <w:docPart w:val="4D9B78D0FF7D417486634BD9DEFC2B93"/>
+                <w:docPart w:val="851E645ED2444D97A8DC10A44E7DE299"/>
               </w:placeholder>
               <w:showingPlcHdr/>
               <w:comboBox>
@@ -4834,6 +6270,28 @@
             </w:sdtContent>
           </w:sdt>
         </w:tc>
+        <w:tc>
+          <w:tcPr>
+            <w:tcW w:w="708" w:type="dxa"/>
+          </w:tcPr>
+          <w:p>
+            <w:pPr>
+              <w:rPr>
+                <w:b/>
+                <w:bCs/>
+                <w:color w:val="2B579A"/>
+                <w:shd w:val="clear" w:color="auto" w:fill="E6E6E6"/>
+              </w:rPr>
+            </w:pPr>
+            <w:r>
+              <w:rPr>
+                <w:b/>
+                <w:bCs/>
+              </w:rPr>
+              <w:t>O</w:t>
+            </w:r>
+          </w:p>
+        </w:tc>
       </w:tr>
       <w:tr>
         <w:tc>
@@ -4866,7 +6324,7 @@
         </w:tc>
         <w:tc>
           <w:tcPr>
-            <w:tcW w:w="7148" w:type="dxa"/>
+            <w:tcW w:w="6471" w:type="dxa"/>
             <w:gridSpan w:val="3"/>
           </w:tcPr>
           <w:p>
@@ -4937,6 +6395,28 @@
             <w:proofErr w:type="spellEnd"/>
             <w:r>
               <w:t>}</w:t>
+            </w:r>
+          </w:p>
+        </w:tc>
+        <w:tc>
+          <w:tcPr>
+            <w:tcW w:w="708" w:type="dxa"/>
+          </w:tcPr>
+          <w:p>
+            <w:pPr>
+              <w:rPr>
+                <w:b/>
+                <w:bCs/>
+                <w:color w:val="2B579A"/>
+                <w:shd w:val="clear" w:color="auto" w:fill="E6E6E6"/>
+              </w:rPr>
+            </w:pPr>
+            <w:r>
+              <w:rPr>
+                <w:b/>
+                <w:bCs/>
+              </w:rPr>
+              <w:t>O</w:t>
             </w:r>
           </w:p>
         </w:tc>
@@ -4981,16 +6461,36 @@
                 <w:rStyle w:val="FootnoteReference"/>
                 <w:color w:val="auto"/>
               </w:rPr>
-              <w:footnoteReference w:id="15"/>
-            </w:r>
-          </w:p>
-        </w:tc>
-        <w:tc>
-          <w:tcPr>
-            <w:tcW w:w="7148" w:type="dxa"/>
+              <w:footnoteReference w:id="16"/>
+            </w:r>
+          </w:p>
+        </w:tc>
+        <w:tc>
+          <w:tcPr>
+            <w:tcW w:w="6471" w:type="dxa"/>
             <w:gridSpan w:val="3"/>
           </w:tcPr>
           <w:p/>
+        </w:tc>
+        <w:tc>
+          <w:tcPr>
+            <w:tcW w:w="708" w:type="dxa"/>
+          </w:tcPr>
+          <w:p>
+            <w:pPr>
+              <w:rPr>
+                <w:b/>
+                <w:bCs/>
+              </w:rPr>
+            </w:pPr>
+            <w:r>
+              <w:rPr>
+                <w:b/>
+                <w:bCs/>
+              </w:rPr>
+              <w:t>O Q</w:t>
+            </w:r>
+          </w:p>
         </w:tc>
       </w:tr>
       <w:tr>
@@ -5018,11 +6518,7 @@
           </w:tcPr>
           <w:p>
             <w:r>
-              <w:t xml:space="preserve">Method(s) of reassessment students would be expected </w:t>
-            </w:r>
-            <w:r>
-              <w:lastRenderedPageBreak/>
-              <w:t xml:space="preserve">to undertake should they fail to pass the module at the first attempt. </w:t>
+              <w:t xml:space="preserve">Method(s) of reassessment students would be expected to undertake should they fail to pass the module at the first attempt. </w:t>
             </w:r>
             <w:r>
               <w:t>The reassessment method</w:t>
@@ -5049,12 +6545,11 @@
         </w:tc>
         <w:tc>
           <w:tcPr>
-            <w:tcW w:w="7148" w:type="dxa"/>
+            <w:tcW w:w="6471" w:type="dxa"/>
             <w:gridSpan w:val="3"/>
           </w:tcPr>
           <w:p>
             <w:r>
-              <w:lastRenderedPageBreak/>
               <w:t>{#</w:t>
             </w:r>
             <w:proofErr w:type="gramStart"/>
@@ -5066,6 +6561,26 @@
           <w:p>
             <w:r>
               <w:t>{/reassessment}</w:t>
+            </w:r>
+          </w:p>
+        </w:tc>
+        <w:tc>
+          <w:tcPr>
+            <w:tcW w:w="708" w:type="dxa"/>
+          </w:tcPr>
+          <w:p>
+            <w:pPr>
+              <w:rPr>
+                <w:b/>
+                <w:bCs/>
+              </w:rPr>
+            </w:pPr>
+            <w:r>
+              <w:rPr>
+                <w:b/>
+                <w:bCs/>
+              </w:rPr>
+              <w:t>O P Q</w:t>
             </w:r>
           </w:p>
         </w:tc>
@@ -5109,7 +6624,7 @@
         </w:tc>
         <w:tc>
           <w:tcPr>
-            <w:tcW w:w="7148" w:type="dxa"/>
+            <w:tcW w:w="6471" w:type="dxa"/>
             <w:gridSpan w:val="3"/>
           </w:tcPr>
           <w:sdt>
@@ -5120,7 +6635,7 @@
               </w:rPr>
               <w:id w:val="-167716267"/>
               <w:placeholder>
-                <w:docPart w:val="AFB8C451F9AC44538453024D28A595EF"/>
+                <w:docPart w:val="4C4589A090604F52926DEE0D0DDE9E56"/>
               </w:placeholder>
               <w:showingPlcHdr/>
               <w:dropDownList>
@@ -5168,6 +6683,28 @@
           </w:p>
           <w:p/>
         </w:tc>
+        <w:tc>
+          <w:tcPr>
+            <w:tcW w:w="708" w:type="dxa"/>
+          </w:tcPr>
+          <w:p>
+            <w:pPr>
+              <w:rPr>
+                <w:b/>
+                <w:bCs/>
+                <w:color w:val="2B579A"/>
+                <w:shd w:val="clear" w:color="auto" w:fill="E6E6E6"/>
+              </w:rPr>
+            </w:pPr>
+            <w:r>
+              <w:rPr>
+                <w:b/>
+                <w:bCs/>
+              </w:rPr>
+              <w:t>Q</w:t>
+            </w:r>
+          </w:p>
+        </w:tc>
       </w:tr>
       <w:tr>
         <w:tc>
@@ -5206,7 +6743,7 @@
             </w:rPr>
             <w:id w:val="1276679452"/>
             <w:placeholder>
-              <w:docPart w:val="11459DA5D5F5450D9B801822E061E396"/>
+              <w:docPart w:val="84A2C8D90BFF4A9C9FA366825D177D57"/>
             </w:placeholder>
             <w:showingPlcHdr/>
             <w:date>
@@ -5225,7 +6762,7 @@
           <w:sdtContent>
             <w:tc>
               <w:tcPr>
-                <w:tcW w:w="7148" w:type="dxa"/>
+                <w:tcW w:w="6471" w:type="dxa"/>
                 <w:gridSpan w:val="3"/>
               </w:tcPr>
               <w:p>
@@ -5240,6 +6777,28 @@
             </w:tc>
           </w:sdtContent>
         </w:sdt>
+        <w:tc>
+          <w:tcPr>
+            <w:tcW w:w="708" w:type="dxa"/>
+          </w:tcPr>
+          <w:p>
+            <w:pPr>
+              <w:rPr>
+                <w:b/>
+                <w:bCs/>
+                <w:color w:val="2B579A"/>
+                <w:shd w:val="clear" w:color="auto" w:fill="E6E6E6"/>
+              </w:rPr>
+            </w:pPr>
+            <w:r>
+              <w:rPr>
+                <w:b/>
+                <w:bCs/>
+              </w:rPr>
+              <w:t>Q</w:t>
+            </w:r>
+          </w:p>
+        </w:tc>
       </w:tr>
       <w:tr>
         <w:trPr>
@@ -5275,7 +6834,7 @@
         </w:tc>
         <w:tc>
           <w:tcPr>
-            <w:tcW w:w="7148" w:type="dxa"/>
+            <w:tcW w:w="6471" w:type="dxa"/>
             <w:gridSpan w:val="3"/>
           </w:tcPr>
           <w:p>
@@ -5296,17 +6855,38 @@
             </w:pPr>
             <w:r>
               <w:t>College administrative contact:</w:t>
+            </w:r>
+          </w:p>
+        </w:tc>
+        <w:tc>
+          <w:tcPr>
+            <w:tcW w:w="708" w:type="dxa"/>
+          </w:tcPr>
+          <w:p>
+            <w:pPr>
+              <w:rPr>
+                <w:b/>
+                <w:bCs/>
+              </w:rPr>
+            </w:pPr>
+            <w:r>
+              <w:rPr>
+                <w:b/>
+                <w:bCs/>
+              </w:rPr>
+              <w:t>O</w:t>
             </w:r>
           </w:p>
         </w:tc>
       </w:tr>
     </w:tbl>
     <w:p/>
-    <w:p/>
     <w:sectPr>
-      <w:headerReference w:type="default" r:id="rId19"/>
-      <w:footerReference w:type="default" r:id="rId20"/>
-      <w:headerReference w:type="first" r:id="rId21"/>
+      <w:headerReference w:type="default" r:id="rId21"/>
+      <w:footerReference w:type="even" r:id="rId22"/>
+      <w:footerReference w:type="default" r:id="rId23"/>
+      <w:headerReference w:type="first" r:id="rId24"/>
+      <w:footerReference w:type="first" r:id="rId25"/>
       <w:pgSz w:w="11906" w:h="16838"/>
       <w:pgMar w:top="1134" w:right="991" w:bottom="1134" w:left="851" w:header="708" w:footer="708" w:gutter="0"/>
       <w:cols w:space="708"/>
@@ -5344,11 +6924,374 @@
   <w:p>
     <w:pPr>
       <w:pStyle w:val="Footer"/>
+    </w:pPr>
+    <w:r>
+      <w:rPr>
+        <w:noProof/>
+      </w:rPr>
+      <mc:AlternateContent>
+        <mc:Choice Requires="wps">
+          <w:drawing>
+            <wp:anchor distT="0" distB="0" distL="0" distR="0" simplePos="0" relativeHeight="251658241" behindDoc="0" locked="0" layoutInCell="1" allowOverlap="1" wp14:anchorId="0BC73EEE" wp14:editId="75C5E92E">
+              <wp:simplePos x="635" y="635"/>
+              <wp:positionH relativeFrom="page">
+                <wp:align>right</wp:align>
+              </wp:positionH>
+              <wp:positionV relativeFrom="page">
+                <wp:align>bottom</wp:align>
+              </wp:positionV>
+              <wp:extent cx="835025" cy="314325"/>
+              <wp:effectExtent l="0" t="0" r="0" b="0"/>
+              <wp:wrapNone/>
+              <wp:docPr id="615563296" name="Text Box 2" descr="RESTRICTED">
+                <a:extLst xmlns:a="http://schemas.openxmlformats.org/drawingml/2006/main">
+                  <a:ext uri="{5AE41FA2-C0FF-4470-9BD4-5FADCA87CBE2}">
+                    <aclsh:classification xmlns:aclsh="http://schemas.microsoft.com/office/drawing/2020/classificationShape" classificationOutcomeType="ftr"/>
+                  </a:ext>
+                </a:extLst>
+              </wp:docPr>
+              <wp:cNvGraphicFramePr/>
+              <a:graphic xmlns:a="http://schemas.openxmlformats.org/drawingml/2006/main">
+                <a:graphicData uri="http://schemas.microsoft.com/office/word/2010/wordprocessingShape">
+                  <wps:wsp>
+                    <wps:cNvSpPr txBox="1"/>
+                    <wps:spPr>
+                      <a:xfrm>
+                        <a:off x="0" y="0"/>
+                        <a:ext cx="835025" cy="314325"/>
+                      </a:xfrm>
+                      <a:prstGeom prst="rect">
+                        <a:avLst/>
+                      </a:prstGeom>
+                      <a:noFill/>
+                      <a:ln>
+                        <a:noFill/>
+                      </a:ln>
+                    </wps:spPr>
+                    <wps:txbx>
+                      <w:txbxContent>
+                        <w:p>
+                          <w:pPr>
+                            <w:rPr>
+                              <w:rFonts w:ascii="Aptos" w:eastAsia="Aptos" w:hAnsi="Aptos" w:cs="Aptos"/>
+                              <w:noProof/>
+                              <w:sz w:val="16"/>
+                              <w:szCs w:val="16"/>
+                            </w:rPr>
+                          </w:pPr>
+                          <w:r>
+                            <w:rPr>
+                              <w:rFonts w:ascii="Aptos" w:eastAsia="Aptos" w:hAnsi="Aptos" w:cs="Aptos"/>
+                              <w:noProof/>
+                              <w:sz w:val="16"/>
+                              <w:szCs w:val="16"/>
+                            </w:rPr>
+                            <w:t>RESTRICTED</w:t>
+                          </w:r>
+                        </w:p>
+                      </w:txbxContent>
+                    </wps:txbx>
+                    <wps:bodyPr rot="0" spcFirstLastPara="0" vertOverflow="overflow" horzOverflow="overflow" vert="horz" wrap="none" lIns="0" tIns="0" rIns="254000" bIns="190500" numCol="1" spcCol="0" rtlCol="0" fromWordArt="0" anchor="b" anchorCtr="0" forceAA="0" compatLnSpc="1">
+                      <a:prstTxWarp prst="textNoShape">
+                        <a:avLst/>
+                      </a:prstTxWarp>
+                      <a:spAutoFit/>
+                    </wps:bodyPr>
+                  </wps:wsp>
+                </a:graphicData>
+              </a:graphic>
+            </wp:anchor>
+          </w:drawing>
+        </mc:Choice>
+        <mc:Fallback>
+          <w:pict>
+            <v:shapetype w14:anchorId="0BC73EEE" id="_x0000_t202" coordsize="21600,21600" o:spt="202" path="m,l,21600r21600,l21600,xe">
+              <v:stroke joinstyle="miter"/>
+              <v:path gradientshapeok="t" o:connecttype="rect"/>
+            </v:shapetype>
+            <v:shape id="Text Box 2" o:spid="_x0000_s1026" type="#_x0000_t202" alt="RESTRICTED" style="position:absolute;margin-left:14.55pt;margin-top:0;width:65.75pt;height:24.75pt;z-index:251658241;visibility:visible;mso-wrap-style:none;mso-wrap-distance-left:0;mso-wrap-distance-top:0;mso-wrap-distance-right:0;mso-wrap-distance-bottom:0;mso-position-horizontal:right;mso-position-horizontal-relative:page;mso-position-vertical:bottom;mso-position-vertical-relative:page;v-text-anchor:bottom" o:gfxdata="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" filled="f" stroked="f">
+              <v:textbox style="mso-fit-shape-to-text:t" inset="0,0,20pt,15pt">
+                <w:txbxContent>
+                  <w:p>
+                    <w:pPr>
+                      <w:rPr>
+                        <w:rFonts w:ascii="Aptos" w:eastAsia="Aptos" w:hAnsi="Aptos" w:cs="Aptos"/>
+                        <w:noProof/>
+                        <w:sz w:val="16"/>
+                        <w:szCs w:val="16"/>
+                      </w:rPr>
+                    </w:pPr>
+                    <w:r>
+                      <w:rPr>
+                        <w:rFonts w:ascii="Aptos" w:eastAsia="Aptos" w:hAnsi="Aptos" w:cs="Aptos"/>
+                        <w:noProof/>
+                        <w:sz w:val="16"/>
+                        <w:szCs w:val="16"/>
+                      </w:rPr>
+                      <w:t>RESTRICTED</w:t>
+                    </w:r>
+                  </w:p>
+                </w:txbxContent>
+              </v:textbox>
+              <w10:wrap anchorx="page" anchory="page"/>
+            </v:shape>
+          </w:pict>
+        </mc:Fallback>
+      </mc:AlternateContent>
+    </w:r>
+  </w:p>
+</w:ftr>
+</file>
+
+<file path=word/footer2.xml><?xml version="1.0" encoding="utf-8"?>
+<w:ftr xmlns:wpc="http://schemas.microsoft.com/office/word/2010/wordprocessingCanvas" xmlns:cx="http://schemas.microsoft.com/office/drawing/2014/chartex" xmlns:cx1="http://schemas.microsoft.com/office/drawing/2015/9/8/chartex" xmlns:cx2="http://schemas.microsoft.com/office/drawing/2015/10/21/chartex" xmlns:cx3="http://schemas.microsoft.com/office/drawing/2016/5/9/chartex" xmlns:cx4="http://schemas.microsoft.com/office/drawing/2016/5/10/chartex" xmlns:cx5="http://schemas.microsoft.com/office/drawing/2016/5/11/chartex" xmlns:cx6="http://schemas.microsoft.com/office/drawing/2016/5/12/chartex" xmlns:cx7="http://schemas.microsoft.com/office/drawing/2016/5/13/chartex" xmlns:cx8="http://schemas.microsoft.com/office/drawing/2016/5/14/chartex" xmlns:mc="http://schemas.openxmlformats.org/markup-compatibility/2006" xmlns:aink="http://schemas.microsoft.com/office/drawing/2016/ink" xmlns:am3d="http://schemas.microsoft.com/office/drawing/2017/model3d" xmlns:o="urn:schemas-microsoft-com:office:office" xmlns:oel="http://schemas.microsoft.com/office/2019/extlst" xmlns:r="http://schemas.openxmlformats.org/officeDocument/2006/relationships" xmlns:m="http://schemas.openxmlformats.org/officeDocument/2006/math" xmlns:v="urn:schemas-microsoft-com:vml" xmlns:wp14="http://schemas.microsoft.com/office/word/2010/wordprocessingDrawing" xmlns:wp="http://schemas.openxmlformats.org/drawingml/2006/wordprocessingDrawing" xmlns:w10="urn:schemas-microsoft-com:office:word" xmlns:w="http://schemas.openxmlformats.org/wordprocessingml/2006/main" xmlns:w14="http://schemas.microsoft.com/office/word/2010/wordml" xmlns:w15="http://schemas.microsoft.com/office/word/2012/wordml" xmlns:w16cex="http://schemas.microsoft.com/office/word/2018/wordml/cex" xmlns:w16cid="http://schemas.microsoft.com/office/word/2016/wordml/cid" xmlns:w16="http://schemas.microsoft.com/office/word/2018/wordml" xmlns:w16du="http://schemas.microsoft.com/office/word/2023/wordml/word16du" xmlns:w16sdtdh="http://schemas.microsoft.com/office/word/2020/wordml/sdtdatahash" xmlns:w16sdtfl="http://schemas.microsoft.com/office/word/2024/wordml/sdtformatlock" xmlns:w16se="http://schemas.microsoft.com/office/word/2015/wordml/symex" xmlns:wpg="http://schemas.microsoft.com/office/word/2010/wordprocessingGroup" xmlns:wpi="http://schemas.microsoft.com/office/word/2010/wordprocessingInk" xmlns:wne="http://schemas.microsoft.com/office/word/2006/wordml" xmlns:wps="http://schemas.microsoft.com/office/word/2010/wordprocessingShape" mc:Ignorable="w14 w15 w16se w16cid w16 w16cex w16sdtdh w16sdtfl w16du wp14">
+  <w:p>
+    <w:pPr>
+      <w:pStyle w:val="Footer"/>
       <w:jc w:val="center"/>
       <w:rPr>
         <w:szCs w:val="20"/>
       </w:rPr>
     </w:pPr>
+    <w:r>
+      <w:rPr>
+        <w:noProof/>
+        <w:szCs w:val="20"/>
+      </w:rPr>
+      <mc:AlternateContent>
+        <mc:Choice Requires="wps">
+          <w:drawing>
+            <wp:anchor distT="0" distB="0" distL="0" distR="0" simplePos="0" relativeHeight="251658242" behindDoc="0" locked="0" layoutInCell="1" allowOverlap="1" wp14:anchorId="48B5D57F" wp14:editId="02CC38B7">
+              <wp:simplePos x="635" y="635"/>
+              <wp:positionH relativeFrom="page">
+                <wp:align>right</wp:align>
+              </wp:positionH>
+              <wp:positionV relativeFrom="page">
+                <wp:align>bottom</wp:align>
+              </wp:positionV>
+              <wp:extent cx="835025" cy="314325"/>
+              <wp:effectExtent l="0" t="0" r="0" b="0"/>
+              <wp:wrapNone/>
+              <wp:docPr id="718944549" name="Text Box 3" descr="RESTRICTED">
+                <a:extLst xmlns:a="http://schemas.openxmlformats.org/drawingml/2006/main">
+                  <a:ext uri="{5AE41FA2-C0FF-4470-9BD4-5FADCA87CBE2}">
+                    <aclsh:classification xmlns:aclsh="http://schemas.microsoft.com/office/drawing/2020/classificationShape" classificationOutcomeType="ftr"/>
+                  </a:ext>
+                </a:extLst>
+              </wp:docPr>
+              <wp:cNvGraphicFramePr/>
+              <a:graphic xmlns:a="http://schemas.openxmlformats.org/drawingml/2006/main">
+                <a:graphicData uri="http://schemas.microsoft.com/office/word/2010/wordprocessingShape">
+                  <wps:wsp>
+                    <wps:cNvSpPr txBox="1"/>
+                    <wps:spPr>
+                      <a:xfrm>
+                        <a:off x="0" y="0"/>
+                        <a:ext cx="835025" cy="314325"/>
+                      </a:xfrm>
+                      <a:prstGeom prst="rect">
+                        <a:avLst/>
+                      </a:prstGeom>
+                      <a:noFill/>
+                      <a:ln>
+                        <a:noFill/>
+                      </a:ln>
+                    </wps:spPr>
+                    <wps:txbx>
+                      <w:txbxContent>
+                        <w:p>
+                          <w:pPr>
+                            <w:rPr>
+                              <w:rFonts w:ascii="Aptos" w:eastAsia="Aptos" w:hAnsi="Aptos" w:cs="Aptos"/>
+                              <w:noProof/>
+                              <w:sz w:val="16"/>
+                              <w:szCs w:val="16"/>
+                            </w:rPr>
+                          </w:pPr>
+                          <w:r>
+                            <w:rPr>
+                              <w:rFonts w:ascii="Aptos" w:eastAsia="Aptos" w:hAnsi="Aptos" w:cs="Aptos"/>
+                              <w:noProof/>
+                              <w:sz w:val="16"/>
+                              <w:szCs w:val="16"/>
+                            </w:rPr>
+                            <w:t>RESTRICTED</w:t>
+                          </w:r>
+                        </w:p>
+                      </w:txbxContent>
+                    </wps:txbx>
+                    <wps:bodyPr rot="0" spcFirstLastPara="0" vertOverflow="overflow" horzOverflow="overflow" vert="horz" wrap="none" lIns="0" tIns="0" rIns="254000" bIns="190500" numCol="1" spcCol="0" rtlCol="0" fromWordArt="0" anchor="b" anchorCtr="0" forceAA="0" compatLnSpc="1">
+                      <a:prstTxWarp prst="textNoShape">
+                        <a:avLst/>
+                      </a:prstTxWarp>
+                      <a:spAutoFit/>
+                    </wps:bodyPr>
+                  </wps:wsp>
+                </a:graphicData>
+              </a:graphic>
+            </wp:anchor>
+          </w:drawing>
+        </mc:Choice>
+        <mc:Fallback>
+          <w:pict>
+            <v:shapetype w14:anchorId="48B5D57F" id="_x0000_t202" coordsize="21600,21600" o:spt="202" path="m,l,21600r21600,l21600,xe">
+              <v:stroke joinstyle="miter"/>
+              <v:path gradientshapeok="t" o:connecttype="rect"/>
+            </v:shapetype>
+            <v:shape id="Text Box 3" o:spid="_x0000_s1027" type="#_x0000_t202" alt="RESTRICTED" style="position:absolute;left:0;text-align:left;margin-left:14.55pt;margin-top:0;width:65.75pt;height:24.75pt;z-index:251658242;visibility:visible;mso-wrap-style:none;mso-wrap-distance-left:0;mso-wrap-distance-top:0;mso-wrap-distance-right:0;mso-wrap-distance-bottom:0;mso-position-horizontal:right;mso-position-horizontal-relative:page;mso-position-vertical:bottom;mso-position-vertical-relative:page;v-text-anchor:bottom" o:gfxdata="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" filled="f" stroked="f">
+              <v:textbox style="mso-fit-shape-to-text:t" inset="0,0,20pt,15pt">
+                <w:txbxContent>
+                  <w:p>
+                    <w:pPr>
+                      <w:rPr>
+                        <w:rFonts w:ascii="Aptos" w:eastAsia="Aptos" w:hAnsi="Aptos" w:cs="Aptos"/>
+                        <w:noProof/>
+                        <w:sz w:val="16"/>
+                        <w:szCs w:val="16"/>
+                      </w:rPr>
+                    </w:pPr>
+                    <w:r>
+                      <w:rPr>
+                        <w:rFonts w:ascii="Aptos" w:eastAsia="Aptos" w:hAnsi="Aptos" w:cs="Aptos"/>
+                        <w:noProof/>
+                        <w:sz w:val="16"/>
+                        <w:szCs w:val="16"/>
+                      </w:rPr>
+                      <w:t>RESTRICTED</w:t>
+                    </w:r>
+                  </w:p>
+                </w:txbxContent>
+              </v:textbox>
+              <w10:wrap anchorx="page" anchory="page"/>
+            </v:shape>
+          </w:pict>
+        </mc:Fallback>
+      </mc:AlternateContent>
+    </w:r>
+  </w:p>
+</w:ftr>
+</file>
+
+<file path=word/footer3.xml><?xml version="1.0" encoding="utf-8"?>
+<w:ftr xmlns:wpc="http://schemas.microsoft.com/office/word/2010/wordprocessingCanvas" xmlns:cx="http://schemas.microsoft.com/office/drawing/2014/chartex" xmlns:cx1="http://schemas.microsoft.com/office/drawing/2015/9/8/chartex" xmlns:cx2="http://schemas.microsoft.com/office/drawing/2015/10/21/chartex" xmlns:cx3="http://schemas.microsoft.com/office/drawing/2016/5/9/chartex" xmlns:cx4="http://schemas.microsoft.com/office/drawing/2016/5/10/chartex" xmlns:cx5="http://schemas.microsoft.com/office/drawing/2016/5/11/chartex" xmlns:cx6="http://schemas.microsoft.com/office/drawing/2016/5/12/chartex" xmlns:cx7="http://schemas.microsoft.com/office/drawing/2016/5/13/chartex" xmlns:cx8="http://schemas.microsoft.com/office/drawing/2016/5/14/chartex" xmlns:mc="http://schemas.openxmlformats.org/markup-compatibility/2006" xmlns:aink="http://schemas.microsoft.com/office/drawing/2016/ink" xmlns:am3d="http://schemas.microsoft.com/office/drawing/2017/model3d" xmlns:o="urn:schemas-microsoft-com:office:office" xmlns:oel="http://schemas.microsoft.com/office/2019/extlst" xmlns:r="http://schemas.openxmlformats.org/officeDocument/2006/relationships" xmlns:m="http://schemas.openxmlformats.org/officeDocument/2006/math" xmlns:v="urn:schemas-microsoft-com:vml" xmlns:wp14="http://schemas.microsoft.com/office/word/2010/wordprocessingDrawing" xmlns:wp="http://schemas.openxmlformats.org/drawingml/2006/wordprocessingDrawing" xmlns:w10="urn:schemas-microsoft-com:office:word" xmlns:w="http://schemas.openxmlformats.org/wordprocessingml/2006/main" xmlns:w14="http://schemas.microsoft.com/office/word/2010/wordml" xmlns:w15="http://schemas.microsoft.com/office/word/2012/wordml" xmlns:w16cex="http://schemas.microsoft.com/office/word/2018/wordml/cex" xmlns:w16cid="http://schemas.microsoft.com/office/word/2016/wordml/cid" xmlns:w16="http://schemas.microsoft.com/office/word/2018/wordml" xmlns:w16du="http://schemas.microsoft.com/office/word/2023/wordml/word16du" xmlns:w16sdtdh="http://schemas.microsoft.com/office/word/2020/wordml/sdtdatahash" xmlns:w16sdtfl="http://schemas.microsoft.com/office/word/2024/wordml/sdtformatlock" xmlns:w16se="http://schemas.microsoft.com/office/word/2015/wordml/symex" xmlns:wpg="http://schemas.microsoft.com/office/word/2010/wordprocessingGroup" xmlns:wpi="http://schemas.microsoft.com/office/word/2010/wordprocessingInk" xmlns:wne="http://schemas.microsoft.com/office/word/2006/wordml" xmlns:wps="http://schemas.microsoft.com/office/word/2010/wordprocessingShape" mc:Ignorable="w14 w15 w16se w16cid w16 w16cex w16sdtdh w16sdtfl w16du wp14">
+  <w:p>
+    <w:pPr>
+      <w:pStyle w:val="Footer"/>
+    </w:pPr>
+    <w:r>
+      <w:rPr>
+        <w:noProof/>
+      </w:rPr>
+      <mc:AlternateContent>
+        <mc:Choice Requires="wps">
+          <w:drawing>
+            <wp:anchor distT="0" distB="0" distL="0" distR="0" simplePos="0" relativeHeight="251658240" behindDoc="0" locked="0" layoutInCell="1" allowOverlap="1" wp14:anchorId="716B4348" wp14:editId="3B011A77">
+              <wp:simplePos x="635" y="635"/>
+              <wp:positionH relativeFrom="page">
+                <wp:align>right</wp:align>
+              </wp:positionH>
+              <wp:positionV relativeFrom="page">
+                <wp:align>bottom</wp:align>
+              </wp:positionV>
+              <wp:extent cx="835025" cy="314325"/>
+              <wp:effectExtent l="0" t="0" r="0" b="0"/>
+              <wp:wrapNone/>
+              <wp:docPr id="1150714239" name="Text Box 1" descr="RESTRICTED">
+                <a:extLst xmlns:a="http://schemas.openxmlformats.org/drawingml/2006/main">
+                  <a:ext uri="{5AE41FA2-C0FF-4470-9BD4-5FADCA87CBE2}">
+                    <aclsh:classification xmlns:aclsh="http://schemas.microsoft.com/office/drawing/2020/classificationShape" classificationOutcomeType="ftr"/>
+                  </a:ext>
+                </a:extLst>
+              </wp:docPr>
+              <wp:cNvGraphicFramePr/>
+              <a:graphic xmlns:a="http://schemas.openxmlformats.org/drawingml/2006/main">
+                <a:graphicData uri="http://schemas.microsoft.com/office/word/2010/wordprocessingShape">
+                  <wps:wsp>
+                    <wps:cNvSpPr txBox="1"/>
+                    <wps:spPr>
+                      <a:xfrm>
+                        <a:off x="0" y="0"/>
+                        <a:ext cx="835025" cy="314325"/>
+                      </a:xfrm>
+                      <a:prstGeom prst="rect">
+                        <a:avLst/>
+                      </a:prstGeom>
+                      <a:noFill/>
+                      <a:ln>
+                        <a:noFill/>
+                      </a:ln>
+                    </wps:spPr>
+                    <wps:txbx>
+                      <w:txbxContent>
+                        <w:p>
+                          <w:pPr>
+                            <w:rPr>
+                              <w:rFonts w:ascii="Aptos" w:eastAsia="Aptos" w:hAnsi="Aptos" w:cs="Aptos"/>
+                              <w:noProof/>
+                              <w:sz w:val="16"/>
+                              <w:szCs w:val="16"/>
+                            </w:rPr>
+                          </w:pPr>
+                          <w:r>
+                            <w:rPr>
+                              <w:rFonts w:ascii="Aptos" w:eastAsia="Aptos" w:hAnsi="Aptos" w:cs="Aptos"/>
+                              <w:noProof/>
+                              <w:sz w:val="16"/>
+                              <w:szCs w:val="16"/>
+                            </w:rPr>
+                            <w:t>RESTRICTED</w:t>
+                          </w:r>
+                        </w:p>
+                      </w:txbxContent>
+                    </wps:txbx>
+                    <wps:bodyPr rot="0" spcFirstLastPara="0" vertOverflow="overflow" horzOverflow="overflow" vert="horz" wrap="none" lIns="0" tIns="0" rIns="254000" bIns="190500" numCol="1" spcCol="0" rtlCol="0" fromWordArt="0" anchor="b" anchorCtr="0" forceAA="0" compatLnSpc="1">
+                      <a:prstTxWarp prst="textNoShape">
+                        <a:avLst/>
+                      </a:prstTxWarp>
+                      <a:spAutoFit/>
+                    </wps:bodyPr>
+                  </wps:wsp>
+                </a:graphicData>
+              </a:graphic>
+            </wp:anchor>
+          </w:drawing>
+        </mc:Choice>
+        <mc:Fallback>
+          <w:pict>
+            <v:shapetype w14:anchorId="716B4348" id="_x0000_t202" coordsize="21600,21600" o:spt="202" path="m,l,21600r21600,l21600,xe">
+              <v:stroke joinstyle="miter"/>
+              <v:path gradientshapeok="t" o:connecttype="rect"/>
+            </v:shapetype>
+            <v:shape id="Text Box 1" o:spid="_x0000_s1028" type="#_x0000_t202" alt="RESTRICTED" style="position:absolute;margin-left:14.55pt;margin-top:0;width:65.75pt;height:24.75pt;z-index:251658240;visibility:visible;mso-wrap-style:none;mso-wrap-distance-left:0;mso-wrap-distance-top:0;mso-wrap-distance-right:0;mso-wrap-distance-bottom:0;mso-position-horizontal:right;mso-position-horizontal-relative:page;mso-position-vertical:bottom;mso-position-vertical-relative:page;v-text-anchor:bottom" o:gfxdata="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" filled="f" stroked="f">
+              <v:textbox style="mso-fit-shape-to-text:t" inset="0,0,20pt,15pt">
+                <w:txbxContent>
+                  <w:p>
+                    <w:pPr>
+                      <w:rPr>
+                        <w:rFonts w:ascii="Aptos" w:eastAsia="Aptos" w:hAnsi="Aptos" w:cs="Aptos"/>
+                        <w:noProof/>
+                        <w:sz w:val="16"/>
+                        <w:szCs w:val="16"/>
+                      </w:rPr>
+                    </w:pPr>
+                    <w:r>
+                      <w:rPr>
+                        <w:rFonts w:ascii="Aptos" w:eastAsia="Aptos" w:hAnsi="Aptos" w:cs="Aptos"/>
+                        <w:noProof/>
+                        <w:sz w:val="16"/>
+                        <w:szCs w:val="16"/>
+                      </w:rPr>
+                      <w:t>RESTRICTED</w:t>
+                    </w:r>
+                  </w:p>
+                </w:txbxContent>
+              </v:textbox>
+              <w10:wrap anchorx="page" anchory="page"/>
+            </v:shape>
+          </w:pict>
+        </mc:Fallback>
+      </mc:AlternateContent>
+    </w:r>
   </w:p>
 </w:ftr>
 </file>
@@ -5457,7 +7400,13 @@
           <w:rPr>
             <w:rStyle w:val="Hyperlink"/>
           </w:rPr>
-          <w:t>112</w:t>
+          <w:t>1</w:t>
+        </w:r>
+        <w:r>
+          <w:rPr>
+            <w:rStyle w:val="Hyperlink"/>
+          </w:rPr>
+          <w:t>41</w:t>
         </w:r>
         <w:r>
           <w:rPr>
@@ -5733,7 +7682,7 @@
         <w:footnoteRef/>
       </w:r>
       <w:r>
-        <w:t xml:space="preserve"> ‘Coursework’ includes essays, dissertations, reports, portfolios, creative practice, oral and visual presentations, oral assessments and viva voces, exercises, and other outputs that do not fall into any of these categories.</w:t>
+        <w:t xml:space="preserve"> ‘Coursework’ includes essays, dissertations, reports, portfolios, creative practice, oral and non-live presentations, oral assessments and viva voces, exercises, and other outputs that do not fall into any of these categories.</w:t>
       </w:r>
     </w:p>
   </w:footnote>
@@ -5760,15 +7709,7 @@
           <w:i/>
           <w:iCs/>
         </w:rPr>
-        <w:t xml:space="preserve">NB: the use of online non-invigilated examinations within the assessment process will now be permitted by exception only and following prior approval from the College Director of Education and the Deputy PVC for Education Policy and Academic Standards. </w:t>
-      </w:r>
-      <w:bookmarkStart w:id="14" w:name="_Hlk212037314"/>
-      <w:r>
-        <w:rPr>
-          <w:i/>
-          <w:iCs/>
-        </w:rPr>
-        <w:t xml:space="preserve">See the </w:t>
+        <w:t xml:space="preserve">NB: the use of online non-invigilated examinations within the assessment process will now be permitted by exception only and following prior approval from the College Director of Education and the Deputy PVC for Education Policy and Academic Standards. See the </w:t>
       </w:r>
       <w:hyperlink r:id="rId6" w:history="1">
         <w:r>
@@ -5817,7 +7758,7 @@
             <w:i/>
             <w:iCs/>
           </w:rPr>
-          <w:t>d (PDF – 288KB)</w:t>
+          <w:t>d (PDF – 309KB)</w:t>
         </w:r>
       </w:hyperlink>
       <w:r>
@@ -5834,7 +7775,6 @@
         </w:rPr>
         <w:t>for further details.</w:t>
       </w:r>
-      <w:bookmarkEnd w:id="14"/>
     </w:p>
   </w:footnote>
   <w:footnote w:id="14">
@@ -5873,9 +7813,72 @@
         <w:footnoteRef/>
       </w:r>
       <w:r>
+        <w:t xml:space="preserve"> Please refer to the full definitions in the </w:t>
+      </w:r>
+      <w:hyperlink r:id="rId7" w:history="1">
+        <w:r>
+          <w:rPr>
+            <w:rStyle w:val="Hyperlink"/>
+          </w:rPr>
+          <w:t>University’s Principles on Assessment and Assessment Load (PDF – 309KB)</w:t>
+        </w:r>
+      </w:hyperlink>
+      <w:r>
+        <w:t>, brief definitions are below:</w:t>
+      </w:r>
+    </w:p>
+    <w:p>
+      <w:pPr>
+        <w:pStyle w:val="FootnoteText"/>
+      </w:pPr>
+      <w:r>
+        <w:t xml:space="preserve">Type A: </w:t>
+      </w:r>
+      <w:r>
+        <w:t>Assessment that is deliberately designed so that generative AI cannot make a meaningful contribution to any required element of the task</w:t>
+      </w:r>
+      <w:r>
+        <w:t>.</w:t>
+      </w:r>
+    </w:p>
+    <w:p>
+      <w:pPr>
+        <w:pStyle w:val="FootnoteText"/>
+      </w:pPr>
+      <w:r>
+        <w:t xml:space="preserve">Type B: </w:t>
+      </w:r>
+      <w:r>
+        <w:t>Generative AI may be used to support preparation, planning, and learning, but not to generate substantive content that is included in the assessed submission.</w:t>
+      </w:r>
+    </w:p>
+    <w:p>
+      <w:pPr>
+        <w:pStyle w:val="FootnoteText"/>
+      </w:pPr>
+      <w:r>
+        <w:t xml:space="preserve">Type C: </w:t>
+      </w:r>
+      <w:r>
+        <w:t>Generative AI is used in both preparation and the assessed output, with explicit transparency.</w:t>
+      </w:r>
+    </w:p>
+  </w:footnote>
+  <w:footnote w:id="16">
+    <w:p>
+      <w:pPr>
+        <w:pStyle w:val="FootnoteText"/>
+      </w:pPr>
+      <w:r>
+        <w:rPr>
+          <w:rStyle w:val="FootnoteReference"/>
+        </w:rPr>
+        <w:footnoteRef/>
+      </w:r>
+      <w:r>
         <w:t xml:space="preserve"> 5.5.3 of the </w:t>
       </w:r>
-      <w:hyperlink r:id="rId7" w:history="1">
+      <w:hyperlink r:id="rId8" w:history="1">
         <w:r>
           <w:rPr>
             <w:rStyle w:val="Hyperlink"/>
@@ -5886,7 +7889,7 @@
           <w:rPr>
             <w:rStyle w:val="Hyperlink"/>
           </w:rPr>
-          <w:t>k (PDF - 518</w:t>
+          <w:t>k (PDF - 503</w:t>
         </w:r>
         <w:r>
           <w:rPr>
@@ -5895,6 +7898,9 @@
           <w:t>KB)</w:t>
         </w:r>
       </w:hyperlink>
+      <w:r>
+        <w:t xml:space="preserve"> </w:t>
+      </w:r>
       <w:r>
         <w:rPr>
           <w:rStyle w:val="Hyperlink"/>
@@ -5922,7 +7928,7 @@
         <w:rPr>
           <w:szCs w:val="22"/>
         </w:rPr>
-        <w:t xml:space="preserve">. </w:t>
+        <w:t>.</w:t>
       </w:r>
     </w:p>
   </w:footnote>
@@ -9735,6 +11741,9 @@
   </w:num>
   <w:num w:numId="38" w16cid:durableId="1093555395">
     <w:abstractNumId w:val="2"/>
+  </w:num>
+  <w:num w:numId="39" w16cid:durableId="1711227629">
+    <w:abstractNumId w:val="13"/>
   </w:num>
 </w:numbering>
 </file>
@@ -10472,7 +12481,7 @@
   <w:docParts>
     <w:docPart>
       <w:docPartPr>
-        <w:name w:val="2E7E35BAACE2491EB914CB2AC906518D"/>
+        <w:name w:val="5E26CDD7227C4CEB828541471B24FF6A"/>
         <w:category>
           <w:name w:val="General"/>
           <w:gallery w:val="placeholder"/>
@@ -10483,12 +12492,12 @@
         <w:behaviors>
           <w:behavior w:val="content"/>
         </w:behaviors>
-        <w:guid w:val="{5E1892BE-5F1D-4852-9EEE-52C024A9326A}"/>
+        <w:guid w:val="{E8C05DD1-2936-4EA2-9D05-7BDA3AEE257B}"/>
       </w:docPartPr>
       <w:docPartBody>
         <w:p>
           <w:pPr>
-            <w:pStyle w:val="2E7E35BAACE2491EB914CB2AC906518D1"/>
+            <w:pStyle w:val="5E26CDD7227C4CEB828541471B24FF6A"/>
           </w:pPr>
           <w:r>
             <w:rPr>
@@ -10502,7 +12511,7 @@
     </w:docPart>
     <w:docPart>
       <w:docPartPr>
-        <w:name w:val="75E6191745CB416EB9F4F49AB778782F"/>
+        <w:name w:val="CFC986CD3F2548C4B7EA2618B9C6CF8F"/>
         <w:category>
           <w:name w:val="General"/>
           <w:gallery w:val="placeholder"/>
@@ -10513,12 +12522,12 @@
         <w:behaviors>
           <w:behavior w:val="content"/>
         </w:behaviors>
-        <w:guid w:val="{9FE25732-B54F-4D51-BD95-773764247CFF}"/>
+        <w:guid w:val="{18ABDFE6-6F0C-420C-B3C8-836D60ADE3C9}"/>
       </w:docPartPr>
       <w:docPartBody>
         <w:p>
           <w:pPr>
-            <w:pStyle w:val="75E6191745CB416EB9F4F49AB778782F1"/>
+            <w:pStyle w:val="CFC986CD3F2548C4B7EA2618B9C6CF8F"/>
           </w:pPr>
           <w:r>
             <w:rPr>
@@ -10532,7 +12541,7 @@
     </w:docPart>
     <w:docPart>
       <w:docPartPr>
-        <w:name w:val="5B25C3DD45144A40B1D6997A99C210F2"/>
+        <w:name w:val="32476C6C62964958B2A3FF694CAD0701"/>
         <w:category>
           <w:name w:val="General"/>
           <w:gallery w:val="placeholder"/>
@@ -10543,12 +12552,12 @@
         <w:behaviors>
           <w:behavior w:val="content"/>
         </w:behaviors>
-        <w:guid w:val="{81FC04C9-94BA-42A4-BF9A-8758BA11D865}"/>
+        <w:guid w:val="{91273FE0-A81C-4834-98BD-33CF33A1FB24}"/>
       </w:docPartPr>
       <w:docPartBody>
         <w:p>
           <w:pPr>
-            <w:pStyle w:val="5B25C3DD45144A40B1D6997A99C210F2"/>
+            <w:pStyle w:val="32476C6C62964958B2A3FF694CAD0701"/>
           </w:pPr>
           <w:r>
             <w:rPr>
@@ -10562,7 +12571,7 @@
     </w:docPart>
     <w:docPart>
       <w:docPartPr>
-        <w:name w:val="206575E9FFE148158E5DB7FB274565B9"/>
+        <w:name w:val="3B097AED1B374918AD8FAFFAF0169BC3"/>
         <w:category>
           <w:name w:val="General"/>
           <w:gallery w:val="placeholder"/>
@@ -10573,12 +12582,70 @@
         <w:behaviors>
           <w:behavior w:val="content"/>
         </w:behaviors>
-        <w:guid w:val="{25B53438-7C0E-4CC8-A772-53E7A4D3DC1F}"/>
+        <w:guid w:val="{77382123-8BC7-45B2-B01F-163DF42E251E}"/>
       </w:docPartPr>
       <w:docPartBody>
         <w:p>
           <w:pPr>
-            <w:pStyle w:val="206575E9FFE148158E5DB7FB274565B9"/>
+            <w:pStyle w:val="3B097AED1B374918AD8FAFFAF0169BC3"/>
+          </w:pPr>
+          <w:r>
+            <w:rPr>
+              <w:rStyle w:val="PlaceholderText"/>
+            </w:rPr>
+            <w:t>Click here to enter a date.</w:t>
+          </w:r>
+        </w:p>
+      </w:docPartBody>
+    </w:docPart>
+    <w:docPart>
+      <w:docPartPr>
+        <w:name w:val="52AF4D14B660493ABF606283DE72A86C"/>
+        <w:category>
+          <w:name w:val="General"/>
+          <w:gallery w:val="placeholder"/>
+        </w:category>
+        <w:types>
+          <w:type w:val="bbPlcHdr"/>
+        </w:types>
+        <w:behaviors>
+          <w:behavior w:val="content"/>
+        </w:behaviors>
+        <w:guid w:val="{93DCA275-0AF0-44E2-AF6C-A3A6B91017F3}"/>
+      </w:docPartPr>
+      <w:docPartBody>
+        <w:p>
+          <w:pPr>
+            <w:pStyle w:val="52AF4D14B660493ABF606283DE72A86C"/>
+          </w:pPr>
+          <w:r>
+            <w:rPr>
+              <w:rStyle w:val="PlaceholderText"/>
+            </w:rPr>
+            <w:t>Click here to enter a date.</w:t>
+          </w:r>
+        </w:p>
+      </w:docPartBody>
+    </w:docPart>
+    <w:docPart>
+      <w:docPartPr>
+        <w:name w:val="F98798588A2F4D4BB2DDD9348D4151C2"/>
+        <w:category>
+          <w:name w:val="General"/>
+          <w:gallery w:val="placeholder"/>
+        </w:category>
+        <w:types>
+          <w:type w:val="bbPlcHdr"/>
+        </w:types>
+        <w:behaviors>
+          <w:behavior w:val="content"/>
+        </w:behaviors>
+        <w:guid w:val="{2D530BE1-61DC-4285-AF18-D08C9C378E44}"/>
+      </w:docPartPr>
+      <w:docPartBody>
+        <w:p>
+          <w:pPr>
+            <w:pStyle w:val="F98798588A2F4D4BB2DDD9348D4151C2"/>
           </w:pPr>
           <w:r>
             <w:rPr>
@@ -10592,7 +12659,7 @@
     </w:docPart>
     <w:docPart>
       <w:docPartPr>
-        <w:name w:val="BC346B85C48540F188FEF2AB090B3052"/>
+        <w:name w:val="713F7A29C8AF4047B538B594F47BDB2B"/>
         <w:category>
           <w:name w:val="General"/>
           <w:gallery w:val="placeholder"/>
@@ -10603,12 +12670,12 @@
         <w:behaviors>
           <w:behavior w:val="content"/>
         </w:behaviors>
-        <w:guid w:val="{C2476863-C9F1-4E6E-AD64-48C4B17869F6}"/>
+        <w:guid w:val="{FD0C57DC-8E1C-48E0-9070-95FCE6916052}"/>
       </w:docPartPr>
       <w:docPartBody>
         <w:p>
           <w:pPr>
-            <w:pStyle w:val="BC346B85C48540F188FEF2AB090B3052"/>
+            <w:pStyle w:val="713F7A29C8AF4047B538B594F47BDB2B"/>
           </w:pPr>
           <w:r>
             <w:rPr>
@@ -10622,7 +12689,7 @@
     </w:docPart>
     <w:docPart>
       <w:docPartPr>
-        <w:name w:val="152F501F6983427697A4C7AF8B16EB0C"/>
+        <w:name w:val="B3B0C35C77954E77A13E07A679E3C7AE"/>
         <w:category>
           <w:name w:val="General"/>
           <w:gallery w:val="placeholder"/>
@@ -10633,41 +12700,12 @@
         <w:behaviors>
           <w:behavior w:val="content"/>
         </w:behaviors>
-        <w:guid w:val="{012F28E5-8E82-4D2E-BF3B-AA2A2D553637}"/>
+        <w:guid w:val="{C1A45ADA-BE32-413C-8E0C-90FF22FF2DA4}"/>
       </w:docPartPr>
       <w:docPartBody>
         <w:p>
           <w:pPr>
-            <w:pStyle w:val="152F501F6983427697A4C7AF8B16EB0C"/>
-          </w:pPr>
-          <w:r>
-            <w:rPr>
-              <w:rStyle w:val="PlaceholderText"/>
-            </w:rPr>
-            <w:t>Click here to enter a date.</w:t>
-          </w:r>
-        </w:p>
-      </w:docPartBody>
-    </w:docPart>
-    <w:docPart>
-      <w:docPartPr>
-        <w:name w:val="4339E79F67BB4CBDACB13039D7165C16"/>
-        <w:category>
-          <w:name w:val="General"/>
-          <w:gallery w:val="placeholder"/>
-        </w:category>
-        <w:types>
-          <w:type w:val="bbPlcHdr"/>
-        </w:types>
-        <w:behaviors>
-          <w:behavior w:val="content"/>
-        </w:behaviors>
-        <w:guid w:val="{68DB6935-6080-479A-B24A-B63987D2D2B8}"/>
-      </w:docPartPr>
-      <w:docPartBody>
-        <w:p>
-          <w:pPr>
-            <w:pStyle w:val="4339E79F67BB4CBDACB13039D7165C16"/>
+            <w:pStyle w:val="B3B0C35C77954E77A13E07A679E3C7AE"/>
           </w:pPr>
           <w:r>
             <w:rPr>
@@ -10680,7 +12718,7 @@
     </w:docPart>
     <w:docPart>
       <w:docPartPr>
-        <w:name w:val="AFB8C451F9AC44538453024D28A595EF"/>
+        <w:name w:val="4C4589A090604F52926DEE0D0DDE9E56"/>
         <w:category>
           <w:name w:val="General"/>
           <w:gallery w:val="placeholder"/>
@@ -10691,12 +12729,12 @@
         <w:behaviors>
           <w:behavior w:val="content"/>
         </w:behaviors>
-        <w:guid w:val="{F43D4178-FA14-4DE7-8510-A15B6CE6507C}"/>
+        <w:guid w:val="{1C2106BE-285D-49D7-815A-509CEC7F8289}"/>
       </w:docPartPr>
       <w:docPartBody>
         <w:p>
           <w:pPr>
-            <w:pStyle w:val="AFB8C451F9AC44538453024D28A595EF"/>
+            <w:pStyle w:val="4C4589A090604F52926DEE0D0DDE9E56"/>
           </w:pPr>
           <w:r>
             <w:rPr>
@@ -10709,7 +12747,7 @@
     </w:docPart>
     <w:docPart>
       <w:docPartPr>
-        <w:name w:val="11459DA5D5F5450D9B801822E061E396"/>
+        <w:name w:val="84A2C8D90BFF4A9C9FA366825D177D57"/>
         <w:category>
           <w:name w:val="General"/>
           <w:gallery w:val="placeholder"/>
@@ -10720,12 +12758,12 @@
         <w:behaviors>
           <w:behavior w:val="content"/>
         </w:behaviors>
-        <w:guid w:val="{E812D662-B0A2-46A4-AEC6-823F9CBD7D0A}"/>
+        <w:guid w:val="{D0119F36-36BF-425E-90C2-19C7FDF654BA}"/>
       </w:docPartPr>
       <w:docPartBody>
         <w:p>
           <w:pPr>
-            <w:pStyle w:val="11459DA5D5F5450D9B801822E061E396"/>
+            <w:pStyle w:val="84A2C8D90BFF4A9C9FA366825D177D57"/>
           </w:pPr>
           <w:r>
             <w:rPr>
@@ -10739,7 +12777,7 @@
     </w:docPart>
     <w:docPart>
       <w:docPartPr>
-        <w:name w:val="CF93ED1AED7E4BED914B2E0509F608FE"/>
+        <w:name w:val="53AB538984BE418E89376AA49D38E195"/>
         <w:category>
           <w:name w:val="General"/>
           <w:gallery w:val="placeholder"/>
@@ -10750,12 +12788,12 @@
         <w:behaviors>
           <w:behavior w:val="content"/>
         </w:behaviors>
-        <w:guid w:val="{645BDC00-9805-4997-B992-EA27C3F51F35}"/>
+        <w:guid w:val="{DE8C563D-5DD3-4BA5-A3F4-90D93640D849}"/>
       </w:docPartPr>
       <w:docPartBody>
         <w:p>
           <w:pPr>
-            <w:pStyle w:val="CF93ED1AED7E4BED914B2E0509F608FE"/>
+            <w:pStyle w:val="53AB538984BE418E89376AA49D38E195"/>
           </w:pPr>
           <w:r>
             <w:rPr>
@@ -10768,7 +12806,7 @@
     </w:docPart>
     <w:docPart>
       <w:docPartPr>
-        <w:name w:val="4D9B78D0FF7D417486634BD9DEFC2B93"/>
+        <w:name w:val="851E645ED2444D97A8DC10A44E7DE299"/>
         <w:category>
           <w:name w:val="General"/>
           <w:gallery w:val="placeholder"/>
@@ -10779,12 +12817,12 @@
         <w:behaviors>
           <w:behavior w:val="content"/>
         </w:behaviors>
-        <w:guid w:val="{7AD2D372-D99B-42A3-B130-763B13B997BE}"/>
+        <w:guid w:val="{4CABB01D-F916-4357-8FCC-61D166CDE8F4}"/>
       </w:docPartPr>
       <w:docPartBody>
         <w:p>
           <w:pPr>
-            <w:pStyle w:val="4D9B78D0FF7D417486634BD9DEFC2B93"/>
+            <w:pStyle w:val="851E645ED2444D97A8DC10A44E7DE299"/>
           </w:pPr>
           <w:r>
             <w:rPr>
@@ -10842,7 +12880,7 @@
     <w:charset w:val="00"/>
     <w:family w:val="swiss"/>
     <w:pitch w:val="variable"/>
-    <w:sig w:usb0="E4002EFF" w:usb1="C200247B" w:usb2="00000009" w:usb3="00000000" w:csb0="000001FF" w:csb1="00000000"/>
+    <w:sig w:usb0="E4002EFF" w:usb1="C200ACFF" w:usb2="00000009" w:usb3="00000000" w:csb0="000001FF" w:csb1="00000000"/>
   </w:font>
   <w:font w:name="Tahoma">
     <w:panose1 w:val="020B0604030504040204"/>
@@ -10850,6 +12888,12 @@
     <w:family w:val="swiss"/>
     <w:pitch w:val="variable"/>
     <w:sig w:usb0="E1002EFF" w:usb1="C000605B" w:usb2="00000029" w:usb3="00000000" w:csb0="000101FF" w:csb1="00000000"/>
+  </w:font>
+  <w:font w:name="Aptos">
+    <w:charset w:val="00"/>
+    <w:family w:val="swiss"/>
+    <w:pitch w:val="variable"/>
+    <w:sig w:usb0="20000287" w:usb1="00000003" w:usb2="00000000" w:usb3="00000000" w:csb0="0000019F" w:csb1="00000000"/>
   </w:font>
   <w:font w:name="MS Gothic">
     <w:altName w:val="ＭＳ ゴシック"/>
@@ -10867,21 +12911,13 @@
     <w:sig w:usb0="E00006FF" w:usb1="420024FF" w:usb2="02000000" w:usb3="00000000" w:csb0="0000019F" w:csb1="00000000"/>
   </w:font>
   <w:font w:name="MS Mincho">
-    <w:altName w:val="ＭＳ 明朝"/>
     <w:panose1 w:val="02020609040205080304"/>
     <w:charset w:val="80"/>
     <w:family w:val="modern"/>
     <w:pitch w:val="fixed"/>
     <w:sig w:usb0="E00002FF" w:usb1="6AC7FDFB" w:usb2="08000012" w:usb3="00000000" w:csb0="0002009F" w:csb1="00000000"/>
   </w:font>
-  <w:font w:name="Aptos">
-    <w:charset w:val="00"/>
-    <w:family w:val="swiss"/>
-    <w:pitch w:val="variable"/>
-    <w:sig w:usb0="20000287" w:usb1="00000003" w:usb2="00000000" w:usb3="00000000" w:csb0="0000019F" w:csb1="00000000"/>
-  </w:font>
   <w:font w:name="Yu Mincho">
-    <w:altName w:val="游明朝"/>
     <w:charset w:val="80"/>
     <w:family w:val="roman"/>
     <w:pitch w:val="variable"/>
@@ -10926,6 +12962,7 @@
     <w:rsid w:val="000E286B"/>
     <w:rsid w:val="000F56AE"/>
     <w:rsid w:val="0010212C"/>
+    <w:rsid w:val="0011175A"/>
     <w:rsid w:val="00134970"/>
     <w:rsid w:val="001372BE"/>
     <w:rsid w:val="00152360"/>
@@ -10942,33 +12979,46 @@
     <w:rsid w:val="00240861"/>
     <w:rsid w:val="00243FFA"/>
     <w:rsid w:val="002705BB"/>
+    <w:rsid w:val="002946E8"/>
+    <w:rsid w:val="002A037B"/>
     <w:rsid w:val="002B3539"/>
     <w:rsid w:val="002B3596"/>
+    <w:rsid w:val="002B45DD"/>
+    <w:rsid w:val="002B7336"/>
+    <w:rsid w:val="002C5AC3"/>
+    <w:rsid w:val="002C6F0A"/>
     <w:rsid w:val="002D5AD1"/>
     <w:rsid w:val="002E6E14"/>
     <w:rsid w:val="003217C2"/>
+    <w:rsid w:val="003317A2"/>
     <w:rsid w:val="00332FA5"/>
     <w:rsid w:val="00357FAD"/>
     <w:rsid w:val="003618AC"/>
     <w:rsid w:val="00371031"/>
     <w:rsid w:val="003920D3"/>
+    <w:rsid w:val="003A633F"/>
     <w:rsid w:val="003D7A2C"/>
     <w:rsid w:val="003E4D75"/>
+    <w:rsid w:val="003F2298"/>
     <w:rsid w:val="003F65DA"/>
     <w:rsid w:val="003F6FFC"/>
     <w:rsid w:val="0040206F"/>
     <w:rsid w:val="00473A62"/>
     <w:rsid w:val="00480DF5"/>
     <w:rsid w:val="00497B0B"/>
-    <w:rsid w:val="004B5805"/>
+    <w:rsid w:val="004E2FEE"/>
     <w:rsid w:val="004E34B0"/>
+    <w:rsid w:val="004E454A"/>
     <w:rsid w:val="00500656"/>
     <w:rsid w:val="00524FA5"/>
+    <w:rsid w:val="005335C8"/>
     <w:rsid w:val="005345AD"/>
+    <w:rsid w:val="00564287"/>
     <w:rsid w:val="00567200"/>
     <w:rsid w:val="005721BB"/>
     <w:rsid w:val="005729EB"/>
     <w:rsid w:val="005866A1"/>
+    <w:rsid w:val="005C7CA7"/>
     <w:rsid w:val="005D48AF"/>
     <w:rsid w:val="005F66BB"/>
     <w:rsid w:val="00652F8B"/>
@@ -10976,7 +13026,10 @@
     <w:rsid w:val="0069112E"/>
     <w:rsid w:val="006A00AE"/>
     <w:rsid w:val="006A5709"/>
+    <w:rsid w:val="006D0263"/>
+    <w:rsid w:val="006D5D28"/>
     <w:rsid w:val="006F068E"/>
+    <w:rsid w:val="00701C25"/>
     <w:rsid w:val="007222CA"/>
     <w:rsid w:val="00722321"/>
     <w:rsid w:val="007274CD"/>
@@ -10984,12 +13037,18 @@
     <w:rsid w:val="00756E5D"/>
     <w:rsid w:val="00776A4C"/>
     <w:rsid w:val="007831F5"/>
+    <w:rsid w:val="00785090"/>
+    <w:rsid w:val="007A45C8"/>
+    <w:rsid w:val="007B38B6"/>
+    <w:rsid w:val="007C61D4"/>
     <w:rsid w:val="007D6F3C"/>
     <w:rsid w:val="0083367A"/>
     <w:rsid w:val="0086021F"/>
     <w:rsid w:val="00866CD7"/>
     <w:rsid w:val="00867EC0"/>
-    <w:rsid w:val="0088435E"/>
+    <w:rsid w:val="00885DEB"/>
+    <w:rsid w:val="008A1A3B"/>
+    <w:rsid w:val="00904915"/>
     <w:rsid w:val="009264F5"/>
     <w:rsid w:val="00934BCF"/>
     <w:rsid w:val="00936EBC"/>
@@ -11008,31 +13067,41 @@
     <w:rsid w:val="00A3540F"/>
     <w:rsid w:val="00A5368B"/>
     <w:rsid w:val="00A61C1D"/>
+    <w:rsid w:val="00A636BA"/>
     <w:rsid w:val="00A8717D"/>
     <w:rsid w:val="00AA3AE1"/>
     <w:rsid w:val="00AA6AC7"/>
+    <w:rsid w:val="00AB1E71"/>
     <w:rsid w:val="00B2459D"/>
+    <w:rsid w:val="00B41581"/>
     <w:rsid w:val="00B91F68"/>
+    <w:rsid w:val="00B92B10"/>
     <w:rsid w:val="00BC3966"/>
+    <w:rsid w:val="00BC3A7D"/>
     <w:rsid w:val="00BE2C8C"/>
     <w:rsid w:val="00BE46B5"/>
+    <w:rsid w:val="00BF5991"/>
     <w:rsid w:val="00BF67DA"/>
     <w:rsid w:val="00C0010E"/>
-    <w:rsid w:val="00C26C98"/>
     <w:rsid w:val="00C27305"/>
     <w:rsid w:val="00C413F4"/>
     <w:rsid w:val="00C41CBB"/>
     <w:rsid w:val="00C612DB"/>
     <w:rsid w:val="00C6164C"/>
+    <w:rsid w:val="00C63084"/>
     <w:rsid w:val="00C73505"/>
     <w:rsid w:val="00C8087D"/>
     <w:rsid w:val="00C91F98"/>
+    <w:rsid w:val="00CA1E3B"/>
     <w:rsid w:val="00CC1FAA"/>
+    <w:rsid w:val="00CD1052"/>
     <w:rsid w:val="00CD1C8E"/>
     <w:rsid w:val="00CE25F9"/>
     <w:rsid w:val="00CE2E01"/>
     <w:rsid w:val="00CF5563"/>
+    <w:rsid w:val="00CF6091"/>
     <w:rsid w:val="00D05245"/>
+    <w:rsid w:val="00D0733A"/>
     <w:rsid w:val="00D152BD"/>
     <w:rsid w:val="00D56275"/>
     <w:rsid w:val="00D61477"/>
@@ -11040,6 +13109,7 @@
     <w:rsid w:val="00DA6A80"/>
     <w:rsid w:val="00DE295F"/>
     <w:rsid w:val="00DE7A86"/>
+    <w:rsid w:val="00DF32C6"/>
     <w:rsid w:val="00DF50A0"/>
     <w:rsid w:val="00DF5E75"/>
     <w:rsid w:val="00DF716E"/>
@@ -11049,12 +13119,17 @@
     <w:rsid w:val="00E278F8"/>
     <w:rsid w:val="00E417F8"/>
     <w:rsid w:val="00E42156"/>
+    <w:rsid w:val="00E6366E"/>
     <w:rsid w:val="00E63BE8"/>
     <w:rsid w:val="00E647F5"/>
     <w:rsid w:val="00E66176"/>
-    <w:rsid w:val="00E80272"/>
+    <w:rsid w:val="00E93D66"/>
+    <w:rsid w:val="00EA527F"/>
     <w:rsid w:val="00EB0604"/>
     <w:rsid w:val="00EB1893"/>
+    <w:rsid w:val="00EB445E"/>
+    <w:rsid w:val="00EC4208"/>
+    <w:rsid w:val="00ED3235"/>
     <w:rsid w:val="00EE2692"/>
     <w:rsid w:val="00EF5E32"/>
     <w:rsid w:val="00F028D6"/>
@@ -11066,7 +13141,9 @@
     <w:rsid w:val="00F85AC6"/>
     <w:rsid w:val="00FB2AA1"/>
     <w:rsid w:val="00FC1F4A"/>
+    <w:rsid w:val="00FD4E6E"/>
     <w:rsid w:val="00FF2FF6"/>
+    <w:rsid w:val="00FF4B47"/>
   </w:rsids>
   <m:mathPr>
     <m:mathFont m:val="Cambria Math"/>
@@ -11518,14 +13595,14 @@
     <w:name w:val="Placeholder Text"/>
     <w:uiPriority w:val="99"/>
     <w:semiHidden/>
-    <w:rsid w:val="00E80272"/>
+    <w:rsid w:val="002B45DD"/>
     <w:rPr>
       <w:color w:val="808080"/>
     </w:rPr>
   </w:style>
-  <w:style w:type="paragraph" w:customStyle="1" w:styleId="5B25C3DD45144A40B1D6997A99C210F2">
-    <w:name w:val="5B25C3DD45144A40B1D6997A99C210F2"/>
-    <w:rsid w:val="00CE25F9"/>
+  <w:style w:type="paragraph" w:customStyle="1" w:styleId="F78FCEAD8722435B9BB2833E7289BCCA">
+    <w:name w:val="F78FCEAD8722435B9BB2833E7289BCCA"/>
+    <w:rsid w:val="00FD4E6E"/>
     <w:pPr>
       <w:spacing w:after="160" w:line="278" w:lineRule="auto"/>
     </w:pPr>
@@ -11536,9 +13613,9 @@
       <w14:ligatures w14:val="standardContextual"/>
     </w:rPr>
   </w:style>
-  <w:style w:type="paragraph" w:customStyle="1" w:styleId="206575E9FFE148158E5DB7FB274565B9">
-    <w:name w:val="206575E9FFE148158E5DB7FB274565B9"/>
-    <w:rsid w:val="00CE25F9"/>
+  <w:style w:type="paragraph" w:customStyle="1" w:styleId="44CB757D26A1486084084685E12153D8">
+    <w:name w:val="44CB757D26A1486084084685E12153D8"/>
+    <w:rsid w:val="00FD4E6E"/>
     <w:pPr>
       <w:spacing w:after="160" w:line="278" w:lineRule="auto"/>
     </w:pPr>
@@ -11549,9 +13626,9 @@
       <w14:ligatures w14:val="standardContextual"/>
     </w:rPr>
   </w:style>
-  <w:style w:type="paragraph" w:customStyle="1" w:styleId="BC346B85C48540F188FEF2AB090B3052">
-    <w:name w:val="BC346B85C48540F188FEF2AB090B3052"/>
-    <w:rsid w:val="00CE25F9"/>
+  <w:style w:type="paragraph" w:customStyle="1" w:styleId="1704F498B76C436098D3E39731EE8972">
+    <w:name w:val="1704F498B76C436098D3E39731EE8972"/>
+    <w:rsid w:val="00FD4E6E"/>
     <w:pPr>
       <w:spacing w:after="160" w:line="278" w:lineRule="auto"/>
     </w:pPr>
@@ -11562,9 +13639,9 @@
       <w14:ligatures w14:val="standardContextual"/>
     </w:rPr>
   </w:style>
-  <w:style w:type="paragraph" w:customStyle="1" w:styleId="152F501F6983427697A4C7AF8B16EB0C">
-    <w:name w:val="152F501F6983427697A4C7AF8B16EB0C"/>
-    <w:rsid w:val="00CE25F9"/>
+  <w:style w:type="paragraph" w:customStyle="1" w:styleId="8490838E3DB540758B4EF9BDE9DD9C50">
+    <w:name w:val="8490838E3DB540758B4EF9BDE9DD9C50"/>
+    <w:rsid w:val="00FD4E6E"/>
     <w:pPr>
       <w:spacing w:after="160" w:line="278" w:lineRule="auto"/>
     </w:pPr>
@@ -11575,33 +13652,9 @@
       <w14:ligatures w14:val="standardContextual"/>
     </w:rPr>
   </w:style>
-  <w:style w:type="paragraph" w:customStyle="1" w:styleId="2E7E35BAACE2491EB914CB2AC906518D1">
-    <w:name w:val="2E7E35BAACE2491EB914CB2AC906518D1"/>
-    <w:rsid w:val="00CF5563"/>
-    <w:pPr>
-      <w:spacing w:after="0" w:line="240" w:lineRule="auto"/>
-    </w:pPr>
-    <w:rPr>
-      <w:rFonts w:ascii="Arial" w:eastAsia="Times New Roman" w:hAnsi="Arial" w:cs="Times New Roman"/>
-      <w:color w:val="000000"/>
-      <w:szCs w:val="24"/>
-    </w:rPr>
-  </w:style>
-  <w:style w:type="paragraph" w:customStyle="1" w:styleId="75E6191745CB416EB9F4F49AB778782F1">
-    <w:name w:val="75E6191745CB416EB9F4F49AB778782F1"/>
-    <w:rsid w:val="00CF5563"/>
-    <w:pPr>
-      <w:spacing w:after="0" w:line="240" w:lineRule="auto"/>
-    </w:pPr>
-    <w:rPr>
-      <w:rFonts w:ascii="Arial" w:eastAsia="Times New Roman" w:hAnsi="Arial" w:cs="Times New Roman"/>
-      <w:color w:val="000000"/>
-      <w:szCs w:val="24"/>
-    </w:rPr>
-  </w:style>
-  <w:style w:type="paragraph" w:customStyle="1" w:styleId="4339E79F67BB4CBDACB13039D7165C16">
-    <w:name w:val="4339E79F67BB4CBDACB13039D7165C16"/>
-    <w:rsid w:val="00E80272"/>
+  <w:style w:type="paragraph" w:customStyle="1" w:styleId="6C5634F23F9B46138BCDDC703A8F6E8B">
+    <w:name w:val="6C5634F23F9B46138BCDDC703A8F6E8B"/>
+    <w:rsid w:val="00FD4E6E"/>
     <w:pPr>
       <w:spacing w:after="160" w:line="278" w:lineRule="auto"/>
     </w:pPr>
@@ -11612,9 +13665,9 @@
       <w14:ligatures w14:val="standardContextual"/>
     </w:rPr>
   </w:style>
-  <w:style w:type="paragraph" w:customStyle="1" w:styleId="AFB8C451F9AC44538453024D28A595EF">
-    <w:name w:val="AFB8C451F9AC44538453024D28A595EF"/>
-    <w:rsid w:val="00E80272"/>
+  <w:style w:type="paragraph" w:customStyle="1" w:styleId="B789426041DB41E7926E7F708B576070">
+    <w:name w:val="B789426041DB41E7926E7F708B576070"/>
+    <w:rsid w:val="00FD4E6E"/>
     <w:pPr>
       <w:spacing w:after="160" w:line="278" w:lineRule="auto"/>
     </w:pPr>
@@ -11625,9 +13678,9 @@
       <w14:ligatures w14:val="standardContextual"/>
     </w:rPr>
   </w:style>
-  <w:style w:type="paragraph" w:customStyle="1" w:styleId="11459DA5D5F5450D9B801822E061E396">
-    <w:name w:val="11459DA5D5F5450D9B801822E061E396"/>
-    <w:rsid w:val="00E80272"/>
+  <w:style w:type="paragraph" w:customStyle="1" w:styleId="5E26CDD7227C4CEB828541471B24FF6A">
+    <w:name w:val="5E26CDD7227C4CEB828541471B24FF6A"/>
+    <w:rsid w:val="00FD4E6E"/>
     <w:pPr>
       <w:spacing w:after="160" w:line="278" w:lineRule="auto"/>
     </w:pPr>
@@ -11638,9 +13691,9 @@
       <w14:ligatures w14:val="standardContextual"/>
     </w:rPr>
   </w:style>
-  <w:style w:type="paragraph" w:customStyle="1" w:styleId="CF93ED1AED7E4BED914B2E0509F608FE">
-    <w:name w:val="CF93ED1AED7E4BED914B2E0509F608FE"/>
-    <w:rsid w:val="00E80272"/>
+  <w:style w:type="paragraph" w:customStyle="1" w:styleId="28B9615936A04CE09DFE4F3DD49172AC">
+    <w:name w:val="28B9615936A04CE09DFE4F3DD49172AC"/>
+    <w:rsid w:val="00FD4E6E"/>
     <w:pPr>
       <w:spacing w:after="160" w:line="278" w:lineRule="auto"/>
     </w:pPr>
@@ -11651,9 +13704,308 @@
       <w14:ligatures w14:val="standardContextual"/>
     </w:rPr>
   </w:style>
-  <w:style w:type="paragraph" w:customStyle="1" w:styleId="4D9B78D0FF7D417486634BD9DEFC2B93">
-    <w:name w:val="4D9B78D0FF7D417486634BD9DEFC2B93"/>
-    <w:rsid w:val="00E80272"/>
+  <w:style w:type="paragraph" w:customStyle="1" w:styleId="08052AFF7E784CF686EFAEC78E561AF9">
+    <w:name w:val="08052AFF7E784CF686EFAEC78E561AF9"/>
+    <w:rsid w:val="00FD4E6E"/>
+    <w:pPr>
+      <w:spacing w:after="160" w:line="278" w:lineRule="auto"/>
+    </w:pPr>
+    <w:rPr>
+      <w:kern w:val="2"/>
+      <w:sz w:val="24"/>
+      <w:szCs w:val="24"/>
+      <w14:ligatures w14:val="standardContextual"/>
+    </w:rPr>
+  </w:style>
+  <w:style w:type="paragraph" w:customStyle="1" w:styleId="3D50D49E289447D3A939F4C911A5D78F">
+    <w:name w:val="3D50D49E289447D3A939F4C911A5D78F"/>
+    <w:rsid w:val="00FD4E6E"/>
+    <w:pPr>
+      <w:spacing w:after="160" w:line="278" w:lineRule="auto"/>
+    </w:pPr>
+    <w:rPr>
+      <w:kern w:val="2"/>
+      <w:sz w:val="24"/>
+      <w:szCs w:val="24"/>
+      <w14:ligatures w14:val="standardContextual"/>
+    </w:rPr>
+  </w:style>
+  <w:style w:type="paragraph" w:customStyle="1" w:styleId="DD4625DCEAC443B9B35B3A205BC4ABBD">
+    <w:name w:val="DD4625DCEAC443B9B35B3A205BC4ABBD"/>
+    <w:rsid w:val="00FD4E6E"/>
+    <w:pPr>
+      <w:spacing w:after="160" w:line="278" w:lineRule="auto"/>
+    </w:pPr>
+    <w:rPr>
+      <w:kern w:val="2"/>
+      <w:sz w:val="24"/>
+      <w:szCs w:val="24"/>
+      <w14:ligatures w14:val="standardContextual"/>
+    </w:rPr>
+  </w:style>
+  <w:style w:type="paragraph" w:customStyle="1" w:styleId="D599FF51EC4B437E871A8700E4CB0527">
+    <w:name w:val="D599FF51EC4B437E871A8700E4CB0527"/>
+    <w:rsid w:val="00FD4E6E"/>
+    <w:pPr>
+      <w:spacing w:after="160" w:line="278" w:lineRule="auto"/>
+    </w:pPr>
+    <w:rPr>
+      <w:kern w:val="2"/>
+      <w:sz w:val="24"/>
+      <w:szCs w:val="24"/>
+      <w14:ligatures w14:val="standardContextual"/>
+    </w:rPr>
+  </w:style>
+  <w:style w:type="paragraph" w:customStyle="1" w:styleId="00B7475D08244197A6939C60F2B5EA60">
+    <w:name w:val="00B7475D08244197A6939C60F2B5EA60"/>
+    <w:rsid w:val="00FD4E6E"/>
+    <w:pPr>
+      <w:spacing w:after="160" w:line="278" w:lineRule="auto"/>
+    </w:pPr>
+    <w:rPr>
+      <w:kern w:val="2"/>
+      <w:sz w:val="24"/>
+      <w:szCs w:val="24"/>
+      <w14:ligatures w14:val="standardContextual"/>
+    </w:rPr>
+  </w:style>
+  <w:style w:type="paragraph" w:customStyle="1" w:styleId="C7224A534529426FA3DCE8F621C878C2">
+    <w:name w:val="C7224A534529426FA3DCE8F621C878C2"/>
+    <w:rsid w:val="00FD4E6E"/>
+    <w:pPr>
+      <w:spacing w:after="160" w:line="278" w:lineRule="auto"/>
+    </w:pPr>
+    <w:rPr>
+      <w:kern w:val="2"/>
+      <w:sz w:val="24"/>
+      <w:szCs w:val="24"/>
+      <w14:ligatures w14:val="standardContextual"/>
+    </w:rPr>
+  </w:style>
+  <w:style w:type="paragraph" w:customStyle="1" w:styleId="31F90F41E28243DD98E1877EF5ADE74A">
+    <w:name w:val="31F90F41E28243DD98E1877EF5ADE74A"/>
+    <w:rsid w:val="00FD4E6E"/>
+    <w:pPr>
+      <w:spacing w:after="160" w:line="278" w:lineRule="auto"/>
+    </w:pPr>
+    <w:rPr>
+      <w:kern w:val="2"/>
+      <w:sz w:val="24"/>
+      <w:szCs w:val="24"/>
+      <w14:ligatures w14:val="standardContextual"/>
+    </w:rPr>
+  </w:style>
+  <w:style w:type="paragraph" w:customStyle="1" w:styleId="01BEB2D4F4A24644B9F09087B254ABDD">
+    <w:name w:val="01BEB2D4F4A24644B9F09087B254ABDD"/>
+    <w:rsid w:val="00FD4E6E"/>
+    <w:pPr>
+      <w:spacing w:after="160" w:line="278" w:lineRule="auto"/>
+    </w:pPr>
+    <w:rPr>
+      <w:kern w:val="2"/>
+      <w:sz w:val="24"/>
+      <w:szCs w:val="24"/>
+      <w14:ligatures w14:val="standardContextual"/>
+    </w:rPr>
+  </w:style>
+  <w:style w:type="paragraph" w:customStyle="1" w:styleId="6FF26E4454194183A46FFB1B6AB07DA4">
+    <w:name w:val="6FF26E4454194183A46FFB1B6AB07DA4"/>
+    <w:rsid w:val="00FD4E6E"/>
+    <w:pPr>
+      <w:spacing w:after="160" w:line="278" w:lineRule="auto"/>
+    </w:pPr>
+    <w:rPr>
+      <w:kern w:val="2"/>
+      <w:sz w:val="24"/>
+      <w:szCs w:val="24"/>
+      <w14:ligatures w14:val="standardContextual"/>
+    </w:rPr>
+  </w:style>
+  <w:style w:type="paragraph" w:customStyle="1" w:styleId="CFC986CD3F2548C4B7EA2618B9C6CF8F">
+    <w:name w:val="CFC986CD3F2548C4B7EA2618B9C6CF8F"/>
+    <w:rsid w:val="00FD4E6E"/>
+    <w:pPr>
+      <w:spacing w:after="160" w:line="278" w:lineRule="auto"/>
+    </w:pPr>
+    <w:rPr>
+      <w:kern w:val="2"/>
+      <w:sz w:val="24"/>
+      <w:szCs w:val="24"/>
+      <w14:ligatures w14:val="standardContextual"/>
+    </w:rPr>
+  </w:style>
+  <w:style w:type="paragraph" w:customStyle="1" w:styleId="32476C6C62964958B2A3FF694CAD0701">
+    <w:name w:val="32476C6C62964958B2A3FF694CAD0701"/>
+    <w:rsid w:val="00FD4E6E"/>
+    <w:pPr>
+      <w:spacing w:after="160" w:line="278" w:lineRule="auto"/>
+    </w:pPr>
+    <w:rPr>
+      <w:kern w:val="2"/>
+      <w:sz w:val="24"/>
+      <w:szCs w:val="24"/>
+      <w14:ligatures w14:val="standardContextual"/>
+    </w:rPr>
+  </w:style>
+  <w:style w:type="paragraph" w:customStyle="1" w:styleId="3B097AED1B374918AD8FAFFAF0169BC3">
+    <w:name w:val="3B097AED1B374918AD8FAFFAF0169BC3"/>
+    <w:rsid w:val="00FD4E6E"/>
+    <w:pPr>
+      <w:spacing w:after="160" w:line="278" w:lineRule="auto"/>
+    </w:pPr>
+    <w:rPr>
+      <w:kern w:val="2"/>
+      <w:sz w:val="24"/>
+      <w:szCs w:val="24"/>
+      <w14:ligatures w14:val="standardContextual"/>
+    </w:rPr>
+  </w:style>
+  <w:style w:type="paragraph" w:customStyle="1" w:styleId="52AF4D14B660493ABF606283DE72A86C">
+    <w:name w:val="52AF4D14B660493ABF606283DE72A86C"/>
+    <w:rsid w:val="00FD4E6E"/>
+    <w:pPr>
+      <w:spacing w:after="160" w:line="278" w:lineRule="auto"/>
+    </w:pPr>
+    <w:rPr>
+      <w:kern w:val="2"/>
+      <w:sz w:val="24"/>
+      <w:szCs w:val="24"/>
+      <w14:ligatures w14:val="standardContextual"/>
+    </w:rPr>
+  </w:style>
+  <w:style w:type="paragraph" w:customStyle="1" w:styleId="F98798588A2F4D4BB2DDD9348D4151C2">
+    <w:name w:val="F98798588A2F4D4BB2DDD9348D4151C2"/>
+    <w:rsid w:val="002B45DD"/>
+    <w:pPr>
+      <w:spacing w:after="160" w:line="278" w:lineRule="auto"/>
+    </w:pPr>
+    <w:rPr>
+      <w:kern w:val="2"/>
+      <w:sz w:val="24"/>
+      <w:szCs w:val="24"/>
+      <w14:ligatures w14:val="standardContextual"/>
+    </w:rPr>
+  </w:style>
+  <w:style w:type="paragraph" w:customStyle="1" w:styleId="713F7A29C8AF4047B538B594F47BDB2B">
+    <w:name w:val="713F7A29C8AF4047B538B594F47BDB2B"/>
+    <w:rsid w:val="002B45DD"/>
+    <w:pPr>
+      <w:spacing w:after="160" w:line="278" w:lineRule="auto"/>
+    </w:pPr>
+    <w:rPr>
+      <w:kern w:val="2"/>
+      <w:sz w:val="24"/>
+      <w:szCs w:val="24"/>
+      <w14:ligatures w14:val="standardContextual"/>
+    </w:rPr>
+  </w:style>
+  <w:style w:type="paragraph" w:customStyle="1" w:styleId="B3B0C35C77954E77A13E07A679E3C7AE">
+    <w:name w:val="B3B0C35C77954E77A13E07A679E3C7AE"/>
+    <w:rsid w:val="002B45DD"/>
+    <w:pPr>
+      <w:spacing w:after="160" w:line="278" w:lineRule="auto"/>
+    </w:pPr>
+    <w:rPr>
+      <w:kern w:val="2"/>
+      <w:sz w:val="24"/>
+      <w:szCs w:val="24"/>
+      <w14:ligatures w14:val="standardContextual"/>
+    </w:rPr>
+  </w:style>
+  <w:style w:type="paragraph" w:customStyle="1" w:styleId="8460AE5E6ECB4230BCE5E7F7A0CEE87A">
+    <w:name w:val="8460AE5E6ECB4230BCE5E7F7A0CEE87A"/>
+    <w:rsid w:val="002B45DD"/>
+    <w:pPr>
+      <w:spacing w:after="160" w:line="278" w:lineRule="auto"/>
+    </w:pPr>
+    <w:rPr>
+      <w:kern w:val="2"/>
+      <w:sz w:val="24"/>
+      <w:szCs w:val="24"/>
+      <w14:ligatures w14:val="standardContextual"/>
+    </w:rPr>
+  </w:style>
+  <w:style w:type="paragraph" w:customStyle="1" w:styleId="C6BA1318BFE64B4D98218CF37ECA206E">
+    <w:name w:val="C6BA1318BFE64B4D98218CF37ECA206E"/>
+    <w:rsid w:val="002B45DD"/>
+    <w:pPr>
+      <w:spacing w:after="160" w:line="278" w:lineRule="auto"/>
+    </w:pPr>
+    <w:rPr>
+      <w:kern w:val="2"/>
+      <w:sz w:val="24"/>
+      <w:szCs w:val="24"/>
+      <w14:ligatures w14:val="standardContextual"/>
+    </w:rPr>
+  </w:style>
+  <w:style w:type="paragraph" w:customStyle="1" w:styleId="9B2A2B1788F94194A7BACB26CF562DCC">
+    <w:name w:val="9B2A2B1788F94194A7BACB26CF562DCC"/>
+    <w:rsid w:val="002B45DD"/>
+    <w:pPr>
+      <w:spacing w:after="160" w:line="278" w:lineRule="auto"/>
+    </w:pPr>
+    <w:rPr>
+      <w:kern w:val="2"/>
+      <w:sz w:val="24"/>
+      <w:szCs w:val="24"/>
+      <w14:ligatures w14:val="standardContextual"/>
+    </w:rPr>
+  </w:style>
+  <w:style w:type="paragraph" w:customStyle="1" w:styleId="AF50AD49D48740C2BAC91EEE06456014">
+    <w:name w:val="AF50AD49D48740C2BAC91EEE06456014"/>
+    <w:rsid w:val="002B45DD"/>
+    <w:pPr>
+      <w:spacing w:after="160" w:line="278" w:lineRule="auto"/>
+    </w:pPr>
+    <w:rPr>
+      <w:kern w:val="2"/>
+      <w:sz w:val="24"/>
+      <w:szCs w:val="24"/>
+      <w14:ligatures w14:val="standardContextual"/>
+    </w:rPr>
+  </w:style>
+  <w:style w:type="paragraph" w:customStyle="1" w:styleId="4C4589A090604F52926DEE0D0DDE9E56">
+    <w:name w:val="4C4589A090604F52926DEE0D0DDE9E56"/>
+    <w:rsid w:val="002B45DD"/>
+    <w:pPr>
+      <w:spacing w:after="160" w:line="278" w:lineRule="auto"/>
+    </w:pPr>
+    <w:rPr>
+      <w:kern w:val="2"/>
+      <w:sz w:val="24"/>
+      <w:szCs w:val="24"/>
+      <w14:ligatures w14:val="standardContextual"/>
+    </w:rPr>
+  </w:style>
+  <w:style w:type="paragraph" w:customStyle="1" w:styleId="84A2C8D90BFF4A9C9FA366825D177D57">
+    <w:name w:val="84A2C8D90BFF4A9C9FA366825D177D57"/>
+    <w:rsid w:val="002B45DD"/>
+    <w:pPr>
+      <w:spacing w:after="160" w:line="278" w:lineRule="auto"/>
+    </w:pPr>
+    <w:rPr>
+      <w:kern w:val="2"/>
+      <w:sz w:val="24"/>
+      <w:szCs w:val="24"/>
+      <w14:ligatures w14:val="standardContextual"/>
+    </w:rPr>
+  </w:style>
+  <w:style w:type="paragraph" w:customStyle="1" w:styleId="53AB538984BE418E89376AA49D38E195">
+    <w:name w:val="53AB538984BE418E89376AA49D38E195"/>
+    <w:rsid w:val="002B45DD"/>
+    <w:pPr>
+      <w:spacing w:after="160" w:line="278" w:lineRule="auto"/>
+    </w:pPr>
+    <w:rPr>
+      <w:kern w:val="2"/>
+      <w:sz w:val="24"/>
+      <w:szCs w:val="24"/>
+      <w14:ligatures w14:val="standardContextual"/>
+    </w:rPr>
+  </w:style>
+  <w:style w:type="paragraph" w:customStyle="1" w:styleId="851E645ED2444D97A8DC10A44E7DE299">
+    <w:name w:val="851E645ED2444D97A8DC10A44E7DE299"/>
+    <w:rsid w:val="002B45DD"/>
     <w:pPr>
       <w:spacing w:after="160" w:line="278" w:lineRule="auto"/>
     </w:pPr>
@@ -11960,9 +14312,12 @@
 </file>
 
 <file path=customXml/item1.xml><?xml version="1.0" encoding="utf-8"?>
-<p:properties xmlns:p="http://schemas.microsoft.com/office/2006/metadata/properties" xmlns:xsi="http://www.w3.org/2001/XMLSchema-instance" xmlns:pc="http://schemas.microsoft.com/office/infopath/2007/PartnerControls">
-  <documentManagement/>
-</p:properties>
+<?mso-contentType ?>
+<FormTemplates xmlns="http://schemas.microsoft.com/sharepoint/v3/contenttype/forms">
+  <Display>DocumentLibraryForm</Display>
+  <Edit>DocumentLibraryForm</Edit>
+  <New>DocumentLibraryForm</New>
+</FormTemplates>
 </file>
 
 <file path=customXml/item2.xml><?xml version="1.0" encoding="utf-8"?>
@@ -12134,34 +14489,271 @@
 </file>
 
 <file path=customXml/item3.xml><?xml version="1.0" encoding="utf-8"?>
+<b:Sources xmlns:b="http://schemas.openxmlformats.org/officeDocument/2006/bibliography" xmlns="http://schemas.openxmlformats.org/officeDocument/2006/bibliography" SelectedStyle="\APASixthEditionOfficeOnline.xsl" StyleName="APA" Version="6"/>
+</file>
+
+<file path=customXml/item4.xml><?xml version="1.0" encoding="utf-8"?>
 <LongProperties xmlns="http://schemas.microsoft.com/office/2006/metadata/longProperties"/>
 </file>
 
-<file path=customXml/item4.xml><?xml version="1.0" encoding="utf-8"?>
-<b:Sources xmlns:b="http://schemas.openxmlformats.org/officeDocument/2006/bibliography" xmlns="http://schemas.openxmlformats.org/officeDocument/2006/bibliography" SelectedStyle="\APASixthEditionOfficeOnline.xsl" StyleName="APA" Version="6"/>
+<file path=customXml/item5.xml><?xml version="1.0" encoding="utf-8"?>
+<ct:contentTypeSchema xmlns:ct="http://schemas.microsoft.com/office/2006/metadata/contentType" xmlns:ma="http://schemas.microsoft.com/office/2006/metadata/properties/metaAttributes" ct:_="" ma:_="" ma:contentTypeName="Document" ma:contentTypeID="0x0101007DD820F60E2FCD458F8DC86FE076362D" ma:contentTypeVersion="16" ma:contentTypeDescription="Create a new document." ma:contentTypeScope="" ma:versionID="159812b319b0065791be414ddeccf8f0">
+  <xsd:schema xmlns:xsd="http://www.w3.org/2001/XMLSchema" xmlns:xs="http://www.w3.org/2001/XMLSchema" xmlns:p="http://schemas.microsoft.com/office/2006/metadata/properties" xmlns:ns2="8deacf66-9d65-4515-8325-161d32a0967f" xmlns:ns3="2cc11d27-3a66-45f8-9aa6-30701c4dd905" targetNamespace="http://schemas.microsoft.com/office/2006/metadata/properties" ma:root="true" ma:fieldsID="030af1237717db1c2cc03e09f5aab3eb" ns2:_="" ns3:_="">
+    <xsd:import namespace="8deacf66-9d65-4515-8325-161d32a0967f"/>
+    <xsd:import namespace="2cc11d27-3a66-45f8-9aa6-30701c4dd905"/>
+    <xsd:element name="properties">
+      <xsd:complexType>
+        <xsd:sequence>
+          <xsd:element name="documentManagement">
+            <xsd:complexType>
+              <xsd:all>
+                <xsd:element ref="ns2:MediaServiceMetadata" minOccurs="0"/>
+                <xsd:element ref="ns2:MediaServiceFastMetadata" minOccurs="0"/>
+                <xsd:element ref="ns2:MediaServiceAutoKeyPoints" minOccurs="0"/>
+                <xsd:element ref="ns2:MediaServiceKeyPoints" minOccurs="0"/>
+                <xsd:element ref="ns3:SharedWithUsers" minOccurs="0"/>
+                <xsd:element ref="ns3:SharedWithDetails" minOccurs="0"/>
+                <xsd:element ref="ns2:MediaServiceDateTaken" minOccurs="0"/>
+                <xsd:element ref="ns2:MediaServiceObjectDetectorVersions" minOccurs="0"/>
+                <xsd:element ref="ns2:MediaLengthInSeconds" minOccurs="0"/>
+                <xsd:element ref="ns2:MediaServiceSearchProperties" minOccurs="0"/>
+                <xsd:element ref="ns2:MediaServiceGenerationTime" minOccurs="0"/>
+                <xsd:element ref="ns2:MediaServiceEventHashCode" minOccurs="0"/>
+                <xsd:element ref="ns2:lcf76f155ced4ddcb4097134ff3c332f" minOccurs="0"/>
+                <xsd:element ref="ns3:TaxCatchAll" minOccurs="0"/>
+                <xsd:element ref="ns2:MediaServiceOCR" minOccurs="0"/>
+              </xsd:all>
+            </xsd:complexType>
+          </xsd:element>
+        </xsd:sequence>
+      </xsd:complexType>
+    </xsd:element>
+  </xsd:schema>
+  <xsd:schema xmlns:xsd="http://www.w3.org/2001/XMLSchema" xmlns:xs="http://www.w3.org/2001/XMLSchema" xmlns:dms="http://schemas.microsoft.com/office/2006/documentManagement/types" xmlns:pc="http://schemas.microsoft.com/office/infopath/2007/PartnerControls" targetNamespace="8deacf66-9d65-4515-8325-161d32a0967f" elementFormDefault="qualified">
+    <xsd:import namespace="http://schemas.microsoft.com/office/2006/documentManagement/types"/>
+    <xsd:import namespace="http://schemas.microsoft.com/office/infopath/2007/PartnerControls"/>
+    <xsd:element name="MediaServiceMetadata" ma:index="8" nillable="true" ma:displayName="MediaServiceMetadata" ma:hidden="true" ma:internalName="MediaServiceMetadata" ma:readOnly="true">
+      <xsd:simpleType>
+        <xsd:restriction base="dms:Note"/>
+      </xsd:simpleType>
+    </xsd:element>
+    <xsd:element name="MediaServiceFastMetadata" ma:index="9" nillable="true" ma:displayName="MediaServiceFastMetadata" ma:hidden="true" ma:internalName="MediaServiceFastMetadata" ma:readOnly="true">
+      <xsd:simpleType>
+        <xsd:restriction base="dms:Note"/>
+      </xsd:simpleType>
+    </xsd:element>
+    <xsd:element name="MediaServiceAutoKeyPoints" ma:index="10" nillable="true" ma:displayName="MediaServiceAutoKeyPoints" ma:hidden="true" ma:internalName="MediaServiceAutoKeyPoints" ma:readOnly="true">
+      <xsd:simpleType>
+        <xsd:restriction base="dms:Note"/>
+      </xsd:simpleType>
+    </xsd:element>
+    <xsd:element name="MediaServiceKeyPoints" ma:index="11" nillable="true" ma:displayName="KeyPoints" ma:internalName="MediaServiceKeyPoints" ma:readOnly="true">
+      <xsd:simpleType>
+        <xsd:restriction base="dms:Note">
+          <xsd:maxLength value="255"/>
+        </xsd:restriction>
+      </xsd:simpleType>
+    </xsd:element>
+    <xsd:element name="MediaServiceDateTaken" ma:index="14" nillable="true" ma:displayName="MediaServiceDateTaken" ma:hidden="true" ma:indexed="true" ma:internalName="MediaServiceDateTaken" ma:readOnly="true">
+      <xsd:simpleType>
+        <xsd:restriction base="dms:Text"/>
+      </xsd:simpleType>
+    </xsd:element>
+    <xsd:element name="MediaServiceObjectDetectorVersions" ma:index="15" nillable="true" ma:displayName="MediaServiceObjectDetectorVersions" ma:hidden="true" ma:indexed="true" ma:internalName="MediaServiceObjectDetectorVersions" ma:readOnly="true">
+      <xsd:simpleType>
+        <xsd:restriction base="dms:Text"/>
+      </xsd:simpleType>
+    </xsd:element>
+    <xsd:element name="MediaLengthInSeconds" ma:index="16" nillable="true" ma:displayName="MediaLengthInSeconds" ma:hidden="true" ma:internalName="MediaLengthInSeconds" ma:readOnly="true">
+      <xsd:simpleType>
+        <xsd:restriction base="dms:Unknown"/>
+      </xsd:simpleType>
+    </xsd:element>
+    <xsd:element name="MediaServiceSearchProperties" ma:index="17" nillable="true" ma:displayName="MediaServiceSearchProperties" ma:hidden="true" ma:internalName="MediaServiceSearchProperties" ma:readOnly="true">
+      <xsd:simpleType>
+        <xsd:restriction base="dms:Note"/>
+      </xsd:simpleType>
+    </xsd:element>
+    <xsd:element name="MediaServiceGenerationTime" ma:index="18" nillable="true" ma:displayName="MediaServiceGenerationTime" ma:hidden="true" ma:internalName="MediaServiceGenerationTime" ma:readOnly="true">
+      <xsd:simpleType>
+        <xsd:restriction base="dms:Text"/>
+      </xsd:simpleType>
+    </xsd:element>
+    <xsd:element name="MediaServiceEventHashCode" ma:index="19" nillable="true" ma:displayName="MediaServiceEventHashCode" ma:hidden="true" ma:internalName="MediaServiceEventHashCode" ma:readOnly="true">
+      <xsd:simpleType>
+        <xsd:restriction base="dms:Text"/>
+      </xsd:simpleType>
+    </xsd:element>
+    <xsd:element name="lcf76f155ced4ddcb4097134ff3c332f" ma:index="21" nillable="true" ma:taxonomy="true" ma:internalName="lcf76f155ced4ddcb4097134ff3c332f" ma:taxonomyFieldName="MediaServiceImageTags" ma:displayName="Image Tags" ma:readOnly="false" ma:fieldId="{5cf76f15-5ced-4ddc-b409-7134ff3c332f}" ma:taxonomyMulti="true" ma:sspId="ac7af76c-f141-45ca-ae1a-4959eb0cbd43" ma:termSetId="09814cd3-568e-fe90-9814-8d621ff8fb84" ma:anchorId="fba54fb3-c3e1-fe81-a776-ca4b69148c4d" ma:open="true" ma:isKeyword="false">
+      <xsd:complexType>
+        <xsd:sequence>
+          <xsd:element ref="pc:Terms" minOccurs="0" maxOccurs="1"/>
+        </xsd:sequence>
+      </xsd:complexType>
+    </xsd:element>
+    <xsd:element name="MediaServiceOCR" ma:index="23" nillable="true" ma:displayName="Extracted Text" ma:internalName="MediaServiceOCR" ma:readOnly="true">
+      <xsd:simpleType>
+        <xsd:restriction base="dms:Note">
+          <xsd:maxLength value="255"/>
+        </xsd:restriction>
+      </xsd:simpleType>
+    </xsd:element>
+  </xsd:schema>
+  <xsd:schema xmlns:xsd="http://www.w3.org/2001/XMLSchema" xmlns:xs="http://www.w3.org/2001/XMLSchema" xmlns:dms="http://schemas.microsoft.com/office/2006/documentManagement/types" xmlns:pc="http://schemas.microsoft.com/office/infopath/2007/PartnerControls" targetNamespace="2cc11d27-3a66-45f8-9aa6-30701c4dd905" elementFormDefault="qualified">
+    <xsd:import namespace="http://schemas.microsoft.com/office/2006/documentManagement/types"/>
+    <xsd:import namespace="http://schemas.microsoft.com/office/infopath/2007/PartnerControls"/>
+    <xsd:element name="SharedWithUsers" ma:index="12" nillable="true" ma:displayName="Shared With" ma:internalName="SharedWithUsers" ma:readOnly="true">
+      <xsd:complexType>
+        <xsd:complexContent>
+          <xsd:extension base="dms:UserMulti">
+            <xsd:sequence>
+              <xsd:element name="UserInfo" minOccurs="0" maxOccurs="unbounded">
+                <xsd:complexType>
+                  <xsd:sequence>
+                    <xsd:element name="DisplayName" type="xsd:string" minOccurs="0"/>
+                    <xsd:element name="AccountId" type="dms:UserId" minOccurs="0" nillable="true"/>
+                    <xsd:element name="AccountType" type="xsd:string" minOccurs="0"/>
+                  </xsd:sequence>
+                </xsd:complexType>
+              </xsd:element>
+            </xsd:sequence>
+          </xsd:extension>
+        </xsd:complexContent>
+      </xsd:complexType>
+    </xsd:element>
+    <xsd:element name="SharedWithDetails" ma:index="13" nillable="true" ma:displayName="Shared With Details" ma:internalName="SharedWithDetails" ma:readOnly="true">
+      <xsd:simpleType>
+        <xsd:restriction base="dms:Note">
+          <xsd:maxLength value="255"/>
+        </xsd:restriction>
+      </xsd:simpleType>
+    </xsd:element>
+    <xsd:element name="TaxCatchAll" ma:index="22" nillable="true" ma:displayName="Taxonomy Catch All Column" ma:hidden="true" ma:list="{f12ae9fa-c354-4a99-9506-96a1bdbb39e4}" ma:internalName="TaxCatchAll" ma:showField="CatchAllData" ma:web="2cc11d27-3a66-45f8-9aa6-30701c4dd905">
+      <xsd:complexType>
+        <xsd:complexContent>
+          <xsd:extension base="dms:MultiChoiceLookup">
+            <xsd:sequence>
+              <xsd:element name="Value" type="dms:Lookup" maxOccurs="unbounded" minOccurs="0" nillable="true"/>
+            </xsd:sequence>
+          </xsd:extension>
+        </xsd:complexContent>
+      </xsd:complexType>
+    </xsd:element>
+  </xsd:schema>
+  <xsd:schema xmlns="http://schemas.openxmlformats.org/package/2006/metadata/core-properties" xmlns:xsd="http://www.w3.org/2001/XMLSchema" xmlns:xsi="http://www.w3.org/2001/XMLSchema-instance" xmlns:dc="http://purl.org/dc/elements/1.1/" xmlns:dcterms="http://purl.org/dc/terms/" xmlns:odoc="http://schemas.microsoft.com/internal/obd" targetNamespace="http://schemas.openxmlformats.org/package/2006/metadata/core-properties" elementFormDefault="qualified" attributeFormDefault="unqualified" blockDefault="#all">
+    <xsd:import namespace="http://purl.org/dc/elements/1.1/" schemaLocation="http://dublincore.org/schemas/xmls/qdc/2003/04/02/dc.xsd"/>
+    <xsd:import namespace="http://purl.org/dc/terms/" schemaLocation="http://dublincore.org/schemas/xmls/qdc/2003/04/02/dcterms.xsd"/>
+    <xsd:element name="coreProperties" type="CT_coreProperties"/>
+    <xsd:complexType name="CT_coreProperties">
+      <xsd:all>
+        <xsd:element ref="dc:creator" minOccurs="0" maxOccurs="1"/>
+        <xsd:element ref="dcterms:created" minOccurs="0" maxOccurs="1"/>
+        <xsd:element ref="dc:identifier" minOccurs="0" maxOccurs="1"/>
+        <xsd:element name="contentType" minOccurs="0" maxOccurs="1" type="xsd:string" ma:index="0" ma:displayName="Content Type"/>
+        <xsd:element ref="dc:title" minOccurs="0" maxOccurs="1" ma:index="4" ma:displayName="Title"/>
+        <xsd:element ref="dc:subject" minOccurs="0" maxOccurs="1"/>
+        <xsd:element ref="dc:description" minOccurs="0" maxOccurs="1"/>
+        <xsd:element name="keywords" minOccurs="0" maxOccurs="1" type="xsd:string"/>
+        <xsd:element ref="dc:language" minOccurs="0" maxOccurs="1"/>
+        <xsd:element name="category" minOccurs="0" maxOccurs="1" type="xsd:string"/>
+        <xsd:element name="version" minOccurs="0" maxOccurs="1" type="xsd:string"/>
+        <xsd:element name="revision" minOccurs="0" maxOccurs="1" type="xsd:string">
+          <xsd:annotation>
+            <xsd:documentation>
+                        This value indicates the number of saves or revisions. The application is responsible for updating this value after each revision.
+                    </xsd:documentation>
+          </xsd:annotation>
+        </xsd:element>
+        <xsd:element name="lastModifiedBy" minOccurs="0" maxOccurs="1" type="xsd:string"/>
+        <xsd:element ref="dcterms:modified" minOccurs="0" maxOccurs="1"/>
+        <xsd:element name="contentStatus" minOccurs="0" maxOccurs="1" type="xsd:string"/>
+      </xsd:all>
+    </xsd:complexType>
+  </xsd:schema>
+  <xs:schema xmlns:pc="http://schemas.microsoft.com/office/infopath/2007/PartnerControls" xmlns:xs="http://www.w3.org/2001/XMLSchema" targetNamespace="http://schemas.microsoft.com/office/infopath/2007/PartnerControls" elementFormDefault="qualified" attributeFormDefault="unqualified">
+    <xs:element name="Person">
+      <xs:complexType>
+        <xs:sequence>
+          <xs:element ref="pc:DisplayName" minOccurs="0"/>
+          <xs:element ref="pc:AccountId" minOccurs="0"/>
+          <xs:element ref="pc:AccountType" minOccurs="0"/>
+        </xs:sequence>
+      </xs:complexType>
+    </xs:element>
+    <xs:element name="DisplayName" type="xs:string"/>
+    <xs:element name="AccountId" type="xs:string"/>
+    <xs:element name="AccountType" type="xs:string"/>
+    <xs:element name="BDCAssociatedEntity">
+      <xs:complexType>
+        <xs:sequence>
+          <xs:element ref="pc:BDCEntity" minOccurs="0" maxOccurs="unbounded"/>
+        </xs:sequence>
+        <xs:attribute ref="pc:EntityNamespace"/>
+        <xs:attribute ref="pc:EntityName"/>
+        <xs:attribute ref="pc:SystemInstanceName"/>
+        <xs:attribute ref="pc:AssociationName"/>
+      </xs:complexType>
+    </xs:element>
+    <xs:attribute name="EntityNamespace" type="xs:string"/>
+    <xs:attribute name="EntityName" type="xs:string"/>
+    <xs:attribute name="SystemInstanceName" type="xs:string"/>
+    <xs:attribute name="AssociationName" type="xs:string"/>
+    <xs:element name="BDCEntity">
+      <xs:complexType>
+        <xs:sequence>
+          <xs:element ref="pc:EntityDisplayName" minOccurs="0"/>
+          <xs:element ref="pc:EntityInstanceReference" minOccurs="0"/>
+          <xs:element ref="pc:EntityId1" minOccurs="0"/>
+          <xs:element ref="pc:EntityId2" minOccurs="0"/>
+          <xs:element ref="pc:EntityId3" minOccurs="0"/>
+          <xs:element ref="pc:EntityId4" minOccurs="0"/>
+          <xs:element ref="pc:EntityId5" minOccurs="0"/>
+        </xs:sequence>
+      </xs:complexType>
+    </xs:element>
+    <xs:element name="EntityDisplayName" type="xs:string"/>
+    <xs:element name="EntityInstanceReference" type="xs:string"/>
+    <xs:element name="EntityId1" type="xs:string"/>
+    <xs:element name="EntityId2" type="xs:string"/>
+    <xs:element name="EntityId3" type="xs:string"/>
+    <xs:element name="EntityId4" type="xs:string"/>
+    <xs:element name="EntityId5" type="xs:string"/>
+    <xs:element name="Terms">
+      <xs:complexType>
+        <xs:sequence>
+          <xs:element ref="pc:TermInfo" minOccurs="0" maxOccurs="unbounded"/>
+        </xs:sequence>
+      </xs:complexType>
+    </xs:element>
+    <xs:element name="TermInfo">
+      <xs:complexType>
+        <xs:sequence>
+          <xs:element ref="pc:TermName" minOccurs="0"/>
+          <xs:element ref="pc:TermId" minOccurs="0"/>
+        </xs:sequence>
+      </xs:complexType>
+    </xs:element>
+    <xs:element name="TermName" type="xs:string"/>
+    <xs:element name="TermId" type="xs:string"/>
+  </xs:schema>
+</ct:contentTypeSchema>
 </file>
 
-<file path=customXml/item5.xml><?xml version="1.0" encoding="utf-8"?>
-<?mso-contentType ?>
-<FormTemplates xmlns="http://schemas.microsoft.com/sharepoint/v3/contenttype/forms">
-  <Display>DocumentLibraryForm</Display>
-  <Edit>DocumentLibraryForm</Edit>
-  <New>DocumentLibraryForm</New>
-</FormTemplates>
+<file path=customXml/item6.xml><?xml version="1.0" encoding="utf-8"?>
+<p:properties xmlns:p="http://schemas.microsoft.com/office/2006/metadata/properties" xmlns:xsi="http://www.w3.org/2001/XMLSchema-instance" xmlns:pc="http://schemas.microsoft.com/office/infopath/2007/PartnerControls">
+  <documentManagement>
+    <TaxCatchAll xmlns="2cc11d27-3a66-45f8-9aa6-30701c4dd905" xsi:nil="true"/>
+    <lcf76f155ced4ddcb4097134ff3c332f xmlns="8deacf66-9d65-4515-8325-161d32a0967f">
+      <Terms xmlns="http://schemas.microsoft.com/office/infopath/2007/PartnerControls"/>
+    </lcf76f155ced4ddcb4097134ff3c332f>
+  </documentManagement>
+</p:properties>
 </file>
 
 <file path=customXml/itemProps1.xml><?xml version="1.0" encoding="utf-8"?>
-<ds:datastoreItem xmlns:ds="http://schemas.openxmlformats.org/officeDocument/2006/customXml" ds:itemID="{958AA13C-9FB7-4A5E-957F-0A58F99A26B7}">
+<ds:datastoreItem xmlns:ds="http://schemas.openxmlformats.org/officeDocument/2006/customXml" ds:itemID="{C8BA2750-D117-448F-BAED-2BE02F43AC15}">
   <ds:schemaRefs>
-    <ds:schemaRef ds:uri="http://schemas.microsoft.com/office/2006/metadata/properties"/>
-    <ds:schemaRef ds:uri="http://purl.org/dc/dcmitype/"/>
-    <ds:schemaRef ds:uri="41374a66-dddf-4e3d-9006-76695b5d92b0"/>
-    <ds:schemaRef ds:uri="http://purl.org/dc/elements/1.1/"/>
-    <ds:schemaRef ds:uri="http://schemas.microsoft.com/office/2006/documentManagement/types"/>
-    <ds:schemaRef ds:uri="http://schemas.microsoft.com/office/infopath/2007/PartnerControls"/>
-    <ds:schemaRef ds:uri="http://purl.org/dc/terms/"/>
-    <ds:schemaRef ds:uri="http://schemas.openxmlformats.org/package/2006/metadata/core-properties"/>
-    <ds:schemaRef ds:uri="http://www.w3.org/XML/1998/namespace"/>
+    <ds:schemaRef ds:uri="http://schemas.microsoft.com/sharepoint/v3/contenttype/forms"/>
   </ds:schemaRefs>
 </ds:datastoreItem>
 </file>
@@ -12185,6 +14777,14 @@
 </file>
 
 <file path=customXml/itemProps3.xml><?xml version="1.0" encoding="utf-8"?>
+<ds:datastoreItem xmlns:ds="http://schemas.openxmlformats.org/officeDocument/2006/customXml" ds:itemID="{67F4ED66-24E5-47C0-AC12-48D12F1DA656}">
+  <ds:schemaRefs>
+    <ds:schemaRef ds:uri="http://schemas.openxmlformats.org/officeDocument/2006/bibliography"/>
+  </ds:schemaRefs>
+</ds:datastoreItem>
+</file>
+
+<file path=customXml/itemProps4.xml><?xml version="1.0" encoding="utf-8"?>
 <ds:datastoreItem xmlns:ds="http://schemas.openxmlformats.org/officeDocument/2006/customXml" ds:itemID="{1A182F92-3347-4E6F-9F26-4BD5F8FC7E16}">
   <ds:schemaRefs>
     <ds:schemaRef ds:uri="http://schemas.microsoft.com/office/2006/metadata/longProperties"/>
@@ -12192,18 +14792,32 @@
 </ds:datastoreItem>
 </file>
 
-<file path=customXml/itemProps4.xml><?xml version="1.0" encoding="utf-8"?>
-<ds:datastoreItem xmlns:ds="http://schemas.openxmlformats.org/officeDocument/2006/customXml" ds:itemID="{67F4ED66-24E5-47C0-AC12-48D12F1DA656}">
+<file path=customXml/itemProps5.xml><?xml version="1.0" encoding="utf-8"?>
+<ds:datastoreItem xmlns:ds="http://schemas.openxmlformats.org/officeDocument/2006/customXml" ds:itemID="{1AE5A668-C1A4-4361-BB64-3206AF139ECB}">
   <ds:schemaRefs>
-    <ds:schemaRef ds:uri="http://schemas.openxmlformats.org/officeDocument/2006/bibliography"/>
+    <ds:schemaRef ds:uri="http://schemas.microsoft.com/office/2006/metadata/contentType"/>
+    <ds:schemaRef ds:uri="http://schemas.microsoft.com/office/2006/metadata/properties/metaAttributes"/>
+    <ds:schemaRef ds:uri="http://www.w3.org/2001/XMLSchema"/>
+    <ds:schemaRef ds:uri="http://schemas.microsoft.com/office/2006/metadata/properties"/>
+    <ds:schemaRef ds:uri="8deacf66-9d65-4515-8325-161d32a0967f"/>
+    <ds:schemaRef ds:uri="2cc11d27-3a66-45f8-9aa6-30701c4dd905"/>
+    <ds:schemaRef ds:uri="http://schemas.microsoft.com/office/2006/documentManagement/types"/>
+    <ds:schemaRef ds:uri="http://schemas.microsoft.com/office/infopath/2007/PartnerControls"/>
+    <ds:schemaRef ds:uri="http://schemas.openxmlformats.org/package/2006/metadata/core-properties"/>
+    <ds:schemaRef ds:uri="http://purl.org/dc/elements/1.1/"/>
+    <ds:schemaRef ds:uri="http://purl.org/dc/terms/"/>
+    <ds:schemaRef ds:uri="http://schemas.microsoft.com/internal/obd"/>
   </ds:schemaRefs>
 </ds:datastoreItem>
 </file>
 
-<file path=customXml/itemProps5.xml><?xml version="1.0" encoding="utf-8"?>
-<ds:datastoreItem xmlns:ds="http://schemas.openxmlformats.org/officeDocument/2006/customXml" ds:itemID="{C8BA2750-D117-448F-BAED-2BE02F43AC15}">
+<file path=customXml/itemProps6.xml><?xml version="1.0" encoding="utf-8"?>
+<ds:datastoreItem xmlns:ds="http://schemas.openxmlformats.org/officeDocument/2006/customXml" ds:itemID="{958AA13C-9FB7-4A5E-957F-0A58F99A26B7}">
   <ds:schemaRefs>
-    <ds:schemaRef ds:uri="http://schemas.microsoft.com/sharepoint/v3/contenttype/forms"/>
+    <ds:schemaRef ds:uri="http://schemas.microsoft.com/office/2006/metadata/properties"/>
+    <ds:schemaRef ds:uri="http://schemas.microsoft.com/office/infopath/2007/PartnerControls"/>
+    <ds:schemaRef ds:uri="2cc11d27-3a66-45f8-9aa6-30701c4dd905"/>
+    <ds:schemaRef ds:uri="8deacf66-9d65-4515-8325-161d32a0967f"/>
   </ds:schemaRefs>
 </ds:datastoreItem>
 </file>